--- a/requirements.docx
+++ b/requirements.docx
@@ -100,7 +100,30 @@
           <w:color w:val="00B050"/>
           <w:lang w:val="en-US"/>
         </w:rPr>
-        <w:t xml:space="preserve"> email </w:t>
+        <w:t xml:space="preserve"> email</w:t>
+      </w:r>
+      <w:r>
+        <w:rPr>
+          <w:color w:val="00B050"/>
+          <w:lang w:val="en-US"/>
+        </w:rPr>
+        <w:t xml:space="preserve">, </w:t>
+      </w:r>
+      <w:proofErr w:type="spellStart"/>
+      <w:r>
+        <w:rPr>
+          <w:color w:val="00B050"/>
+          <w:lang w:val="en-US"/>
+        </w:rPr>
+        <w:t>first_name</w:t>
+      </w:r>
+      <w:proofErr w:type="spellEnd"/>
+      <w:r>
+        <w:rPr>
+          <w:color w:val="00B050"/>
+          <w:lang w:val="en-US"/>
+        </w:rPr>
+        <w:t xml:space="preserve"> </w:t>
       </w:r>
       <w:proofErr w:type="spellStart"/>
       <w:r>
@@ -1655,7 +1678,7 @@
           <w:color w:val="00B050"/>
           <w:lang w:val="en-US"/>
         </w:rPr>
-        <w:t xml:space="preserve"> Main page</w:t>
+        <w:t>Books</w:t>
       </w:r>
     </w:p>
     <w:p>
@@ -1677,105 +1700,151 @@
           <w:color w:val="00B050"/>
           <w:lang w:val="en-US"/>
         </w:rPr>
-        <w:t>Nav</w:t>
-      </w:r>
-    </w:p>
-    <w:p>
-      <w:pPr>
-        <w:pStyle w:val="ListParagraph"/>
-        <w:numPr>
-          <w:ilvl w:val="2"/>
-          <w:numId w:val="1"/>
-        </w:numPr>
-        <w:spacing w:line="276" w:lineRule="auto"/>
-        <w:jc w:val="both"/>
-        <w:rPr>
-          <w:color w:val="00B050"/>
-          <w:lang w:val="en-US"/>
-        </w:rPr>
-      </w:pPr>
-      <w:proofErr w:type="spellStart"/>
-      <w:r>
-        <w:rPr>
-          <w:color w:val="00B050"/>
-          <w:lang w:val="en-US"/>
-        </w:rPr>
-        <w:t>Navbarda</w:t>
-      </w:r>
-      <w:proofErr w:type="spellEnd"/>
-      <w:r>
-        <w:rPr>
-          <w:color w:val="00B050"/>
-          <w:lang w:val="en-US"/>
-        </w:rPr>
-        <w:t xml:space="preserve"> </w:t>
-      </w:r>
-      <w:r>
-        <w:rPr>
-          <w:color w:val="00B050"/>
-          <w:lang w:val="en-US"/>
-        </w:rPr>
-        <w:t xml:space="preserve">[Logo] [Blog, </w:t>
-      </w:r>
-      <w:proofErr w:type="spellStart"/>
-      <w:r>
-        <w:rPr>
-          <w:color w:val="00B050"/>
-          <w:lang w:val="en-US"/>
-        </w:rPr>
-        <w:t>videoes</w:t>
-      </w:r>
-      <w:proofErr w:type="spellEnd"/>
-      <w:r>
-        <w:rPr>
-          <w:color w:val="00B050"/>
-          <w:lang w:val="en-US"/>
-        </w:rPr>
-        <w:t xml:space="preserve">, Books, </w:t>
-      </w:r>
-      <w:proofErr w:type="spellStart"/>
-      <w:r>
-        <w:rPr>
-          <w:color w:val="00B050"/>
-          <w:lang w:val="en-US"/>
-        </w:rPr>
-        <w:t>Conections</w:t>
-      </w:r>
-      <w:proofErr w:type="spellEnd"/>
-      <w:r>
-        <w:rPr>
-          <w:color w:val="00B050"/>
-          <w:lang w:val="en-US"/>
-        </w:rPr>
-        <w:t>, CV,</w:t>
-      </w:r>
-      <w:r>
-        <w:rPr>
-          <w:color w:val="00B050"/>
-          <w:lang w:val="en-US"/>
-        </w:rPr>
-        <w:t xml:space="preserve"> Problems</w:t>
-      </w:r>
-      <w:r>
-        <w:rPr>
-          <w:color w:val="00B050"/>
-          <w:lang w:val="en-US"/>
-        </w:rPr>
-        <w:t>, Contact</w:t>
-      </w:r>
-      <w:r>
-        <w:rPr>
-          <w:color w:val="00B050"/>
-          <w:lang w:val="en-US"/>
-        </w:rPr>
-        <w:t>] [Login, Si</w:t>
-      </w:r>
-      <w:r>
-        <w:rPr>
-          <w:color w:val="00B050"/>
-          <w:lang w:val="en-US"/>
-        </w:rPr>
-        <w:t>gn up]</w:t>
+        <w:t xml:space="preserve"> Search </w:t>
+      </w:r>
+      <w:proofErr w:type="spellStart"/>
+      <w:r>
+        <w:rPr>
+          <w:color w:val="00B050"/>
+          <w:lang w:val="en-US"/>
+        </w:rPr>
+        <w:t>hamda</w:t>
+      </w:r>
+      <w:proofErr w:type="spellEnd"/>
+      <w:r>
+        <w:rPr>
+          <w:color w:val="00B050"/>
+          <w:lang w:val="en-US"/>
+        </w:rPr>
+        <w:t xml:space="preserve"> filter </w:t>
+      </w:r>
+      <w:proofErr w:type="spellStart"/>
+      <w:r>
+        <w:rPr>
+          <w:color w:val="00B050"/>
+          <w:lang w:val="en-US"/>
+        </w:rPr>
+        <w:t>bo’lishi</w:t>
+      </w:r>
+      <w:proofErr w:type="spellEnd"/>
+      <w:r>
+        <w:rPr>
+          <w:color w:val="00B050"/>
+          <w:lang w:val="en-US"/>
+        </w:rPr>
+        <w:t xml:space="preserve"> </w:t>
+      </w:r>
+      <w:proofErr w:type="spellStart"/>
+      <w:r>
+        <w:rPr>
+          <w:color w:val="00B050"/>
+          <w:lang w:val="en-US"/>
+        </w:rPr>
+        <w:t>hamda</w:t>
+      </w:r>
+      <w:proofErr w:type="spellEnd"/>
+      <w:r>
+        <w:rPr>
+          <w:color w:val="00B050"/>
+          <w:lang w:val="en-US"/>
+        </w:rPr>
+        <w:t xml:space="preserve"> navbar </w:t>
+      </w:r>
+      <w:proofErr w:type="spellStart"/>
+      <w:r>
+        <w:rPr>
+          <w:color w:val="00B050"/>
+          <w:lang w:val="en-US"/>
+        </w:rPr>
+        <w:t>va</w:t>
+      </w:r>
+      <w:proofErr w:type="spellEnd"/>
+      <w:r>
+        <w:rPr>
+          <w:color w:val="00B050"/>
+          <w:lang w:val="en-US"/>
+        </w:rPr>
+        <w:t xml:space="preserve"> </w:t>
+      </w:r>
+      <w:proofErr w:type="spellStart"/>
+      <w:r>
+        <w:rPr>
+          <w:color w:val="00B050"/>
+          <w:lang w:val="en-US"/>
+        </w:rPr>
+        <w:t>footerni</w:t>
+      </w:r>
+      <w:proofErr w:type="spellEnd"/>
+      <w:r>
+        <w:rPr>
+          <w:color w:val="00B050"/>
+          <w:lang w:val="en-US"/>
+        </w:rPr>
+        <w:t xml:space="preserve"> </w:t>
+      </w:r>
+      <w:proofErr w:type="spellStart"/>
+      <w:r>
+        <w:rPr>
+          <w:color w:val="00B050"/>
+          <w:lang w:val="en-US"/>
+        </w:rPr>
+        <w:t>o’z</w:t>
+      </w:r>
+      <w:proofErr w:type="spellEnd"/>
+      <w:r>
+        <w:rPr>
+          <w:color w:val="00B050"/>
+          <w:lang w:val="en-US"/>
+        </w:rPr>
+        <w:t xml:space="preserve"> </w:t>
+      </w:r>
+      <w:proofErr w:type="spellStart"/>
+      <w:r>
+        <w:rPr>
+          <w:color w:val="00B050"/>
+          <w:lang w:val="en-US"/>
+        </w:rPr>
+        <w:t>ichiga</w:t>
+      </w:r>
+      <w:proofErr w:type="spellEnd"/>
+      <w:r>
+        <w:rPr>
+          <w:color w:val="00B050"/>
+          <w:lang w:val="en-US"/>
+        </w:rPr>
+        <w:t xml:space="preserve"> </w:t>
+      </w:r>
+      <w:proofErr w:type="spellStart"/>
+      <w:r>
+        <w:rPr>
+          <w:color w:val="00B050"/>
+          <w:lang w:val="en-US"/>
+        </w:rPr>
+        <w:t>olishi</w:t>
+      </w:r>
+      <w:proofErr w:type="spellEnd"/>
+      <w:r>
+        <w:rPr>
+          <w:color w:val="00B050"/>
+          <w:lang w:val="en-US"/>
+        </w:rPr>
+        <w:t xml:space="preserve"> </w:t>
+      </w:r>
+      <w:proofErr w:type="spellStart"/>
+      <w:r>
+        <w:rPr>
+          <w:color w:val="00B050"/>
+          <w:lang w:val="en-US"/>
+        </w:rPr>
+        <w:t>kerak</w:t>
+      </w:r>
+      <w:proofErr w:type="spellEnd"/>
+      <w:r>
+        <w:rPr>
+          <w:color w:val="00B050"/>
+          <w:lang w:val="en-US"/>
+        </w:rPr>
+        <w:t xml:space="preserve">. </w:t>
       </w:r>
     </w:p>
     <w:p>
@@ -1792,29 +1861,84 @@
           <w:lang w:val="en-US"/>
         </w:rPr>
       </w:pPr>
-      <w:proofErr w:type="spellStart"/>
-      <w:r>
-        <w:rPr>
-          <w:color w:val="00B050"/>
-          <w:lang w:val="en-US"/>
-        </w:rPr>
-        <w:t>Bodyda</w:t>
-      </w:r>
-      <w:proofErr w:type="spellEnd"/>
-      <w:r>
-        <w:rPr>
-          <w:color w:val="00B050"/>
-          <w:lang w:val="en-US"/>
-        </w:rPr>
-        <w:t>: image, Full name, Job, [</w:t>
-      </w:r>
-      <w:proofErr w:type="spellStart"/>
-      <w:r>
-        <w:rPr>
-          <w:color w:val="00B050"/>
-          <w:lang w:val="en-US"/>
-        </w:rPr>
-        <w:t>guhub</w:t>
+      <w:r>
+        <w:rPr>
+          <w:color w:val="00B050"/>
+          <w:lang w:val="en-US"/>
+        </w:rPr>
+        <w:t xml:space="preserve">Har </w:t>
+      </w:r>
+      <w:proofErr w:type="spellStart"/>
+      <w:r>
+        <w:rPr>
+          <w:color w:val="00B050"/>
+          <w:lang w:val="en-US"/>
+        </w:rPr>
+        <w:t>bir</w:t>
+      </w:r>
+      <w:proofErr w:type="spellEnd"/>
+      <w:r>
+        <w:rPr>
+          <w:color w:val="00B050"/>
+          <w:lang w:val="en-US"/>
+        </w:rPr>
+        <w:t xml:space="preserve"> </w:t>
+      </w:r>
+      <w:proofErr w:type="spellStart"/>
+      <w:r>
+        <w:rPr>
+          <w:color w:val="00B050"/>
+          <w:lang w:val="en-US"/>
+        </w:rPr>
+        <w:t>requestda</w:t>
+      </w:r>
+      <w:proofErr w:type="spellEnd"/>
+      <w:r>
+        <w:rPr>
+          <w:color w:val="00B050"/>
+          <w:lang w:val="en-US"/>
+        </w:rPr>
+        <w:t xml:space="preserve"> 8 </w:t>
+      </w:r>
+      <w:proofErr w:type="spellStart"/>
+      <w:r>
+        <w:rPr>
+          <w:color w:val="00B050"/>
+          <w:lang w:val="en-US"/>
+        </w:rPr>
+        <w:t>tadan</w:t>
+      </w:r>
+      <w:proofErr w:type="spellEnd"/>
+      <w:r>
+        <w:rPr>
+          <w:color w:val="00B050"/>
+          <w:lang w:val="en-US"/>
+        </w:rPr>
+        <w:t xml:space="preserve"> book </w:t>
+      </w:r>
+      <w:proofErr w:type="spellStart"/>
+      <w:r>
+        <w:rPr>
+          <w:color w:val="00B050"/>
+          <w:lang w:val="en-US"/>
+        </w:rPr>
+        <w:t>olib</w:t>
+      </w:r>
+      <w:proofErr w:type="spellEnd"/>
+      <w:r>
+        <w:rPr>
+          <w:color w:val="00B050"/>
+          <w:lang w:val="en-US"/>
+        </w:rPr>
+        <w:t xml:space="preserve"> </w:t>
+      </w:r>
+      <w:proofErr w:type="spellStart"/>
+      <w:r>
+        <w:rPr>
+          <w:color w:val="00B050"/>
+          <w:lang w:val="en-US"/>
+        </w:rPr>
+        <w:t>keladi</w:t>
       </w:r>
       <w:proofErr w:type="spellEnd"/>
       <w:r>
@@ -1825,217 +1949,6 @@
         <w:t xml:space="preserve">, </w:t>
       </w:r>
       <w:proofErr w:type="spellStart"/>
-      <w:proofErr w:type="gramStart"/>
-      <w:r>
-        <w:rPr>
-          <w:color w:val="00B050"/>
-          <w:lang w:val="en-US"/>
-        </w:rPr>
-        <w:t>youtube</w:t>
-      </w:r>
-      <w:proofErr w:type="spellEnd"/>
-      <w:r>
-        <w:rPr>
-          <w:color w:val="00B050"/>
-          <w:lang w:val="en-US"/>
-        </w:rPr>
-        <w:t>,  linked</w:t>
-      </w:r>
-      <w:proofErr w:type="gramEnd"/>
-      <w:r>
-        <w:rPr>
-          <w:color w:val="00B050"/>
-          <w:lang w:val="en-US"/>
-        </w:rPr>
-        <w:t xml:space="preserve"> in, Instagram] </w:t>
-      </w:r>
-      <w:proofErr w:type="spellStart"/>
-      <w:r>
-        <w:rPr>
-          <w:color w:val="00B050"/>
-          <w:lang w:val="en-US"/>
-        </w:rPr>
-        <w:t>li</w:t>
-      </w:r>
-      <w:r>
-        <w:rPr>
-          <w:color w:val="00B050"/>
-          <w:lang w:val="en-US"/>
-        </w:rPr>
-        <w:t>n</w:t>
-      </w:r>
-      <w:r>
-        <w:rPr>
-          <w:color w:val="00B050"/>
-          <w:lang w:val="en-US"/>
-        </w:rPr>
-        <w:t>klar</w:t>
-      </w:r>
-      <w:proofErr w:type="spellEnd"/>
-      <w:r>
-        <w:rPr>
-          <w:color w:val="00B050"/>
-          <w:lang w:val="en-US"/>
-        </w:rPr>
-        <w:t xml:space="preserve"> </w:t>
-      </w:r>
-      <w:proofErr w:type="spellStart"/>
-      <w:r>
-        <w:rPr>
-          <w:color w:val="00B050"/>
-          <w:lang w:val="en-US"/>
-        </w:rPr>
-        <w:t>chiroyli</w:t>
-      </w:r>
-      <w:proofErr w:type="spellEnd"/>
-      <w:r>
-        <w:rPr>
-          <w:color w:val="00B050"/>
-          <w:lang w:val="en-US"/>
-        </w:rPr>
-        <w:t xml:space="preserve"> </w:t>
-      </w:r>
-      <w:proofErr w:type="spellStart"/>
-      <w:r>
-        <w:rPr>
-          <w:color w:val="00B050"/>
-          <w:lang w:val="en-US"/>
-        </w:rPr>
-        <w:t>ko’rinishda</w:t>
-      </w:r>
-      <w:proofErr w:type="spellEnd"/>
-      <w:r>
-        <w:rPr>
-          <w:color w:val="00B050"/>
-          <w:lang w:val="en-US"/>
-        </w:rPr>
-        <w:t xml:space="preserve"> </w:t>
-      </w:r>
-      <w:proofErr w:type="spellStart"/>
-      <w:r>
-        <w:rPr>
-          <w:color w:val="00B050"/>
-          <w:lang w:val="en-US"/>
-        </w:rPr>
-        <w:t>va</w:t>
-      </w:r>
-      <w:proofErr w:type="spellEnd"/>
-      <w:r>
-        <w:rPr>
-          <w:color w:val="00B050"/>
-          <w:lang w:val="en-US"/>
-        </w:rPr>
-        <w:t xml:space="preserve"> </w:t>
-      </w:r>
-      <w:proofErr w:type="spellStart"/>
-      <w:r>
-        <w:rPr>
-          <w:color w:val="00B050"/>
-          <w:lang w:val="en-US"/>
-        </w:rPr>
-        <w:t>bitta</w:t>
-      </w:r>
-      <w:proofErr w:type="spellEnd"/>
-      <w:r>
-        <w:rPr>
-          <w:color w:val="00B050"/>
-          <w:lang w:val="en-US"/>
-        </w:rPr>
-        <w:t xml:space="preserve"> note. </w:t>
-      </w:r>
-      <w:proofErr w:type="spellStart"/>
-      <w:r>
-        <w:rPr>
-          <w:color w:val="00B050"/>
-          <w:lang w:val="en-US"/>
-        </w:rPr>
-        <w:t>Bundan</w:t>
-      </w:r>
-      <w:proofErr w:type="spellEnd"/>
-      <w:r>
-        <w:rPr>
-          <w:color w:val="00B050"/>
-          <w:lang w:val="en-US"/>
-        </w:rPr>
-        <w:t xml:space="preserve"> </w:t>
-      </w:r>
-      <w:proofErr w:type="spellStart"/>
-      <w:r>
-        <w:rPr>
-          <w:color w:val="00B050"/>
-          <w:lang w:val="en-US"/>
-        </w:rPr>
-        <w:t>tashqari</w:t>
-      </w:r>
-      <w:proofErr w:type="spellEnd"/>
-      <w:r>
-        <w:rPr>
-          <w:color w:val="00B050"/>
-          <w:lang w:val="en-US"/>
-        </w:rPr>
-        <w:t xml:space="preserve"> </w:t>
-      </w:r>
-      <w:r>
-        <w:rPr>
-          <w:color w:val="00B050"/>
-          <w:lang w:val="en-US"/>
-        </w:rPr>
-        <w:t>[</w:t>
-      </w:r>
-      <w:r>
-        <w:rPr>
-          <w:color w:val="00B050"/>
-          <w:lang w:val="en-US"/>
-        </w:rPr>
-        <w:t>read blog</w:t>
-      </w:r>
-      <w:r>
-        <w:rPr>
-          <w:color w:val="00B050"/>
-          <w:lang w:val="en-US"/>
-        </w:rPr>
-        <w:t xml:space="preserve"> (</w:t>
-      </w:r>
-      <w:proofErr w:type="spellStart"/>
-      <w:r>
-        <w:rPr>
-          <w:color w:val="00B050"/>
-          <w:lang w:val="en-US"/>
-        </w:rPr>
-        <w:t>blogga</w:t>
-      </w:r>
-      <w:proofErr w:type="spellEnd"/>
-      <w:r>
-        <w:rPr>
-          <w:color w:val="00B050"/>
-          <w:lang w:val="en-US"/>
-        </w:rPr>
-        <w:t xml:space="preserve"> </w:t>
-      </w:r>
-      <w:proofErr w:type="spellStart"/>
-      <w:r>
-        <w:rPr>
-          <w:color w:val="00B050"/>
-          <w:lang w:val="en-US"/>
-        </w:rPr>
-        <w:t>otvoradi</w:t>
-      </w:r>
-      <w:proofErr w:type="spellEnd"/>
-      <w:r>
-        <w:rPr>
-          <w:color w:val="00B050"/>
-          <w:lang w:val="en-US"/>
-        </w:rPr>
-        <w:t>)]</w:t>
-      </w:r>
-      <w:r>
-        <w:rPr>
-          <w:color w:val="00B050"/>
-          <w:lang w:val="en-US"/>
-        </w:rPr>
-        <w:t xml:space="preserve"> </w:t>
-      </w:r>
-      <w:proofErr w:type="spellStart"/>
       <w:r>
         <w:rPr>
           <w:color w:val="00B050"/>
@@ -2049,83 +1962,179 @@
           <w:color w:val="00B050"/>
           <w:lang w:val="en-US"/>
         </w:rPr>
-        <w:t xml:space="preserve"> </w:t>
-      </w:r>
-      <w:r>
-        <w:rPr>
-          <w:color w:val="00B050"/>
-          <w:lang w:val="en-US"/>
-        </w:rPr>
-        <w:t>[</w:t>
-      </w:r>
-      <w:r>
-        <w:rPr>
-          <w:color w:val="00B050"/>
-          <w:lang w:val="en-US"/>
-        </w:rPr>
-        <w:t>about me</w:t>
-      </w:r>
-      <w:r>
-        <w:rPr>
-          <w:color w:val="00B050"/>
-          <w:lang w:val="en-US"/>
-        </w:rPr>
-        <w:t xml:space="preserve"> (about me ga </w:t>
-      </w:r>
-      <w:proofErr w:type="spellStart"/>
-      <w:r>
-        <w:rPr>
-          <w:color w:val="00B050"/>
-          <w:lang w:val="en-US"/>
-        </w:rPr>
-        <w:t>otvoradi</w:t>
-      </w:r>
-      <w:proofErr w:type="spellEnd"/>
-      <w:r>
-        <w:rPr>
-          <w:color w:val="00B050"/>
-          <w:lang w:val="en-US"/>
-        </w:rPr>
-        <w:t>)]</w:t>
-      </w:r>
-      <w:r>
-        <w:rPr>
-          <w:color w:val="00B050"/>
-          <w:lang w:val="en-US"/>
-        </w:rPr>
-        <w:t xml:space="preserve"> </w:t>
-      </w:r>
-      <w:proofErr w:type="spellStart"/>
-      <w:r>
-        <w:rPr>
-          <w:color w:val="00B050"/>
-          <w:lang w:val="en-US"/>
-        </w:rPr>
-        <w:t>degan</w:t>
-      </w:r>
-      <w:proofErr w:type="spellEnd"/>
-      <w:r>
-        <w:rPr>
-          <w:color w:val="00B050"/>
-          <w:lang w:val="en-US"/>
-        </w:rPr>
-        <w:t xml:space="preserve"> </w:t>
-      </w:r>
-      <w:proofErr w:type="spellStart"/>
-      <w:r>
-        <w:rPr>
-          <w:color w:val="00B050"/>
-          <w:lang w:val="en-US"/>
-        </w:rPr>
-        <w:t>ikkita</w:t>
-      </w:r>
-      <w:proofErr w:type="spellEnd"/>
-      <w:r>
-        <w:rPr>
-          <w:color w:val="00B050"/>
-          <w:lang w:val="en-US"/>
-        </w:rPr>
-        <w:t xml:space="preserve"> button</w:t>
+        <w:t xml:space="preserve"> pagination ham </w:t>
+      </w:r>
+      <w:proofErr w:type="spellStart"/>
+      <w:r>
+        <w:rPr>
+          <w:color w:val="00B050"/>
+          <w:lang w:val="en-US"/>
+        </w:rPr>
+        <w:t>bo’lishi</w:t>
+      </w:r>
+      <w:proofErr w:type="spellEnd"/>
+      <w:r>
+        <w:rPr>
+          <w:color w:val="00B050"/>
+          <w:lang w:val="en-US"/>
+        </w:rPr>
+        <w:t xml:space="preserve"> </w:t>
+      </w:r>
+      <w:proofErr w:type="spellStart"/>
+      <w:r>
+        <w:rPr>
+          <w:color w:val="00B050"/>
+          <w:lang w:val="en-US"/>
+        </w:rPr>
+        <w:t>kerak</w:t>
+      </w:r>
+      <w:proofErr w:type="spellEnd"/>
+      <w:r>
+        <w:rPr>
+          <w:color w:val="00B050"/>
+          <w:lang w:val="en-US"/>
+        </w:rPr>
+        <w:t xml:space="preserve">, </w:t>
+      </w:r>
+      <w:proofErr w:type="spellStart"/>
+      <w:r>
+        <w:rPr>
+          <w:color w:val="00B050"/>
+          <w:lang w:val="en-US"/>
+        </w:rPr>
+        <w:t>yani</w:t>
+      </w:r>
+      <w:proofErr w:type="spellEnd"/>
+      <w:r>
+        <w:rPr>
+          <w:color w:val="00B050"/>
+          <w:lang w:val="en-US"/>
+        </w:rPr>
+        <w:t xml:space="preserve"> 8 </w:t>
+      </w:r>
+      <w:proofErr w:type="spellStart"/>
+      <w:r>
+        <w:rPr>
+          <w:color w:val="00B050"/>
+          <w:lang w:val="en-US"/>
+        </w:rPr>
+        <w:t>talik</w:t>
+      </w:r>
+      <w:proofErr w:type="spellEnd"/>
+      <w:r>
+        <w:rPr>
+          <w:color w:val="00B050"/>
+          <w:lang w:val="en-US"/>
+        </w:rPr>
+        <w:t xml:space="preserve"> </w:t>
+      </w:r>
+      <w:proofErr w:type="spellStart"/>
+      <w:r>
+        <w:rPr>
+          <w:color w:val="00B050"/>
+          <w:lang w:val="en-US"/>
+        </w:rPr>
+        <w:t>guruhlar</w:t>
+      </w:r>
+      <w:proofErr w:type="spellEnd"/>
+      <w:r>
+        <w:rPr>
+          <w:color w:val="00B050"/>
+          <w:lang w:val="en-US"/>
+        </w:rPr>
+        <w:t>, 1,2,3</w:t>
+      </w:r>
+      <w:r>
+        <w:rPr>
+          <w:color w:val="00B050"/>
+          <w:lang w:val="en-US"/>
+        </w:rPr>
+        <w:t>...</w:t>
+      </w:r>
+      <w:r>
+        <w:rPr>
+          <w:color w:val="00B050"/>
+          <w:lang w:val="en-US"/>
+        </w:rPr>
+        <w:t>10.</w:t>
+      </w:r>
+      <w:r>
+        <w:rPr>
+          <w:color w:val="00B050"/>
+          <w:lang w:val="en-US"/>
+        </w:rPr>
+        <w:t xml:space="preserve"> </w:t>
+      </w:r>
+      <w:r>
+        <w:rPr>
+          <w:color w:val="00B050"/>
+          <w:lang w:val="en-US"/>
+        </w:rPr>
+        <w:t xml:space="preserve">Har </w:t>
+      </w:r>
+      <w:proofErr w:type="spellStart"/>
+      <w:r>
+        <w:rPr>
+          <w:color w:val="00B050"/>
+          <w:lang w:val="en-US"/>
+        </w:rPr>
+        <w:t>bittasini</w:t>
+      </w:r>
+      <w:proofErr w:type="spellEnd"/>
+      <w:r>
+        <w:rPr>
+          <w:color w:val="00B050"/>
+          <w:lang w:val="en-US"/>
+        </w:rPr>
+        <w:t xml:space="preserve"> </w:t>
+      </w:r>
+      <w:proofErr w:type="spellStart"/>
+      <w:r>
+        <w:rPr>
+          <w:color w:val="00B050"/>
+          <w:lang w:val="en-US"/>
+        </w:rPr>
+        <w:t>bosganda</w:t>
+      </w:r>
+      <w:proofErr w:type="spellEnd"/>
+      <w:r>
+        <w:rPr>
+          <w:color w:val="00B050"/>
+          <w:lang w:val="en-US"/>
+        </w:rPr>
+        <w:t xml:space="preserve"> keying </w:t>
+      </w:r>
+      <w:proofErr w:type="spellStart"/>
+      <w:r>
+        <w:rPr>
+          <w:color w:val="00B050"/>
+          <w:lang w:val="en-US"/>
+        </w:rPr>
+        <w:t>sakkistalikka</w:t>
+      </w:r>
+      <w:proofErr w:type="spellEnd"/>
+      <w:r>
+        <w:rPr>
+          <w:color w:val="00B050"/>
+          <w:lang w:val="en-US"/>
+        </w:rPr>
+        <w:t xml:space="preserve"> </w:t>
+      </w:r>
+      <w:proofErr w:type="spellStart"/>
+      <w:r>
+        <w:rPr>
+          <w:color w:val="00B050"/>
+          <w:lang w:val="en-US"/>
+        </w:rPr>
+        <w:t>o’tadi</w:t>
+      </w:r>
+      <w:proofErr w:type="spellEnd"/>
+      <w:r>
+        <w:rPr>
+          <w:color w:val="00B050"/>
+          <w:lang w:val="en-US"/>
+        </w:rPr>
+        <w:t>.</w:t>
       </w:r>
     </w:p>
     <w:p>
@@ -2142,58 +2151,144 @@
           <w:lang w:val="en-US"/>
         </w:rPr>
       </w:pPr>
-      <w:proofErr w:type="spellStart"/>
-      <w:r>
-        <w:rPr>
-          <w:color w:val="00B050"/>
-          <w:lang w:val="en-US"/>
-        </w:rPr>
-        <w:t>Footerda</w:t>
-      </w:r>
-      <w:proofErr w:type="spellEnd"/>
-      <w:r>
-        <w:rPr>
-          <w:color w:val="00B050"/>
-          <w:lang w:val="en-US"/>
-        </w:rPr>
-        <w:t xml:space="preserve"> </w:t>
-      </w:r>
-      <w:r>
-        <w:rPr>
-          <w:color w:val="00B050"/>
-        </w:rPr>
-        <w:t>"</w:t>
-      </w:r>
-      <w:r>
-        <w:rPr>
-          <w:rFonts w:ascii="Arial" w:hAnsi="Arial" w:cs="Arial"/>
-          <w:color w:val="000000"/>
-          <w:sz w:val="20"/>
-          <w:szCs w:val="20"/>
-          <w:shd w:val="clear" w:color="auto" w:fill="FFFFFF"/>
-        </w:rPr>
-        <w:t xml:space="preserve"> </w:t>
-      </w:r>
-      <w:r>
-        <w:rPr>
-          <w:color w:val="00B050"/>
-        </w:rPr>
-        <w:t xml:space="preserve">© 2024 shaxzodbek.com All rights reserved.” degan </w:t>
+      <w:r>
+        <w:rPr>
+          <w:color w:val="00B050"/>
+          <w:lang w:val="en-US"/>
+        </w:rPr>
+        <w:t xml:space="preserve"> </w:t>
+      </w:r>
+      <w:proofErr w:type="spellStart"/>
+      <w:r>
+        <w:rPr>
+          <w:color w:val="00B050"/>
+          <w:lang w:val="en-US"/>
+        </w:rPr>
+        <w:t>Bitta</w:t>
+      </w:r>
+      <w:proofErr w:type="spellEnd"/>
+      <w:r>
+        <w:rPr>
+          <w:color w:val="00B050"/>
+          <w:lang w:val="en-US"/>
+        </w:rPr>
+        <w:t xml:space="preserve"> </w:t>
+      </w:r>
+      <w:r>
+        <w:rPr>
+          <w:color w:val="00B050"/>
+          <w:lang w:val="en-US"/>
+        </w:rPr>
+        <w:t xml:space="preserve">Har </w:t>
+      </w:r>
+      <w:proofErr w:type="spellStart"/>
+      <w:r>
+        <w:rPr>
+          <w:color w:val="00B050"/>
+          <w:lang w:val="en-US"/>
+        </w:rPr>
+        <w:t>bitta</w:t>
+      </w:r>
+      <w:proofErr w:type="spellEnd"/>
+      <w:r>
+        <w:rPr>
+          <w:color w:val="00B050"/>
+          <w:lang w:val="en-US"/>
+        </w:rPr>
+        <w:t xml:space="preserve"> booking [title, authors</w:t>
+      </w:r>
+      <w:r>
+        <w:rPr>
+          <w:color w:val="00B050"/>
+          <w:lang w:val="en-US"/>
+        </w:rPr>
+        <w:t>, purpose</w:t>
+      </w:r>
+      <w:r>
+        <w:rPr>
+          <w:color w:val="00B050"/>
+          <w:lang w:val="en-US"/>
+        </w:rPr>
+        <w:t>,</w:t>
+      </w:r>
+      <w:r>
+        <w:rPr>
+          <w:color w:val="00B050"/>
+          <w:lang w:val="en-US"/>
+        </w:rPr>
+        <w:t xml:space="preserve"> picture, programing </w:t>
       </w:r>
       <w:proofErr w:type="gramStart"/>
       <w:r>
         <w:rPr>
           <w:color w:val="00B050"/>
-        </w:rPr>
-        <w:t>yozuv ,</w:t>
+          <w:lang w:val="en-US"/>
+        </w:rPr>
+        <w:t>language,  categories</w:t>
       </w:r>
       <w:proofErr w:type="gramEnd"/>
       <w:r>
         <w:rPr>
           <w:color w:val="00B050"/>
-        </w:rPr>
-        <w:t xml:space="preserve"> biz bilan bo’glanish degan joyi ham bo’ladi</w:t>
-      </w:r>
+          <w:lang w:val="en-US"/>
+        </w:rPr>
+        <w:t>, download count, download button</w:t>
+      </w:r>
+      <w:r>
+        <w:rPr>
+          <w:color w:val="00B050"/>
+          <w:lang w:val="en-US"/>
+        </w:rPr>
+        <w:t xml:space="preserve">] </w:t>
+      </w:r>
+      <w:proofErr w:type="spellStart"/>
+      <w:r>
+        <w:rPr>
+          <w:color w:val="00B050"/>
+          <w:lang w:val="en-US"/>
+        </w:rPr>
+        <w:t>lari</w:t>
+      </w:r>
+      <w:proofErr w:type="spellEnd"/>
+      <w:r>
+        <w:rPr>
+          <w:color w:val="00B050"/>
+          <w:lang w:val="en-US"/>
+        </w:rPr>
+        <w:t xml:space="preserve"> </w:t>
+      </w:r>
+      <w:proofErr w:type="spellStart"/>
+      <w:r>
+        <w:rPr>
+          <w:color w:val="00B050"/>
+          <w:lang w:val="en-US"/>
+        </w:rPr>
+        <w:t>bo’lishi</w:t>
+      </w:r>
+      <w:proofErr w:type="spellEnd"/>
+      <w:r>
+        <w:rPr>
+          <w:color w:val="00B050"/>
+          <w:lang w:val="en-US"/>
+        </w:rPr>
+        <w:t xml:space="preserve"> </w:t>
+      </w:r>
+      <w:proofErr w:type="spellStart"/>
+      <w:r>
+        <w:rPr>
+          <w:color w:val="00B050"/>
+          <w:lang w:val="en-US"/>
+        </w:rPr>
+        <w:t>kerak</w:t>
+      </w:r>
+      <w:r>
+        <w:rPr>
+          <w:color w:val="00B050"/>
+          <w:lang w:val="en-US"/>
+        </w:rPr>
+        <w:t xml:space="preserve"> </w:t>
+      </w:r>
+      <w:proofErr w:type="spellEnd"/>
     </w:p>
     <w:p>
       <w:pPr>
@@ -2214,7 +2309,7 @@
           <w:color w:val="00B050"/>
           <w:lang w:val="en-US"/>
         </w:rPr>
-        <w:t>Books</w:t>
+        <w:t>Videos</w:t>
       </w:r>
     </w:p>
     <w:p>
@@ -2236,152 +2331,65 @@
           <w:color w:val="00B050"/>
           <w:lang w:val="en-US"/>
         </w:rPr>
-        <w:t xml:space="preserve"> Search </w:t>
-      </w:r>
-      <w:proofErr w:type="spellStart"/>
-      <w:r>
-        <w:rPr>
-          <w:color w:val="00B050"/>
-          <w:lang w:val="en-US"/>
-        </w:rPr>
-        <w:t>hamda</w:t>
-      </w:r>
-      <w:proofErr w:type="spellEnd"/>
-      <w:r>
-        <w:rPr>
-          <w:color w:val="00B050"/>
-          <w:lang w:val="en-US"/>
-        </w:rPr>
-        <w:t xml:space="preserve"> filter </w:t>
-      </w:r>
-      <w:proofErr w:type="spellStart"/>
-      <w:r>
-        <w:rPr>
-          <w:color w:val="00B050"/>
-          <w:lang w:val="en-US"/>
-        </w:rPr>
-        <w:t>bo’lishi</w:t>
-      </w:r>
-      <w:proofErr w:type="spellEnd"/>
-      <w:r>
-        <w:rPr>
-          <w:color w:val="00B050"/>
-          <w:lang w:val="en-US"/>
-        </w:rPr>
-        <w:t xml:space="preserve"> </w:t>
-      </w:r>
-      <w:proofErr w:type="spellStart"/>
-      <w:r>
-        <w:rPr>
-          <w:color w:val="00B050"/>
-          <w:lang w:val="en-US"/>
-        </w:rPr>
-        <w:t>hamda</w:t>
-      </w:r>
-      <w:proofErr w:type="spellEnd"/>
-      <w:r>
-        <w:rPr>
-          <w:color w:val="00B050"/>
-          <w:lang w:val="en-US"/>
-        </w:rPr>
-        <w:t xml:space="preserve"> navbar </w:t>
-      </w:r>
-      <w:proofErr w:type="spellStart"/>
-      <w:r>
-        <w:rPr>
-          <w:color w:val="00B050"/>
-          <w:lang w:val="en-US"/>
-        </w:rPr>
-        <w:t>va</w:t>
-      </w:r>
-      <w:proofErr w:type="spellEnd"/>
-      <w:r>
-        <w:rPr>
-          <w:color w:val="00B050"/>
-          <w:lang w:val="en-US"/>
-        </w:rPr>
-        <w:t xml:space="preserve"> </w:t>
-      </w:r>
-      <w:proofErr w:type="spellStart"/>
-      <w:r>
-        <w:rPr>
-          <w:color w:val="00B050"/>
-          <w:lang w:val="en-US"/>
-        </w:rPr>
-        <w:t>footerni</w:t>
-      </w:r>
-      <w:proofErr w:type="spellEnd"/>
-      <w:r>
-        <w:rPr>
-          <w:color w:val="00B050"/>
-          <w:lang w:val="en-US"/>
-        </w:rPr>
-        <w:t xml:space="preserve"> </w:t>
-      </w:r>
-      <w:proofErr w:type="spellStart"/>
-      <w:r>
-        <w:rPr>
-          <w:color w:val="00B050"/>
-          <w:lang w:val="en-US"/>
-        </w:rPr>
-        <w:t>o’z</w:t>
-      </w:r>
-      <w:proofErr w:type="spellEnd"/>
-      <w:r>
-        <w:rPr>
-          <w:color w:val="00B050"/>
-          <w:lang w:val="en-US"/>
-        </w:rPr>
-        <w:t xml:space="preserve"> </w:t>
-      </w:r>
-      <w:proofErr w:type="spellStart"/>
-      <w:r>
-        <w:rPr>
-          <w:color w:val="00B050"/>
-          <w:lang w:val="en-US"/>
-        </w:rPr>
-        <w:t>ichiga</w:t>
-      </w:r>
-      <w:proofErr w:type="spellEnd"/>
-      <w:r>
-        <w:rPr>
-          <w:color w:val="00B050"/>
-          <w:lang w:val="en-US"/>
-        </w:rPr>
-        <w:t xml:space="preserve"> </w:t>
-      </w:r>
-      <w:proofErr w:type="spellStart"/>
-      <w:r>
-        <w:rPr>
-          <w:color w:val="00B050"/>
-          <w:lang w:val="en-US"/>
-        </w:rPr>
-        <w:t>olishi</w:t>
-      </w:r>
-      <w:proofErr w:type="spellEnd"/>
-      <w:r>
-        <w:rPr>
-          <w:color w:val="00B050"/>
-          <w:lang w:val="en-US"/>
-        </w:rPr>
-        <w:t xml:space="preserve"> </w:t>
-      </w:r>
-      <w:proofErr w:type="spellStart"/>
-      <w:r>
-        <w:rPr>
-          <w:color w:val="00B050"/>
-          <w:lang w:val="en-US"/>
-        </w:rPr>
-        <w:t>kerak</w:t>
-      </w:r>
-      <w:proofErr w:type="spellEnd"/>
-      <w:r>
-        <w:rPr>
-          <w:color w:val="00B050"/>
-          <w:lang w:val="en-US"/>
-        </w:rPr>
-        <w:t xml:space="preserve">. </w:t>
-      </w:r>
+        <w:t xml:space="preserve"> </w:t>
+      </w:r>
+      <w:proofErr w:type="spellStart"/>
+      <w:r>
+        <w:rPr>
+          <w:color w:val="00B050"/>
+          <w:lang w:val="en-US"/>
+        </w:rPr>
+        <w:t>Titile</w:t>
+      </w:r>
+      <w:proofErr w:type="spellEnd"/>
+      <w:r>
+        <w:rPr>
+          <w:color w:val="00B050"/>
+          <w:lang w:val="en-US"/>
+        </w:rPr>
+        <w:t xml:space="preserve"> </w:t>
+      </w:r>
+      <w:proofErr w:type="spellStart"/>
+      <w:r>
+        <w:rPr>
+          <w:color w:val="00B050"/>
+          <w:lang w:val="en-US"/>
+        </w:rPr>
+        <w:t>bo’yucha</w:t>
+      </w:r>
+      <w:proofErr w:type="spellEnd"/>
+      <w:r>
+        <w:rPr>
+          <w:color w:val="00B050"/>
+          <w:lang w:val="en-US"/>
+        </w:rPr>
+        <w:t xml:space="preserve"> </w:t>
+      </w:r>
+      <w:proofErr w:type="spellStart"/>
+      <w:r>
+        <w:rPr>
+          <w:color w:val="00B050"/>
+          <w:lang w:val="en-US"/>
+        </w:rPr>
+        <w:t>qidiruv</w:t>
+      </w:r>
+      <w:proofErr w:type="spellEnd"/>
+      <w:r>
+        <w:rPr>
+          <w:color w:val="00B050"/>
+          <w:lang w:val="en-US"/>
+        </w:rPr>
+        <w:t xml:space="preserve"> </w:t>
+      </w:r>
+      <w:proofErr w:type="spellStart"/>
+      <w:r>
+        <w:rPr>
+          <w:color w:val="00B050"/>
+          <w:lang w:val="en-US"/>
+        </w:rPr>
+        <w:t>tizimi</w:t>
+      </w:r>
+      <w:proofErr w:type="spellEnd"/>
     </w:p>
     <w:p>
       <w:pPr>
@@ -2578,35 +2586,7 @@
           <w:color w:val="00B050"/>
           <w:lang w:val="en-US"/>
         </w:rPr>
-        <w:t>, 1,2,3</w:t>
-      </w:r>
-      <w:r>
-        <w:rPr>
-          <w:color w:val="00B050"/>
-          <w:lang w:val="en-US"/>
-        </w:rPr>
-        <w:t>...</w:t>
-      </w:r>
-      <w:r>
-        <w:rPr>
-          <w:color w:val="00B050"/>
-          <w:lang w:val="en-US"/>
-        </w:rPr>
-        <w:t>10.</w:t>
-      </w:r>
-      <w:r>
-        <w:rPr>
-          <w:color w:val="00B050"/>
-          <w:lang w:val="en-US"/>
-        </w:rPr>
-        <w:t xml:space="preserve"> </w:t>
-      </w:r>
-      <w:r>
-        <w:rPr>
-          <w:color w:val="00B050"/>
-          <w:lang w:val="en-US"/>
-        </w:rPr>
-        <w:t xml:space="preserve">Har </w:t>
+        <w:t xml:space="preserve">, 1,2,3...10. Har </w:t>
       </w:r>
       <w:proofErr w:type="spellStart"/>
       <w:r>
@@ -2684,6 +2664,7 @@
         <w:jc w:val="both"/>
         <w:rPr>
           <w:color w:val="00B050"/>
+          <w:lang w:val="en-US"/>
         </w:rPr>
       </w:pPr>
       <w:r>
@@ -2691,197 +2672,55 @@
           <w:color w:val="00B050"/>
           <w:lang w:val="en-US"/>
         </w:rPr>
-        <w:t xml:space="preserve"> </w:t>
-      </w:r>
-      <w:proofErr w:type="spellStart"/>
-      <w:r>
-        <w:rPr>
-          <w:color w:val="00B050"/>
-          <w:lang w:val="en-US"/>
-        </w:rPr>
-        <w:t>Bitta</w:t>
-      </w:r>
-      <w:proofErr w:type="spellEnd"/>
-      <w:r>
-        <w:rPr>
-          <w:color w:val="00B050"/>
-          <w:lang w:val="en-US"/>
-        </w:rPr>
-        <w:t xml:space="preserve"> </w:t>
-      </w:r>
-      <w:r>
-        <w:rPr>
-          <w:color w:val="00B050"/>
-          <w:lang w:val="en-US"/>
-        </w:rPr>
-        <w:t xml:space="preserve">Har </w:t>
-      </w:r>
-      <w:proofErr w:type="spellStart"/>
-      <w:r>
-        <w:rPr>
-          <w:color w:val="00B050"/>
-          <w:lang w:val="en-US"/>
-        </w:rPr>
-        <w:t>bitta</w:t>
-      </w:r>
-      <w:proofErr w:type="spellEnd"/>
-      <w:r>
-        <w:rPr>
-          <w:color w:val="00B050"/>
-          <w:lang w:val="en-US"/>
-        </w:rPr>
-        <w:t xml:space="preserve"> booking [title, authors,</w:t>
-      </w:r>
-      <w:r>
-        <w:rPr>
-          <w:color w:val="00B050"/>
-          <w:lang w:val="en-US"/>
-        </w:rPr>
-        <w:t xml:space="preserve"> picture, programing </w:t>
-      </w:r>
-      <w:proofErr w:type="gramStart"/>
-      <w:r>
-        <w:rPr>
-          <w:color w:val="00B050"/>
-          <w:lang w:val="en-US"/>
-        </w:rPr>
-        <w:t>language,  categories</w:t>
-      </w:r>
-      <w:proofErr w:type="gramEnd"/>
-      <w:r>
-        <w:rPr>
-          <w:color w:val="00B050"/>
-          <w:lang w:val="en-US"/>
-        </w:rPr>
-        <w:t xml:space="preserve">] </w:t>
-      </w:r>
-      <w:proofErr w:type="spellStart"/>
-      <w:r>
-        <w:rPr>
-          <w:color w:val="00B050"/>
-          <w:lang w:val="en-US"/>
-        </w:rPr>
-        <w:t>lari</w:t>
-      </w:r>
-      <w:proofErr w:type="spellEnd"/>
-      <w:r>
-        <w:rPr>
-          <w:color w:val="00B050"/>
-          <w:lang w:val="en-US"/>
-        </w:rPr>
-        <w:t xml:space="preserve"> </w:t>
-      </w:r>
-      <w:proofErr w:type="spellStart"/>
-      <w:r>
-        <w:rPr>
-          <w:color w:val="00B050"/>
-          <w:lang w:val="en-US"/>
-        </w:rPr>
-        <w:t>ko’rinib</w:t>
-      </w:r>
-      <w:proofErr w:type="spellEnd"/>
-      <w:r>
-        <w:rPr>
-          <w:color w:val="00B050"/>
-          <w:lang w:val="en-US"/>
-        </w:rPr>
-        <w:t xml:space="preserve"> </w:t>
-      </w:r>
-      <w:proofErr w:type="spellStart"/>
-      <w:r>
-        <w:rPr>
-          <w:color w:val="00B050"/>
-          <w:lang w:val="en-US"/>
-        </w:rPr>
-        <w:t>turishi</w:t>
-      </w:r>
-      <w:proofErr w:type="spellEnd"/>
-      <w:r>
-        <w:rPr>
-          <w:color w:val="00B050"/>
-          <w:lang w:val="en-US"/>
-        </w:rPr>
-        <w:t xml:space="preserve"> </w:t>
-      </w:r>
-      <w:proofErr w:type="spellStart"/>
-      <w:r>
-        <w:rPr>
-          <w:color w:val="00B050"/>
-          <w:lang w:val="en-US"/>
-        </w:rPr>
-        <w:t>va</w:t>
-      </w:r>
-      <w:proofErr w:type="spellEnd"/>
-      <w:r>
-        <w:rPr>
-          <w:color w:val="00B050"/>
-          <w:lang w:val="en-US"/>
-        </w:rPr>
-        <w:t xml:space="preserve"> </w:t>
-      </w:r>
-      <w:proofErr w:type="spellStart"/>
-      <w:r>
-        <w:rPr>
-          <w:color w:val="00B050"/>
-          <w:lang w:val="en-US"/>
-        </w:rPr>
-        <w:t>nechi</w:t>
-      </w:r>
-      <w:proofErr w:type="spellEnd"/>
-      <w:r>
-        <w:rPr>
-          <w:color w:val="00B050"/>
-          <w:lang w:val="en-US"/>
-        </w:rPr>
-        <w:t xml:space="preserve"> </w:t>
-      </w:r>
-      <w:proofErr w:type="spellStart"/>
-      <w:r>
-        <w:rPr>
-          <w:color w:val="00B050"/>
-          <w:lang w:val="en-US"/>
-        </w:rPr>
-        <w:t>marta</w:t>
-      </w:r>
-      <w:proofErr w:type="spellEnd"/>
-      <w:r>
-        <w:rPr>
-          <w:color w:val="00B050"/>
-          <w:lang w:val="en-US"/>
-        </w:rPr>
-        <w:t xml:space="preserve"> </w:t>
-      </w:r>
-      <w:proofErr w:type="spellStart"/>
-      <w:r>
-        <w:rPr>
-          <w:color w:val="00B050"/>
-          <w:lang w:val="en-US"/>
-        </w:rPr>
-        <w:t>yuklab</w:t>
-      </w:r>
-      <w:proofErr w:type="spellEnd"/>
-      <w:r>
-        <w:rPr>
-          <w:color w:val="00B050"/>
-          <w:lang w:val="en-US"/>
-        </w:rPr>
-        <w:t xml:space="preserve"> </w:t>
-      </w:r>
-      <w:proofErr w:type="spellStart"/>
-      <w:r>
-        <w:rPr>
-          <w:color w:val="00B050"/>
-          <w:lang w:val="en-US"/>
-        </w:rPr>
-        <w:t>olingalari</w:t>
-      </w:r>
-      <w:proofErr w:type="spellEnd"/>
-      <w:r>
-        <w:rPr>
-          <w:color w:val="00B050"/>
-          <w:lang w:val="en-US"/>
-        </w:rPr>
-        <w:t xml:space="preserve"> ham </w:t>
+        <w:t xml:space="preserve"> Video </w:t>
+      </w:r>
+      <w:proofErr w:type="spellStart"/>
+      <w:r>
+        <w:rPr>
+          <w:color w:val="00B050"/>
+          <w:lang w:val="en-US"/>
+        </w:rPr>
+        <w:t>ning</w:t>
+      </w:r>
+      <w:proofErr w:type="spellEnd"/>
+      <w:r>
+        <w:rPr>
+          <w:color w:val="00B050"/>
+          <w:lang w:val="en-US"/>
+        </w:rPr>
+        <w:t xml:space="preserve"> title </w:t>
+      </w:r>
+      <w:proofErr w:type="spellStart"/>
+      <w:r>
+        <w:rPr>
+          <w:color w:val="00B050"/>
+          <w:lang w:val="en-US"/>
+        </w:rPr>
+        <w:t>hamda</w:t>
+      </w:r>
+      <w:proofErr w:type="spellEnd"/>
+      <w:r>
+        <w:rPr>
+          <w:color w:val="00B050"/>
+          <w:lang w:val="en-US"/>
+        </w:rPr>
+        <w:t xml:space="preserve"> </w:t>
+      </w:r>
+      <w:proofErr w:type="spellStart"/>
+      <w:r>
+        <w:rPr>
+          <w:color w:val="00B050"/>
+          <w:lang w:val="en-US"/>
+        </w:rPr>
+        <w:t>rasmi</w:t>
+      </w:r>
+      <w:proofErr w:type="spellEnd"/>
+      <w:r>
+        <w:rPr>
+          <w:color w:val="00B050"/>
+          <w:lang w:val="en-US"/>
+        </w:rPr>
+        <w:t xml:space="preserve"> </w:t>
       </w:r>
       <w:proofErr w:type="spellStart"/>
       <w:r>
@@ -2921,23 +2760,7 @@
           <w:color w:val="00B050"/>
           <w:lang w:val="en-US"/>
         </w:rPr>
-        <w:t>Bitta</w:t>
-      </w:r>
-      <w:proofErr w:type="spellEnd"/>
-      <w:r>
-        <w:rPr>
-          <w:color w:val="00B050"/>
-          <w:lang w:val="en-US"/>
-        </w:rPr>
-        <w:t xml:space="preserve"> </w:t>
-      </w:r>
-      <w:proofErr w:type="spellStart"/>
-      <w:r>
-        <w:rPr>
-          <w:color w:val="00B050"/>
-          <w:lang w:val="en-US"/>
-        </w:rPr>
-        <w:t>bookni</w:t>
+        <w:t>Videoni</w:t>
       </w:r>
       <w:proofErr w:type="spellEnd"/>
       <w:r>
@@ -2961,313 +2784,31 @@
           <w:color w:val="00B050"/>
           <w:lang w:val="en-US"/>
         </w:rPr>
-        <w:t xml:space="preserve"> u </w:t>
-      </w:r>
-      <w:proofErr w:type="spellStart"/>
-      <w:r>
-        <w:rPr>
-          <w:color w:val="00B050"/>
-          <w:lang w:val="en-US"/>
-        </w:rPr>
-        <w:t>haqida</w:t>
-      </w:r>
-      <w:proofErr w:type="spellEnd"/>
-      <w:r>
-        <w:rPr>
-          <w:color w:val="00B050"/>
-          <w:lang w:val="en-US"/>
-        </w:rPr>
-        <w:t xml:space="preserve"> </w:t>
-      </w:r>
-      <w:proofErr w:type="spellStart"/>
-      <w:r>
-        <w:rPr>
-          <w:color w:val="00B050"/>
-          <w:lang w:val="en-US"/>
-        </w:rPr>
-        <w:t>atafsil</w:t>
-      </w:r>
-      <w:proofErr w:type="spellEnd"/>
-      <w:r>
-        <w:rPr>
-          <w:color w:val="00B050"/>
-          <w:lang w:val="en-US"/>
-        </w:rPr>
-        <w:t xml:space="preserve"> </w:t>
-      </w:r>
-      <w:proofErr w:type="spellStart"/>
-      <w:r>
-        <w:rPr>
-          <w:color w:val="00B050"/>
-          <w:lang w:val="en-US"/>
-        </w:rPr>
-        <w:t>ma’lumot</w:t>
-      </w:r>
-      <w:proofErr w:type="spellEnd"/>
-      <w:r>
-        <w:rPr>
-          <w:color w:val="00B050"/>
-          <w:lang w:val="en-US"/>
-        </w:rPr>
-        <w:t xml:space="preserve"> </w:t>
-      </w:r>
-      <w:proofErr w:type="spellStart"/>
-      <w:r>
-        <w:rPr>
-          <w:color w:val="00B050"/>
-          <w:lang w:val="en-US"/>
-        </w:rPr>
-        <w:t>beruvchi</w:t>
-      </w:r>
-      <w:proofErr w:type="spellEnd"/>
-      <w:r>
-        <w:rPr>
-          <w:color w:val="00B050"/>
-          <w:lang w:val="en-US"/>
-        </w:rPr>
-        <w:t xml:space="preserve"> page ga </w:t>
-      </w:r>
-      <w:proofErr w:type="spellStart"/>
-      <w:r>
-        <w:rPr>
-          <w:color w:val="00B050"/>
-          <w:lang w:val="en-US"/>
-        </w:rPr>
-        <w:t>o’tishi</w:t>
-      </w:r>
-      <w:proofErr w:type="spellEnd"/>
-      <w:r>
-        <w:rPr>
-          <w:color w:val="00B050"/>
-          <w:lang w:val="en-US"/>
-        </w:rPr>
-        <w:t xml:space="preserve"> </w:t>
-      </w:r>
-      <w:proofErr w:type="spellStart"/>
-      <w:r>
-        <w:rPr>
-          <w:color w:val="00B050"/>
-          <w:lang w:val="en-US"/>
-        </w:rPr>
-        <w:t>kerak</w:t>
-      </w:r>
-      <w:proofErr w:type="spellEnd"/>
-      <w:r>
-        <w:rPr>
-          <w:color w:val="00B050"/>
-          <w:lang w:val="en-US"/>
-        </w:rPr>
-        <w:t xml:space="preserve">. </w:t>
-      </w:r>
-      <w:proofErr w:type="spellStart"/>
-      <w:r>
-        <w:rPr>
-          <w:color w:val="00B050"/>
-          <w:lang w:val="en-US"/>
-        </w:rPr>
-        <w:t>Unda</w:t>
-      </w:r>
-      <w:proofErr w:type="spellEnd"/>
-      <w:r>
-        <w:rPr>
-          <w:color w:val="00B050"/>
-          <w:lang w:val="en-US"/>
-        </w:rPr>
-        <w:t xml:space="preserve"> [title, authors, </w:t>
-      </w:r>
-      <w:r>
-        <w:rPr>
-          <w:color w:val="00B050"/>
-        </w:rPr>
-        <w:t>purpose</w:t>
-      </w:r>
-    </w:p>
-    <w:p>
-      <w:pPr>
-        <w:pStyle w:val="ListParagraph"/>
-        <w:spacing w:line="276" w:lineRule="auto"/>
-        <w:ind w:left="1440"/>
-        <w:jc w:val="both"/>
-        <w:rPr>
-          <w:color w:val="00B050"/>
-          <w:lang w:val="en-US"/>
-        </w:rPr>
-      </w:pPr>
-      <w:r>
-        <w:rPr>
-          <w:color w:val="00B050"/>
-          <w:lang w:val="en-US"/>
-        </w:rPr>
-        <w:lastRenderedPageBreak/>
-        <w:t xml:space="preserve">, picture, programing </w:t>
-      </w:r>
-      <w:proofErr w:type="gramStart"/>
-      <w:r>
-        <w:rPr>
-          <w:color w:val="00B050"/>
-          <w:lang w:val="en-US"/>
-        </w:rPr>
-        <w:t>language,  categories</w:t>
-      </w:r>
-      <w:proofErr w:type="gramEnd"/>
-      <w:r>
-        <w:rPr>
-          <w:color w:val="00B050"/>
-          <w:lang w:val="en-US"/>
-        </w:rPr>
-        <w:t xml:space="preserve">]  </w:t>
-      </w:r>
-      <w:proofErr w:type="spellStart"/>
-      <w:r>
-        <w:rPr>
-          <w:color w:val="00B050"/>
-          <w:lang w:val="en-US"/>
-        </w:rPr>
-        <w:t>va</w:t>
-      </w:r>
-      <w:proofErr w:type="spellEnd"/>
-      <w:r>
-        <w:rPr>
-          <w:color w:val="00B050"/>
-          <w:lang w:val="en-US"/>
-        </w:rPr>
-        <w:t xml:space="preserve"> </w:t>
-      </w:r>
-      <w:proofErr w:type="spellStart"/>
-      <w:r>
-        <w:rPr>
-          <w:color w:val="00B050"/>
-          <w:lang w:val="en-US"/>
-        </w:rPr>
-        <w:t>yuklab</w:t>
-      </w:r>
-      <w:proofErr w:type="spellEnd"/>
-      <w:r>
-        <w:rPr>
-          <w:color w:val="00B050"/>
-          <w:lang w:val="en-US"/>
-        </w:rPr>
-        <w:t xml:space="preserve"> </w:t>
-      </w:r>
-      <w:proofErr w:type="spellStart"/>
-      <w:r>
-        <w:rPr>
-          <w:color w:val="00B050"/>
-          <w:lang w:val="en-US"/>
-        </w:rPr>
-        <w:t>olishlar</w:t>
-      </w:r>
-      <w:proofErr w:type="spellEnd"/>
-      <w:r>
-        <w:rPr>
-          <w:color w:val="00B050"/>
-          <w:lang w:val="en-US"/>
-        </w:rPr>
-        <w:t xml:space="preserve"> </w:t>
-      </w:r>
-      <w:proofErr w:type="spellStart"/>
-      <w:r>
-        <w:rPr>
-          <w:color w:val="00B050"/>
-          <w:lang w:val="en-US"/>
-        </w:rPr>
-        <w:t>soni</w:t>
-      </w:r>
-      <w:proofErr w:type="spellEnd"/>
-      <w:r>
-        <w:rPr>
-          <w:color w:val="00B050"/>
-          <w:lang w:val="en-US"/>
-        </w:rPr>
-        <w:t xml:space="preserve"> </w:t>
-      </w:r>
-      <w:proofErr w:type="spellStart"/>
-      <w:r>
-        <w:rPr>
-          <w:color w:val="00B050"/>
-          <w:lang w:val="en-US"/>
-        </w:rPr>
-        <w:t>hamda</w:t>
-      </w:r>
-      <w:proofErr w:type="spellEnd"/>
-      <w:r>
-        <w:rPr>
-          <w:color w:val="00B050"/>
-          <w:lang w:val="en-US"/>
-        </w:rPr>
-        <w:t xml:space="preserve"> </w:t>
-      </w:r>
-      <w:proofErr w:type="spellStart"/>
-      <w:r>
-        <w:rPr>
-          <w:color w:val="00B050"/>
-          <w:lang w:val="en-US"/>
-        </w:rPr>
-        <w:t>yuklab</w:t>
-      </w:r>
-      <w:proofErr w:type="spellEnd"/>
-      <w:r>
-        <w:rPr>
-          <w:color w:val="00B050"/>
-          <w:lang w:val="en-US"/>
-        </w:rPr>
-        <w:t xml:space="preserve"> </w:t>
-      </w:r>
-      <w:proofErr w:type="spellStart"/>
-      <w:r>
-        <w:rPr>
-          <w:color w:val="00B050"/>
-          <w:lang w:val="en-US"/>
-        </w:rPr>
-        <w:t>olish</w:t>
-      </w:r>
-      <w:proofErr w:type="spellEnd"/>
-      <w:r>
-        <w:rPr>
-          <w:color w:val="00B050"/>
-          <w:lang w:val="en-US"/>
-        </w:rPr>
-        <w:t xml:space="preserve"> </w:t>
-      </w:r>
-      <w:proofErr w:type="spellStart"/>
-      <w:r>
-        <w:rPr>
-          <w:color w:val="00B050"/>
-          <w:lang w:val="en-US"/>
-        </w:rPr>
-        <w:t>buttoni</w:t>
-      </w:r>
-      <w:proofErr w:type="spellEnd"/>
-      <w:r>
-        <w:rPr>
-          <w:color w:val="00B050"/>
-          <w:lang w:val="en-US"/>
-        </w:rPr>
-        <w:t xml:space="preserve"> </w:t>
-      </w:r>
-      <w:proofErr w:type="spellStart"/>
-      <w:r>
-        <w:rPr>
-          <w:color w:val="00B050"/>
-          <w:lang w:val="en-US"/>
-        </w:rPr>
-        <w:t>bo’lishi</w:t>
-      </w:r>
-      <w:proofErr w:type="spellEnd"/>
-      <w:r>
-        <w:rPr>
-          <w:color w:val="00B050"/>
-          <w:lang w:val="en-US"/>
-        </w:rPr>
-        <w:t xml:space="preserve"> </w:t>
-      </w:r>
-      <w:proofErr w:type="spellStart"/>
-      <w:r>
-        <w:rPr>
-          <w:color w:val="00B050"/>
-          <w:lang w:val="en-US"/>
-        </w:rPr>
-        <w:t>kerak</w:t>
+        <w:t xml:space="preserve"> </w:t>
+      </w:r>
+      <w:proofErr w:type="spellStart"/>
+      <w:r>
+        <w:rPr>
+          <w:color w:val="00B050"/>
+          <w:lang w:val="en-US"/>
+        </w:rPr>
+        <w:t>youtubega</w:t>
+      </w:r>
+      <w:proofErr w:type="spellEnd"/>
+      <w:r>
+        <w:rPr>
+          <w:color w:val="00B050"/>
+          <w:lang w:val="en-US"/>
+        </w:rPr>
+        <w:t xml:space="preserve"> </w:t>
+      </w:r>
+      <w:proofErr w:type="spellStart"/>
+      <w:r>
+        <w:rPr>
+          <w:color w:val="00B050"/>
+          <w:lang w:val="en-US"/>
+        </w:rPr>
+        <w:t>otvoradi</w:t>
       </w:r>
       <w:proofErr w:type="spellEnd"/>
       <w:r>
@@ -3297,7 +2838,7 @@
           <w:color w:val="00B050"/>
           <w:lang w:val="en-US"/>
         </w:rPr>
-        <w:t>Videos</w:t>
+        <w:t>Blog</w:t>
       </w:r>
     </w:p>
     <w:p>
@@ -3319,81 +2860,65 @@
           <w:color w:val="00B050"/>
           <w:lang w:val="en-US"/>
         </w:rPr>
-        <w:t xml:space="preserve"> Books </w:t>
-      </w:r>
-      <w:proofErr w:type="spellStart"/>
-      <w:proofErr w:type="gramStart"/>
-      <w:r>
-        <w:rPr>
-          <w:color w:val="00B050"/>
-          <w:lang w:val="en-US"/>
-        </w:rPr>
-        <w:t>ning</w:t>
-      </w:r>
-      <w:proofErr w:type="spellEnd"/>
-      <w:r>
-        <w:rPr>
-          <w:color w:val="00B050"/>
-          <w:lang w:val="en-US"/>
-        </w:rPr>
-        <w:t xml:space="preserve">  “</w:t>
-      </w:r>
-      <w:proofErr w:type="gramEnd"/>
-      <w:r>
-        <w:rPr>
-          <w:color w:val="00B050"/>
-          <w:lang w:val="en-US"/>
-        </w:rPr>
-        <w:t xml:space="preserve">a” s </w:t>
-      </w:r>
-      <w:proofErr w:type="spellStart"/>
-      <w:r>
-        <w:rPr>
-          <w:color w:val="00B050"/>
-          <w:lang w:val="en-US"/>
-        </w:rPr>
-        <w:t>bilan</w:t>
-      </w:r>
-      <w:proofErr w:type="spellEnd"/>
-      <w:r>
-        <w:rPr>
-          <w:color w:val="00B050"/>
-          <w:lang w:val="en-US"/>
-        </w:rPr>
-        <w:t xml:space="preserve"> </w:t>
-      </w:r>
-      <w:proofErr w:type="spellStart"/>
-      <w:r>
-        <w:rPr>
-          <w:color w:val="00B050"/>
-          <w:lang w:val="en-US"/>
-        </w:rPr>
-        <w:t>bir</w:t>
-      </w:r>
-      <w:proofErr w:type="spellEnd"/>
-      <w:r>
-        <w:rPr>
-          <w:color w:val="00B050"/>
-          <w:lang w:val="en-US"/>
-        </w:rPr>
-        <w:t xml:space="preserve"> </w:t>
-      </w:r>
-      <w:proofErr w:type="spellStart"/>
-      <w:r>
-        <w:rPr>
-          <w:color w:val="00B050"/>
-          <w:lang w:val="en-US"/>
-        </w:rPr>
-        <w:t>xil</w:t>
-      </w:r>
-      <w:proofErr w:type="spellEnd"/>
-      <w:r>
-        <w:rPr>
-          <w:color w:val="00B050"/>
-          <w:lang w:val="en-US"/>
-        </w:rPr>
-        <w:t xml:space="preserve"> </w:t>
-      </w:r>
+        <w:t xml:space="preserve"> </w:t>
+      </w:r>
+      <w:proofErr w:type="spellStart"/>
+      <w:r>
+        <w:rPr>
+          <w:color w:val="00B050"/>
+          <w:lang w:val="en-US"/>
+        </w:rPr>
+        <w:t>Articleni</w:t>
+      </w:r>
+      <w:proofErr w:type="spellEnd"/>
+      <w:r>
+        <w:rPr>
+          <w:color w:val="00B050"/>
+          <w:lang w:val="en-US"/>
+        </w:rPr>
+        <w:t xml:space="preserve"> title </w:t>
+      </w:r>
+      <w:proofErr w:type="spellStart"/>
+      <w:r>
+        <w:rPr>
+          <w:color w:val="00B050"/>
+          <w:lang w:val="en-US"/>
+        </w:rPr>
+        <w:t>bo’yucha</w:t>
+      </w:r>
+      <w:proofErr w:type="spellEnd"/>
+      <w:r>
+        <w:rPr>
+          <w:color w:val="00B050"/>
+          <w:lang w:val="en-US"/>
+        </w:rPr>
+        <w:t xml:space="preserve"> </w:t>
+      </w:r>
+      <w:proofErr w:type="spellStart"/>
+      <w:r>
+        <w:rPr>
+          <w:color w:val="00B050"/>
+          <w:lang w:val="en-US"/>
+        </w:rPr>
+        <w:t>qidiruv</w:t>
+      </w:r>
+      <w:proofErr w:type="spellEnd"/>
+      <w:r>
+        <w:rPr>
+          <w:color w:val="00B050"/>
+          <w:lang w:val="en-US"/>
+        </w:rPr>
+        <w:t xml:space="preserve"> </w:t>
+      </w:r>
+      <w:proofErr w:type="spellStart"/>
+      <w:r>
+        <w:rPr>
+          <w:color w:val="00B050"/>
+          <w:lang w:val="en-US"/>
+        </w:rPr>
+        <w:t>tizimi</w:t>
+      </w:r>
+      <w:proofErr w:type="spellEnd"/>
     </w:p>
     <w:p>
       <w:pPr>
@@ -3414,48 +2939,8 @@
           <w:color w:val="00B050"/>
           <w:lang w:val="en-US"/>
         </w:rPr>
-        <w:t xml:space="preserve">Books </w:t>
-      </w:r>
-      <w:proofErr w:type="spellStart"/>
-      <w:proofErr w:type="gramStart"/>
-      <w:r>
-        <w:rPr>
-          <w:color w:val="00B050"/>
-          <w:lang w:val="en-US"/>
-        </w:rPr>
-        <w:t>ning</w:t>
-      </w:r>
-      <w:proofErr w:type="spellEnd"/>
-      <w:r>
-        <w:rPr>
-          <w:color w:val="00B050"/>
-          <w:lang w:val="en-US"/>
-        </w:rPr>
-        <w:t xml:space="preserve">  “</w:t>
-      </w:r>
-      <w:proofErr w:type="gramEnd"/>
-      <w:r>
-        <w:rPr>
-          <w:color w:val="00B050"/>
-          <w:lang w:val="en-US"/>
-        </w:rPr>
-        <w:t xml:space="preserve">b” s </w:t>
-      </w:r>
-      <w:proofErr w:type="spellStart"/>
-      <w:r>
-        <w:rPr>
-          <w:color w:val="00B050"/>
-          <w:lang w:val="en-US"/>
-        </w:rPr>
-        <w:t>bilan</w:t>
-      </w:r>
-      <w:proofErr w:type="spellEnd"/>
-      <w:r>
-        <w:rPr>
-          <w:color w:val="00B050"/>
-          <w:lang w:val="en-US"/>
-        </w:rPr>
-        <w:t xml:space="preserve"> </w:t>
+        <w:lastRenderedPageBreak/>
+        <w:t xml:space="preserve">Har </w:t>
       </w:r>
       <w:proofErr w:type="spellStart"/>
       <w:r>
@@ -3479,15 +2964,223 @@
           <w:color w:val="00B050"/>
           <w:lang w:val="en-US"/>
         </w:rPr>
-        <w:t>xil</w:t>
-      </w:r>
-      <w:proofErr w:type="spellEnd"/>
-      <w:r>
-        <w:rPr>
-          <w:color w:val="00B050"/>
-          <w:lang w:val="en-US"/>
-        </w:rPr>
-        <w:t xml:space="preserve"> </w:t>
+        <w:t>requestda</w:t>
+      </w:r>
+      <w:proofErr w:type="spellEnd"/>
+      <w:r>
+        <w:rPr>
+          <w:color w:val="00B050"/>
+          <w:lang w:val="en-US"/>
+        </w:rPr>
+        <w:t xml:space="preserve"> 8 </w:t>
+      </w:r>
+      <w:proofErr w:type="spellStart"/>
+      <w:r>
+        <w:rPr>
+          <w:color w:val="00B050"/>
+          <w:lang w:val="en-US"/>
+        </w:rPr>
+        <w:t>tadan</w:t>
+      </w:r>
+      <w:proofErr w:type="spellEnd"/>
+      <w:r>
+        <w:rPr>
+          <w:color w:val="00B050"/>
+          <w:lang w:val="en-US"/>
+        </w:rPr>
+        <w:t xml:space="preserve"> book </w:t>
+      </w:r>
+      <w:proofErr w:type="spellStart"/>
+      <w:r>
+        <w:rPr>
+          <w:color w:val="00B050"/>
+          <w:lang w:val="en-US"/>
+        </w:rPr>
+        <w:t>olib</w:t>
+      </w:r>
+      <w:proofErr w:type="spellEnd"/>
+      <w:r>
+        <w:rPr>
+          <w:color w:val="00B050"/>
+          <w:lang w:val="en-US"/>
+        </w:rPr>
+        <w:t xml:space="preserve"> </w:t>
+      </w:r>
+      <w:proofErr w:type="spellStart"/>
+      <w:r>
+        <w:rPr>
+          <w:color w:val="00B050"/>
+          <w:lang w:val="en-US"/>
+        </w:rPr>
+        <w:t>keladi</w:t>
+      </w:r>
+      <w:proofErr w:type="spellEnd"/>
+      <w:r>
+        <w:rPr>
+          <w:color w:val="00B050"/>
+          <w:lang w:val="en-US"/>
+        </w:rPr>
+        <w:t xml:space="preserve">, </w:t>
+      </w:r>
+      <w:proofErr w:type="spellStart"/>
+      <w:r>
+        <w:rPr>
+          <w:color w:val="00B050"/>
+          <w:lang w:val="en-US"/>
+        </w:rPr>
+        <w:t>hamda</w:t>
+      </w:r>
+      <w:proofErr w:type="spellEnd"/>
+      <w:r>
+        <w:rPr>
+          <w:color w:val="00B050"/>
+          <w:lang w:val="en-US"/>
+        </w:rPr>
+        <w:t xml:space="preserve"> pagination ham </w:t>
+      </w:r>
+      <w:proofErr w:type="spellStart"/>
+      <w:r>
+        <w:rPr>
+          <w:color w:val="00B050"/>
+          <w:lang w:val="en-US"/>
+        </w:rPr>
+        <w:t>bo’lishi</w:t>
+      </w:r>
+      <w:proofErr w:type="spellEnd"/>
+      <w:r>
+        <w:rPr>
+          <w:color w:val="00B050"/>
+          <w:lang w:val="en-US"/>
+        </w:rPr>
+        <w:t xml:space="preserve"> </w:t>
+      </w:r>
+      <w:proofErr w:type="spellStart"/>
+      <w:r>
+        <w:rPr>
+          <w:color w:val="00B050"/>
+          <w:lang w:val="en-US"/>
+        </w:rPr>
+        <w:t>kerak</w:t>
+      </w:r>
+      <w:proofErr w:type="spellEnd"/>
+      <w:r>
+        <w:rPr>
+          <w:color w:val="00B050"/>
+          <w:lang w:val="en-US"/>
+        </w:rPr>
+        <w:t xml:space="preserve">, </w:t>
+      </w:r>
+      <w:proofErr w:type="spellStart"/>
+      <w:r>
+        <w:rPr>
+          <w:color w:val="00B050"/>
+          <w:lang w:val="en-US"/>
+        </w:rPr>
+        <w:t>yani</w:t>
+      </w:r>
+      <w:proofErr w:type="spellEnd"/>
+      <w:r>
+        <w:rPr>
+          <w:color w:val="00B050"/>
+          <w:lang w:val="en-US"/>
+        </w:rPr>
+        <w:t xml:space="preserve"> 8 </w:t>
+      </w:r>
+      <w:proofErr w:type="spellStart"/>
+      <w:r>
+        <w:rPr>
+          <w:color w:val="00B050"/>
+          <w:lang w:val="en-US"/>
+        </w:rPr>
+        <w:t>talik</w:t>
+      </w:r>
+      <w:proofErr w:type="spellEnd"/>
+      <w:r>
+        <w:rPr>
+          <w:color w:val="00B050"/>
+          <w:lang w:val="en-US"/>
+        </w:rPr>
+        <w:t xml:space="preserve"> </w:t>
+      </w:r>
+      <w:proofErr w:type="spellStart"/>
+      <w:r>
+        <w:rPr>
+          <w:color w:val="00B050"/>
+          <w:lang w:val="en-US"/>
+        </w:rPr>
+        <w:t>guruhlar</w:t>
+      </w:r>
+      <w:proofErr w:type="spellEnd"/>
+      <w:r>
+        <w:rPr>
+          <w:color w:val="00B050"/>
+          <w:lang w:val="en-US"/>
+        </w:rPr>
+        <w:t xml:space="preserve">, 1,2,3...10. Har </w:t>
+      </w:r>
+      <w:proofErr w:type="spellStart"/>
+      <w:r>
+        <w:rPr>
+          <w:color w:val="00B050"/>
+          <w:lang w:val="en-US"/>
+        </w:rPr>
+        <w:t>bittasini</w:t>
+      </w:r>
+      <w:proofErr w:type="spellEnd"/>
+      <w:r>
+        <w:rPr>
+          <w:color w:val="00B050"/>
+          <w:lang w:val="en-US"/>
+        </w:rPr>
+        <w:t xml:space="preserve"> </w:t>
+      </w:r>
+      <w:proofErr w:type="spellStart"/>
+      <w:r>
+        <w:rPr>
+          <w:color w:val="00B050"/>
+          <w:lang w:val="en-US"/>
+        </w:rPr>
+        <w:t>bosganda</w:t>
+      </w:r>
+      <w:proofErr w:type="spellEnd"/>
+      <w:r>
+        <w:rPr>
+          <w:color w:val="00B050"/>
+          <w:lang w:val="en-US"/>
+        </w:rPr>
+        <w:t xml:space="preserve"> keying </w:t>
+      </w:r>
+      <w:proofErr w:type="spellStart"/>
+      <w:r>
+        <w:rPr>
+          <w:color w:val="00B050"/>
+          <w:lang w:val="en-US"/>
+        </w:rPr>
+        <w:t>sakkistalikka</w:t>
+      </w:r>
+      <w:proofErr w:type="spellEnd"/>
+      <w:r>
+        <w:rPr>
+          <w:color w:val="00B050"/>
+          <w:lang w:val="en-US"/>
+        </w:rPr>
+        <w:t xml:space="preserve"> </w:t>
+      </w:r>
+      <w:proofErr w:type="spellStart"/>
+      <w:r>
+        <w:rPr>
+          <w:color w:val="00B050"/>
+          <w:lang w:val="en-US"/>
+        </w:rPr>
+        <w:t>o’tadi</w:t>
+      </w:r>
+      <w:proofErr w:type="spellEnd"/>
+      <w:r>
+        <w:rPr>
+          <w:color w:val="00B050"/>
+          <w:lang w:val="en-US"/>
+        </w:rPr>
+        <w:t>.</w:t>
       </w:r>
     </w:p>
     <w:p>
@@ -3509,63 +3202,54 @@
           <w:color w:val="00B050"/>
           <w:lang w:val="en-US"/>
         </w:rPr>
-        <w:t xml:space="preserve"> Video </w:t>
-      </w:r>
-      <w:proofErr w:type="spellStart"/>
-      <w:r>
-        <w:rPr>
-          <w:color w:val="00B050"/>
-          <w:lang w:val="en-US"/>
-        </w:rPr>
-        <w:t>ning</w:t>
-      </w:r>
-      <w:proofErr w:type="spellEnd"/>
-      <w:r>
-        <w:rPr>
-          <w:color w:val="00B050"/>
-          <w:lang w:val="en-US"/>
-        </w:rPr>
-        <w:t xml:space="preserve"> title </w:t>
-      </w:r>
-      <w:proofErr w:type="spellStart"/>
-      <w:r>
-        <w:rPr>
-          <w:color w:val="00B050"/>
-          <w:lang w:val="en-US"/>
-        </w:rPr>
-        <w:t>hamda</w:t>
-      </w:r>
-      <w:proofErr w:type="spellEnd"/>
-      <w:r>
-        <w:rPr>
-          <w:color w:val="00B050"/>
-          <w:lang w:val="en-US"/>
-        </w:rPr>
-        <w:t xml:space="preserve"> </w:t>
-      </w:r>
-      <w:proofErr w:type="spellStart"/>
-      <w:r>
-        <w:rPr>
-          <w:color w:val="00B050"/>
-          <w:lang w:val="en-US"/>
-        </w:rPr>
-        <w:t>rasmi</w:t>
-      </w:r>
-      <w:proofErr w:type="spellEnd"/>
-      <w:r>
-        <w:rPr>
-          <w:color w:val="00B050"/>
-          <w:lang w:val="en-US"/>
-        </w:rPr>
-        <w:t xml:space="preserve"> </w:t>
-      </w:r>
-      <w:proofErr w:type="spellStart"/>
-      <w:r>
-        <w:rPr>
-          <w:color w:val="00B050"/>
-          <w:lang w:val="en-US"/>
-        </w:rPr>
-        <w:t>ko’rinishi</w:t>
+        <w:t xml:space="preserve"> Article </w:t>
+      </w:r>
+      <w:proofErr w:type="spellStart"/>
+      <w:r>
+        <w:rPr>
+          <w:color w:val="00B050"/>
+          <w:lang w:val="en-US"/>
+        </w:rPr>
+        <w:t>o’zida</w:t>
+      </w:r>
+      <w:proofErr w:type="spellEnd"/>
+      <w:r>
+        <w:rPr>
+          <w:color w:val="00B050"/>
+          <w:lang w:val="en-US"/>
+        </w:rPr>
+        <w:t xml:space="preserve"> [title</w:t>
+      </w:r>
+      <w:r>
+        <w:rPr>
+          <w:color w:val="00B050"/>
+          <w:lang w:val="en-US"/>
+        </w:rPr>
+        <w:t xml:space="preserve">, </w:t>
+      </w:r>
+      <w:proofErr w:type="spellStart"/>
+      <w:r>
+        <w:rPr>
+          <w:color w:val="00B050"/>
+          <w:lang w:val="en-US"/>
+        </w:rPr>
+        <w:t>creteed_at</w:t>
+      </w:r>
+      <w:proofErr w:type="spellEnd"/>
+      <w:r>
+        <w:rPr>
+          <w:color w:val="00B050"/>
+          <w:lang w:val="en-US"/>
+        </w:rPr>
+        <w:t xml:space="preserve">] </w:t>
+      </w:r>
+      <w:proofErr w:type="spellStart"/>
+      <w:r>
+        <w:rPr>
+          <w:color w:val="00B050"/>
+          <w:lang w:val="en-US"/>
+        </w:rPr>
+        <w:t>bo’lishi</w:t>
       </w:r>
       <w:proofErr w:type="spellEnd"/>
       <w:r>
@@ -3589,63 +3273,79 @@
           <w:color w:val="00B050"/>
           <w:lang w:val="en-US"/>
         </w:rPr>
-        <w:t xml:space="preserve">. </w:t>
-      </w:r>
-      <w:proofErr w:type="spellStart"/>
-      <w:r>
-        <w:rPr>
-          <w:color w:val="00B050"/>
-          <w:lang w:val="en-US"/>
-        </w:rPr>
-        <w:t>Videoni</w:t>
-      </w:r>
-      <w:proofErr w:type="spellEnd"/>
-      <w:r>
-        <w:rPr>
-          <w:color w:val="00B050"/>
-          <w:lang w:val="en-US"/>
-        </w:rPr>
-        <w:t xml:space="preserve"> </w:t>
-      </w:r>
-      <w:proofErr w:type="spellStart"/>
-      <w:r>
-        <w:rPr>
-          <w:color w:val="00B050"/>
-          <w:lang w:val="en-US"/>
-        </w:rPr>
-        <w:t>bosganda</w:t>
-      </w:r>
-      <w:proofErr w:type="spellEnd"/>
-      <w:r>
-        <w:rPr>
-          <w:color w:val="00B050"/>
-          <w:lang w:val="en-US"/>
-        </w:rPr>
-        <w:t xml:space="preserve"> </w:t>
-      </w:r>
-      <w:proofErr w:type="spellStart"/>
-      <w:r>
-        <w:rPr>
-          <w:color w:val="00B050"/>
-          <w:lang w:val="en-US"/>
-        </w:rPr>
-        <w:t>youtubega</w:t>
-      </w:r>
-      <w:proofErr w:type="spellEnd"/>
-      <w:r>
-        <w:rPr>
-          <w:color w:val="00B050"/>
-          <w:lang w:val="en-US"/>
-        </w:rPr>
-        <w:t xml:space="preserve"> </w:t>
-      </w:r>
-      <w:proofErr w:type="spellStart"/>
-      <w:r>
-        <w:rPr>
-          <w:color w:val="00B050"/>
-          <w:lang w:val="en-US"/>
-        </w:rPr>
-        <w:t>otvoradi</w:t>
+        <w:t xml:space="preserve"> </w:t>
+      </w:r>
+      <w:proofErr w:type="spellStart"/>
+      <w:r>
+        <w:rPr>
+          <w:color w:val="00B050"/>
+          <w:lang w:val="en-US"/>
+        </w:rPr>
+        <w:t>va</w:t>
+      </w:r>
+      <w:proofErr w:type="spellEnd"/>
+      <w:r>
+        <w:rPr>
+          <w:color w:val="00B050"/>
+          <w:lang w:val="en-US"/>
+        </w:rPr>
+        <w:t xml:space="preserve"> read more </w:t>
+      </w:r>
+      <w:proofErr w:type="spellStart"/>
+      <w:r>
+        <w:rPr>
+          <w:color w:val="00B050"/>
+          <w:lang w:val="en-US"/>
+        </w:rPr>
+        <w:t>degan</w:t>
+      </w:r>
+      <w:proofErr w:type="spellEnd"/>
+      <w:r>
+        <w:rPr>
+          <w:color w:val="00B050"/>
+          <w:lang w:val="en-US"/>
+        </w:rPr>
+        <w:t xml:space="preserve"> </w:t>
+      </w:r>
+      <w:proofErr w:type="spellStart"/>
+      <w:r>
+        <w:rPr>
+          <w:color w:val="00B050"/>
+          <w:lang w:val="en-US"/>
+        </w:rPr>
+        <w:t>joyi</w:t>
+      </w:r>
+      <w:proofErr w:type="spellEnd"/>
+      <w:r>
+        <w:rPr>
+          <w:color w:val="00B050"/>
+          <w:lang w:val="en-US"/>
+        </w:rPr>
+        <w:t xml:space="preserve"> </w:t>
+      </w:r>
+      <w:proofErr w:type="spellStart"/>
+      <w:r>
+        <w:rPr>
+          <w:color w:val="00B050"/>
+          <w:lang w:val="en-US"/>
+        </w:rPr>
+        <w:t>bo’lishi</w:t>
+      </w:r>
+      <w:proofErr w:type="spellEnd"/>
+      <w:r>
+        <w:rPr>
+          <w:color w:val="00B050"/>
+          <w:lang w:val="en-US"/>
+        </w:rPr>
+        <w:t xml:space="preserve"> </w:t>
+      </w:r>
+      <w:proofErr w:type="spellStart"/>
+      <w:r>
+        <w:rPr>
+          <w:color w:val="00B050"/>
+          <w:lang w:val="en-US"/>
+        </w:rPr>
+        <w:t>kerak</w:t>
       </w:r>
       <w:proofErr w:type="spellEnd"/>
       <w:r>
@@ -3675,118 +3375,222 @@
           <w:color w:val="00B050"/>
           <w:lang w:val="en-US"/>
         </w:rPr>
-        <w:t xml:space="preserve">Video </w:t>
-      </w:r>
-      <w:proofErr w:type="spellStart"/>
-      <w:r>
-        <w:rPr>
-          <w:color w:val="00B050"/>
-          <w:lang w:val="en-US"/>
-        </w:rPr>
-        <w:t>qo’shish</w:t>
-      </w:r>
-      <w:proofErr w:type="spellEnd"/>
-      <w:r>
-        <w:rPr>
-          <w:color w:val="00B050"/>
-          <w:lang w:val="en-US"/>
-        </w:rPr>
-        <w:t xml:space="preserve"> </w:t>
-      </w:r>
-      <w:proofErr w:type="spellStart"/>
-      <w:r>
-        <w:rPr>
-          <w:color w:val="00B050"/>
-          <w:lang w:val="en-US"/>
-        </w:rPr>
-        <w:t>uchun</w:t>
-      </w:r>
-      <w:proofErr w:type="spellEnd"/>
-      <w:r>
-        <w:rPr>
-          <w:color w:val="00B050"/>
-          <w:lang w:val="en-US"/>
-        </w:rPr>
-        <w:t xml:space="preserve"> video </w:t>
-      </w:r>
-      <w:proofErr w:type="spellStart"/>
-      <w:r>
-        <w:rPr>
-          <w:color w:val="00B050"/>
-          <w:lang w:val="en-US"/>
-        </w:rPr>
-        <w:t>folderidagi</w:t>
-      </w:r>
-      <w:proofErr w:type="spellEnd"/>
-      <w:r>
-        <w:rPr>
-          <w:color w:val="00B050"/>
-          <w:lang w:val="en-US"/>
-        </w:rPr>
-        <w:t xml:space="preserve"> </w:t>
-      </w:r>
-      <w:r>
-        <w:rPr>
-          <w:color w:val="00B050"/>
-          <w:lang w:val="en-US"/>
-        </w:rPr>
-        <w:t xml:space="preserve">001 </w:t>
-      </w:r>
-      <w:proofErr w:type="spellStart"/>
-      <w:r>
-        <w:rPr>
-          <w:color w:val="00B050"/>
-          <w:lang w:val="en-US"/>
-        </w:rPr>
-        <w:t>rasmda</w:t>
-      </w:r>
-      <w:proofErr w:type="spellEnd"/>
-      <w:r>
-        <w:rPr>
-          <w:color w:val="00B050"/>
-          <w:lang w:val="en-US"/>
-        </w:rPr>
-        <w:t xml:space="preserve"> </w:t>
-      </w:r>
-      <w:proofErr w:type="spellStart"/>
-      <w:r>
-        <w:rPr>
-          <w:color w:val="00B050"/>
-          <w:lang w:val="en-US"/>
-        </w:rPr>
-        <w:t>keltirilgan</w:t>
-      </w:r>
-      <w:proofErr w:type="spellEnd"/>
-      <w:r>
-        <w:rPr>
-          <w:color w:val="00B050"/>
-          <w:lang w:val="en-US"/>
-        </w:rPr>
-        <w:t xml:space="preserve"> </w:t>
-      </w:r>
-      <w:proofErr w:type="spellStart"/>
-      <w:r>
-        <w:rPr>
-          <w:color w:val="00B050"/>
-          <w:lang w:val="en-US"/>
-        </w:rPr>
-        <w:t>narsalar</w:t>
-      </w:r>
-      <w:proofErr w:type="spellEnd"/>
-      <w:r>
-        <w:rPr>
-          <w:color w:val="00B050"/>
-          <w:lang w:val="en-US"/>
-        </w:rPr>
-        <w:t xml:space="preserve"> </w:t>
-      </w:r>
-      <w:proofErr w:type="spellStart"/>
-      <w:r>
-        <w:rPr>
-          <w:color w:val="00B050"/>
-          <w:lang w:val="en-US"/>
-        </w:rPr>
-        <w:t>so’raladi</w:t>
+        <w:t xml:space="preserve">Read more </w:t>
+      </w:r>
+      <w:proofErr w:type="spellStart"/>
+      <w:r>
+        <w:rPr>
+          <w:color w:val="00B050"/>
+          <w:lang w:val="en-US"/>
+        </w:rPr>
+        <w:t>ni</w:t>
+      </w:r>
+      <w:proofErr w:type="spellEnd"/>
+      <w:r>
+        <w:rPr>
+          <w:color w:val="00B050"/>
+          <w:lang w:val="en-US"/>
+        </w:rPr>
+        <w:t xml:space="preserve"> </w:t>
+      </w:r>
+      <w:proofErr w:type="spellStart"/>
+      <w:r>
+        <w:rPr>
+          <w:color w:val="00B050"/>
+          <w:lang w:val="en-US"/>
+        </w:rPr>
+        <w:t>bosganda</w:t>
+      </w:r>
+      <w:proofErr w:type="spellEnd"/>
+      <w:r>
+        <w:rPr>
+          <w:color w:val="00B050"/>
+          <w:lang w:val="en-US"/>
+        </w:rPr>
+        <w:t xml:space="preserve"> [title, picture, body(text), </w:t>
+      </w:r>
+      <w:proofErr w:type="spellStart"/>
+      <w:r>
+        <w:rPr>
+          <w:color w:val="00B050"/>
+          <w:lang w:val="en-US"/>
+        </w:rPr>
+        <w:t>created_at</w:t>
+      </w:r>
+      <w:proofErr w:type="spellEnd"/>
+      <w:r>
+        <w:rPr>
+          <w:color w:val="00B050"/>
+          <w:lang w:val="en-US"/>
+        </w:rPr>
+        <w:t xml:space="preserve"> </w:t>
+      </w:r>
+      <w:proofErr w:type="spellStart"/>
+      <w:r>
+        <w:rPr>
+          <w:color w:val="00B050"/>
+          <w:lang w:val="en-US"/>
+        </w:rPr>
+        <w:t>ko’rishi</w:t>
+      </w:r>
+      <w:proofErr w:type="spellEnd"/>
+      <w:r>
+        <w:rPr>
+          <w:color w:val="00B050"/>
+          <w:lang w:val="en-US"/>
+        </w:rPr>
+        <w:t xml:space="preserve"> </w:t>
+      </w:r>
+      <w:proofErr w:type="spellStart"/>
+      <w:r>
+        <w:rPr>
+          <w:color w:val="00B050"/>
+          <w:lang w:val="en-US"/>
+        </w:rPr>
+        <w:t>kerak</w:t>
+      </w:r>
+      <w:proofErr w:type="spellEnd"/>
+      <w:r>
+        <w:rPr>
+          <w:color w:val="00B050"/>
+          <w:lang w:val="en-US"/>
+        </w:rPr>
+        <w:t>.</w:t>
+      </w:r>
+    </w:p>
+    <w:p>
+      <w:pPr>
+        <w:pStyle w:val="ListParagraph"/>
+        <w:numPr>
+          <w:ilvl w:val="1"/>
+          <w:numId w:val="1"/>
+        </w:numPr>
+        <w:spacing w:line="276" w:lineRule="auto"/>
+        <w:jc w:val="both"/>
+        <w:rPr>
+          <w:color w:val="00B050"/>
+          <w:lang w:val="en-US"/>
+        </w:rPr>
+      </w:pPr>
+      <w:proofErr w:type="spellStart"/>
+      <w:r>
+        <w:rPr>
+          <w:color w:val="00B050"/>
+          <w:lang w:val="en-US"/>
+        </w:rPr>
+        <w:t>Articlening</w:t>
+      </w:r>
+      <w:proofErr w:type="spellEnd"/>
+      <w:r>
+        <w:rPr>
+          <w:color w:val="00B050"/>
+          <w:lang w:val="en-US"/>
+        </w:rPr>
+        <w:t xml:space="preserve"> </w:t>
+      </w:r>
+      <w:proofErr w:type="spellStart"/>
+      <w:r>
+        <w:rPr>
+          <w:color w:val="00B050"/>
+          <w:lang w:val="en-US"/>
+        </w:rPr>
+        <w:t>eng</w:t>
+      </w:r>
+      <w:proofErr w:type="spellEnd"/>
+      <w:r>
+        <w:rPr>
+          <w:color w:val="00B050"/>
+          <w:lang w:val="en-US"/>
+        </w:rPr>
+        <w:t xml:space="preserve"> </w:t>
+      </w:r>
+      <w:proofErr w:type="spellStart"/>
+      <w:r>
+        <w:rPr>
+          <w:color w:val="00B050"/>
+          <w:lang w:val="en-US"/>
+        </w:rPr>
+        <w:t>pasida</w:t>
+      </w:r>
+      <w:proofErr w:type="spellEnd"/>
+      <w:r>
+        <w:rPr>
+          <w:color w:val="00B050"/>
+          <w:lang w:val="en-US"/>
+        </w:rPr>
+        <w:t xml:space="preserve"> [</w:t>
+      </w:r>
+      <w:proofErr w:type="spellStart"/>
+      <w:r>
+        <w:rPr>
+          <w:color w:val="00B050"/>
+          <w:lang w:val="en-US"/>
+        </w:rPr>
+        <w:t>prev</w:t>
+      </w:r>
+      <w:proofErr w:type="spellEnd"/>
+      <w:r>
+        <w:rPr>
+          <w:color w:val="00B050"/>
+          <w:lang w:val="en-US"/>
+        </w:rPr>
+        <w:t xml:space="preserve">, next] </w:t>
+      </w:r>
+      <w:proofErr w:type="spellStart"/>
+      <w:r>
+        <w:rPr>
+          <w:color w:val="00B050"/>
+          <w:lang w:val="en-US"/>
+        </w:rPr>
+        <w:t>degan</w:t>
+      </w:r>
+      <w:proofErr w:type="spellEnd"/>
+      <w:r>
+        <w:rPr>
+          <w:color w:val="00B050"/>
+          <w:lang w:val="en-US"/>
+        </w:rPr>
+        <w:t xml:space="preserve"> </w:t>
+      </w:r>
+      <w:proofErr w:type="spellStart"/>
+      <w:r>
+        <w:rPr>
+          <w:color w:val="00B050"/>
+          <w:lang w:val="en-US"/>
+        </w:rPr>
+        <w:t>buttonlar</w:t>
+      </w:r>
+      <w:proofErr w:type="spellEnd"/>
+      <w:r>
+        <w:rPr>
+          <w:color w:val="00B050"/>
+          <w:lang w:val="en-US"/>
+        </w:rPr>
+        <w:t xml:space="preserve"> ham </w:t>
+      </w:r>
+      <w:proofErr w:type="spellStart"/>
+      <w:r>
+        <w:rPr>
+          <w:color w:val="00B050"/>
+          <w:lang w:val="en-US"/>
+        </w:rPr>
+        <w:t>bo’lishi</w:t>
+      </w:r>
+      <w:proofErr w:type="spellEnd"/>
+      <w:r>
+        <w:rPr>
+          <w:color w:val="00B050"/>
+          <w:lang w:val="en-US"/>
+        </w:rPr>
+        <w:t xml:space="preserve"> </w:t>
+      </w:r>
+      <w:proofErr w:type="spellStart"/>
+      <w:r>
+        <w:rPr>
+          <w:color w:val="00B050"/>
+          <w:lang w:val="en-US"/>
+        </w:rPr>
+        <w:t>kerak</w:t>
       </w:r>
       <w:proofErr w:type="spellEnd"/>
       <w:r>
@@ -3816,7 +3620,7 @@
           <w:color w:val="00B050"/>
           <w:lang w:val="en-US"/>
         </w:rPr>
-        <w:t>Blog</w:t>
+        <w:t>Connections</w:t>
       </w:r>
     </w:p>
     <w:p>
@@ -3833,54 +3637,134 @@
           <w:lang w:val="en-US"/>
         </w:rPr>
       </w:pPr>
-      <w:r>
-        <w:rPr>
-          <w:color w:val="00B050"/>
-          <w:lang w:val="en-US"/>
-        </w:rPr>
-        <w:t xml:space="preserve"> Books “a” </w:t>
-      </w:r>
-      <w:proofErr w:type="spellStart"/>
-      <w:r>
-        <w:rPr>
-          <w:color w:val="00B050"/>
-          <w:lang w:val="en-US"/>
-        </w:rPr>
-        <w:t>bilan</w:t>
-      </w:r>
-      <w:proofErr w:type="spellEnd"/>
-      <w:r>
-        <w:rPr>
-          <w:color w:val="00B050"/>
-          <w:lang w:val="en-US"/>
-        </w:rPr>
-        <w:t xml:space="preserve"> </w:t>
-      </w:r>
-      <w:proofErr w:type="spellStart"/>
-      <w:r>
-        <w:rPr>
-          <w:color w:val="00B050"/>
-          <w:lang w:val="en-US"/>
-        </w:rPr>
-        <w:t>bir</w:t>
-      </w:r>
-      <w:proofErr w:type="spellEnd"/>
-      <w:r>
-        <w:rPr>
-          <w:color w:val="00B050"/>
-          <w:lang w:val="en-US"/>
-        </w:rPr>
-        <w:t xml:space="preserve"> </w:t>
-      </w:r>
-      <w:proofErr w:type="spellStart"/>
-      <w:r>
-        <w:rPr>
-          <w:color w:val="00B050"/>
-          <w:lang w:val="en-US"/>
-        </w:rPr>
-        <w:t>xil</w:t>
-      </w:r>
-      <w:proofErr w:type="spellEnd"/>
+      <w:proofErr w:type="spellStart"/>
+      <w:r>
+        <w:rPr>
+          <w:color w:val="00B050"/>
+          <w:lang w:val="en-US"/>
+        </w:rPr>
+        <w:t>Qidiruv</w:t>
+      </w:r>
+      <w:proofErr w:type="spellEnd"/>
+      <w:r>
+        <w:rPr>
+          <w:color w:val="00B050"/>
+          <w:lang w:val="en-US"/>
+        </w:rPr>
+        <w:t xml:space="preserve"> </w:t>
+      </w:r>
+      <w:proofErr w:type="spellStart"/>
+      <w:r>
+        <w:rPr>
+          <w:color w:val="00B050"/>
+          <w:lang w:val="en-US"/>
+        </w:rPr>
+        <w:t>tizimi</w:t>
+      </w:r>
+      <w:proofErr w:type="spellEnd"/>
+      <w:r>
+        <w:rPr>
+          <w:color w:val="00B050"/>
+          <w:lang w:val="en-US"/>
+        </w:rPr>
+        <w:t xml:space="preserve"> </w:t>
+      </w:r>
+      <w:proofErr w:type="spellStart"/>
+      <w:r>
+        <w:rPr>
+          <w:color w:val="00B050"/>
+          <w:lang w:val="en-US"/>
+        </w:rPr>
+        <w:t>bo’lishi</w:t>
+      </w:r>
+      <w:proofErr w:type="spellEnd"/>
+      <w:r>
+        <w:rPr>
+          <w:color w:val="00B050"/>
+          <w:lang w:val="en-US"/>
+        </w:rPr>
+        <w:t xml:space="preserve"> </w:t>
+      </w:r>
+      <w:proofErr w:type="spellStart"/>
+      <w:r>
+        <w:rPr>
+          <w:color w:val="00B050"/>
+          <w:lang w:val="en-US"/>
+        </w:rPr>
+        <w:t>kerak</w:t>
+      </w:r>
+      <w:proofErr w:type="spellEnd"/>
+      <w:r>
+        <w:rPr>
+          <w:color w:val="00B050"/>
+          <w:lang w:val="en-US"/>
+        </w:rPr>
+        <w:t xml:space="preserve"> </w:t>
+      </w:r>
+      <w:proofErr w:type="spellStart"/>
+      <w:r>
+        <w:rPr>
+          <w:color w:val="00B050"/>
+          <w:lang w:val="en-US"/>
+        </w:rPr>
+        <w:t>va</w:t>
+      </w:r>
+      <w:proofErr w:type="spellEnd"/>
+      <w:r>
+        <w:rPr>
+          <w:color w:val="00B050"/>
+          <w:lang w:val="en-US"/>
+        </w:rPr>
+        <w:t xml:space="preserve"> filter ham </w:t>
+      </w:r>
+      <w:proofErr w:type="spellStart"/>
+      <w:r>
+        <w:rPr>
+          <w:color w:val="00B050"/>
+          <w:lang w:val="en-US"/>
+        </w:rPr>
+        <w:t>bo’lishi</w:t>
+      </w:r>
+      <w:proofErr w:type="spellEnd"/>
+      <w:r>
+        <w:rPr>
+          <w:color w:val="00B050"/>
+          <w:lang w:val="en-US"/>
+        </w:rPr>
+        <w:t xml:space="preserve"> </w:t>
+      </w:r>
+      <w:proofErr w:type="spellStart"/>
+      <w:r>
+        <w:rPr>
+          <w:color w:val="00B050"/>
+          <w:lang w:val="en-US"/>
+        </w:rPr>
+        <w:t>kerak</w:t>
+      </w:r>
+      <w:proofErr w:type="spellEnd"/>
+      <w:r>
+        <w:rPr>
+          <w:color w:val="00B050"/>
+          <w:lang w:val="en-US"/>
+        </w:rPr>
+        <w:t>(</w:t>
+      </w:r>
+      <w:proofErr w:type="spellStart"/>
+      <w:r>
+        <w:rPr>
+          <w:color w:val="00B050"/>
+          <w:lang w:val="en-US"/>
+        </w:rPr>
+        <w:t>dropdownlik</w:t>
+      </w:r>
+      <w:proofErr w:type="spellEnd"/>
+      <w:r>
+        <w:rPr>
+          <w:color w:val="00B050"/>
+          <w:lang w:val="en-US"/>
+        </w:rPr>
+        <w:t>)</w:t>
+      </w:r>
     </w:p>
     <w:p>
       <w:pPr>
@@ -3901,23 +3785,7 @@
           <w:color w:val="00B050"/>
           <w:lang w:val="en-US"/>
         </w:rPr>
-        <w:t xml:space="preserve"> Books “b” </w:t>
-      </w:r>
-      <w:proofErr w:type="spellStart"/>
-      <w:r>
-        <w:rPr>
-          <w:color w:val="00B050"/>
-          <w:lang w:val="en-US"/>
-        </w:rPr>
-        <w:t>bilan</w:t>
-      </w:r>
-      <w:proofErr w:type="spellEnd"/>
-      <w:r>
-        <w:rPr>
-          <w:color w:val="00B050"/>
-          <w:lang w:val="en-US"/>
-        </w:rPr>
-        <w:t xml:space="preserve"> </w:t>
+        <w:t xml:space="preserve">Har </w:t>
       </w:r>
       <w:proofErr w:type="spellStart"/>
       <w:r>
@@ -3941,9 +3809,224 @@
           <w:color w:val="00B050"/>
           <w:lang w:val="en-US"/>
         </w:rPr>
-        <w:t>xil</w:t>
-      </w:r>
-      <w:proofErr w:type="spellEnd"/>
+        <w:t>requestda</w:t>
+      </w:r>
+      <w:proofErr w:type="spellEnd"/>
+      <w:r>
+        <w:rPr>
+          <w:color w:val="00B050"/>
+          <w:lang w:val="en-US"/>
+        </w:rPr>
+        <w:t xml:space="preserve"> 8 </w:t>
+      </w:r>
+      <w:proofErr w:type="spellStart"/>
+      <w:r>
+        <w:rPr>
+          <w:color w:val="00B050"/>
+          <w:lang w:val="en-US"/>
+        </w:rPr>
+        <w:t>tadan</w:t>
+      </w:r>
+      <w:proofErr w:type="spellEnd"/>
+      <w:r>
+        <w:rPr>
+          <w:color w:val="00B050"/>
+          <w:lang w:val="en-US"/>
+        </w:rPr>
+        <w:t xml:space="preserve"> book </w:t>
+      </w:r>
+      <w:proofErr w:type="spellStart"/>
+      <w:r>
+        <w:rPr>
+          <w:color w:val="00B050"/>
+          <w:lang w:val="en-US"/>
+        </w:rPr>
+        <w:t>olib</w:t>
+      </w:r>
+      <w:proofErr w:type="spellEnd"/>
+      <w:r>
+        <w:rPr>
+          <w:color w:val="00B050"/>
+          <w:lang w:val="en-US"/>
+        </w:rPr>
+        <w:t xml:space="preserve"> </w:t>
+      </w:r>
+      <w:proofErr w:type="spellStart"/>
+      <w:r>
+        <w:rPr>
+          <w:color w:val="00B050"/>
+          <w:lang w:val="en-US"/>
+        </w:rPr>
+        <w:t>keladi</w:t>
+      </w:r>
+      <w:proofErr w:type="spellEnd"/>
+      <w:r>
+        <w:rPr>
+          <w:color w:val="00B050"/>
+          <w:lang w:val="en-US"/>
+        </w:rPr>
+        <w:t xml:space="preserve">, </w:t>
+      </w:r>
+      <w:proofErr w:type="spellStart"/>
+      <w:r>
+        <w:rPr>
+          <w:color w:val="00B050"/>
+          <w:lang w:val="en-US"/>
+        </w:rPr>
+        <w:t>hamda</w:t>
+      </w:r>
+      <w:proofErr w:type="spellEnd"/>
+      <w:r>
+        <w:rPr>
+          <w:color w:val="00B050"/>
+          <w:lang w:val="en-US"/>
+        </w:rPr>
+        <w:t xml:space="preserve"> pagination ham </w:t>
+      </w:r>
+      <w:proofErr w:type="spellStart"/>
+      <w:r>
+        <w:rPr>
+          <w:color w:val="00B050"/>
+          <w:lang w:val="en-US"/>
+        </w:rPr>
+        <w:t>bo’lishi</w:t>
+      </w:r>
+      <w:proofErr w:type="spellEnd"/>
+      <w:r>
+        <w:rPr>
+          <w:color w:val="00B050"/>
+          <w:lang w:val="en-US"/>
+        </w:rPr>
+        <w:t xml:space="preserve"> </w:t>
+      </w:r>
+      <w:proofErr w:type="spellStart"/>
+      <w:r>
+        <w:rPr>
+          <w:color w:val="00B050"/>
+          <w:lang w:val="en-US"/>
+        </w:rPr>
+        <w:t>kerak</w:t>
+      </w:r>
+      <w:proofErr w:type="spellEnd"/>
+      <w:r>
+        <w:rPr>
+          <w:color w:val="00B050"/>
+          <w:lang w:val="en-US"/>
+        </w:rPr>
+        <w:t xml:space="preserve">, </w:t>
+      </w:r>
+      <w:proofErr w:type="spellStart"/>
+      <w:r>
+        <w:rPr>
+          <w:color w:val="00B050"/>
+          <w:lang w:val="en-US"/>
+        </w:rPr>
+        <w:t>yani</w:t>
+      </w:r>
+      <w:proofErr w:type="spellEnd"/>
+      <w:r>
+        <w:rPr>
+          <w:color w:val="00B050"/>
+          <w:lang w:val="en-US"/>
+        </w:rPr>
+        <w:t xml:space="preserve"> 8 </w:t>
+      </w:r>
+      <w:proofErr w:type="spellStart"/>
+      <w:r>
+        <w:rPr>
+          <w:color w:val="00B050"/>
+          <w:lang w:val="en-US"/>
+        </w:rPr>
+        <w:t>talik</w:t>
+      </w:r>
+      <w:proofErr w:type="spellEnd"/>
+      <w:r>
+        <w:rPr>
+          <w:color w:val="00B050"/>
+          <w:lang w:val="en-US"/>
+        </w:rPr>
+        <w:t xml:space="preserve"> </w:t>
+      </w:r>
+      <w:proofErr w:type="spellStart"/>
+      <w:r>
+        <w:rPr>
+          <w:color w:val="00B050"/>
+          <w:lang w:val="en-US"/>
+        </w:rPr>
+        <w:t>guruhlar</w:t>
+      </w:r>
+      <w:proofErr w:type="spellEnd"/>
+      <w:r>
+        <w:rPr>
+          <w:color w:val="00B050"/>
+          <w:lang w:val="en-US"/>
+        </w:rPr>
+        <w:t xml:space="preserve">, 1,2,3...10. Har </w:t>
+      </w:r>
+      <w:proofErr w:type="spellStart"/>
+      <w:r>
+        <w:rPr>
+          <w:color w:val="00B050"/>
+          <w:lang w:val="en-US"/>
+        </w:rPr>
+        <w:t>bittasini</w:t>
+      </w:r>
+      <w:proofErr w:type="spellEnd"/>
+      <w:r>
+        <w:rPr>
+          <w:color w:val="00B050"/>
+          <w:lang w:val="en-US"/>
+        </w:rPr>
+        <w:t xml:space="preserve"> </w:t>
+      </w:r>
+      <w:proofErr w:type="spellStart"/>
+      <w:r>
+        <w:rPr>
+          <w:color w:val="00B050"/>
+          <w:lang w:val="en-US"/>
+        </w:rPr>
+        <w:t>bosganda</w:t>
+      </w:r>
+      <w:proofErr w:type="spellEnd"/>
+      <w:r>
+        <w:rPr>
+          <w:color w:val="00B050"/>
+          <w:lang w:val="en-US"/>
+        </w:rPr>
+        <w:t xml:space="preserve"> keying </w:t>
+      </w:r>
+      <w:proofErr w:type="spellStart"/>
+      <w:r>
+        <w:rPr>
+          <w:color w:val="00B050"/>
+          <w:lang w:val="en-US"/>
+        </w:rPr>
+        <w:t>sakkistalikka</w:t>
+      </w:r>
+      <w:proofErr w:type="spellEnd"/>
+      <w:r>
+        <w:rPr>
+          <w:color w:val="00B050"/>
+          <w:lang w:val="en-US"/>
+        </w:rPr>
+        <w:t xml:space="preserve"> </w:t>
+      </w:r>
+      <w:proofErr w:type="spellStart"/>
+      <w:r>
+        <w:rPr>
+          <w:color w:val="00B050"/>
+          <w:lang w:val="en-US"/>
+        </w:rPr>
+        <w:t>o’tadi</w:t>
+      </w:r>
+      <w:proofErr w:type="spellEnd"/>
+      <w:r>
+        <w:rPr>
+          <w:color w:val="00B050"/>
+          <w:lang w:val="en-US"/>
+        </w:rPr>
+        <w:t>.</w:t>
+      </w:r>
     </w:p>
     <w:p>
       <w:pPr>
@@ -3964,7 +4047,23 @@
           <w:color w:val="00B050"/>
           <w:lang w:val="en-US"/>
         </w:rPr>
-        <w:t xml:space="preserve"> Article </w:t>
+        <w:t xml:space="preserve"> </w:t>
+      </w:r>
+      <w:proofErr w:type="spellStart"/>
+      <w:r>
+        <w:rPr>
+          <w:color w:val="00B050"/>
+          <w:lang w:val="en-US"/>
+        </w:rPr>
+        <w:t>Connectionni</w:t>
+      </w:r>
+      <w:proofErr w:type="spellEnd"/>
+      <w:r>
+        <w:rPr>
+          <w:color w:val="00B050"/>
+          <w:lang w:val="en-US"/>
+        </w:rPr>
+        <w:t xml:space="preserve"> </w:t>
       </w:r>
       <w:proofErr w:type="spellStart"/>
       <w:r>
@@ -3980,8 +4079,17 @@
           <w:color w:val="00B050"/>
           <w:lang w:val="en-US"/>
         </w:rPr>
-        <w:t xml:space="preserve"> [title</w:t>
-      </w:r>
+        <w:t xml:space="preserve"> [</w:t>
+      </w:r>
+      <w:proofErr w:type="spellStart"/>
+      <w:r>
+        <w:rPr>
+          <w:color w:val="00B050"/>
+          <w:lang w:val="en-US"/>
+        </w:rPr>
+        <w:t>first_name</w:t>
+      </w:r>
+      <w:proofErr w:type="spellEnd"/>
       <w:r>
         <w:rPr>
           <w:color w:val="00B050"/>
@@ -3995,127 +4103,47 @@
           <w:color w:val="00B050"/>
           <w:lang w:val="en-US"/>
         </w:rPr>
-        <w:t>creteed_at</w:t>
-      </w:r>
-      <w:proofErr w:type="spellEnd"/>
-      <w:r>
-        <w:rPr>
-          <w:color w:val="00B050"/>
-          <w:lang w:val="en-US"/>
-        </w:rPr>
-        <w:t xml:space="preserve">] </w:t>
-      </w:r>
-      <w:proofErr w:type="spellStart"/>
-      <w:r>
-        <w:rPr>
-          <w:color w:val="00B050"/>
-          <w:lang w:val="en-US"/>
-        </w:rPr>
-        <w:t>bo’lishi</w:t>
-      </w:r>
-      <w:proofErr w:type="spellEnd"/>
-      <w:r>
-        <w:rPr>
-          <w:color w:val="00B050"/>
-          <w:lang w:val="en-US"/>
-        </w:rPr>
-        <w:t xml:space="preserve"> </w:t>
-      </w:r>
-      <w:proofErr w:type="spellStart"/>
-      <w:r>
-        <w:rPr>
-          <w:color w:val="00B050"/>
-          <w:lang w:val="en-US"/>
-        </w:rPr>
-        <w:t>kerak</w:t>
-      </w:r>
-      <w:proofErr w:type="spellEnd"/>
-      <w:r>
-        <w:rPr>
-          <w:color w:val="00B050"/>
-          <w:lang w:val="en-US"/>
-        </w:rPr>
-        <w:t xml:space="preserve"> </w:t>
-      </w:r>
-      <w:proofErr w:type="spellStart"/>
-      <w:r>
-        <w:rPr>
-          <w:color w:val="00B050"/>
-          <w:lang w:val="en-US"/>
-        </w:rPr>
-        <w:t>va</w:t>
-      </w:r>
-      <w:proofErr w:type="spellEnd"/>
-      <w:r>
-        <w:rPr>
-          <w:color w:val="00B050"/>
-          <w:lang w:val="en-US"/>
-        </w:rPr>
-        <w:t xml:space="preserve"> read more </w:t>
-      </w:r>
-      <w:proofErr w:type="spellStart"/>
-      <w:r>
-        <w:rPr>
-          <w:color w:val="00B050"/>
-          <w:lang w:val="en-US"/>
-        </w:rPr>
-        <w:t>degan</w:t>
-      </w:r>
-      <w:proofErr w:type="spellEnd"/>
-      <w:r>
-        <w:rPr>
-          <w:color w:val="00B050"/>
-          <w:lang w:val="en-US"/>
-        </w:rPr>
-        <w:t xml:space="preserve"> </w:t>
-      </w:r>
-      <w:proofErr w:type="spellStart"/>
-      <w:r>
-        <w:rPr>
-          <w:color w:val="00B050"/>
-          <w:lang w:val="en-US"/>
-        </w:rPr>
-        <w:t>joyi</w:t>
-      </w:r>
-      <w:proofErr w:type="spellEnd"/>
-      <w:r>
-        <w:rPr>
-          <w:color w:val="00B050"/>
-          <w:lang w:val="en-US"/>
-        </w:rPr>
-        <w:t xml:space="preserve"> </w:t>
-      </w:r>
-      <w:proofErr w:type="spellStart"/>
-      <w:r>
-        <w:rPr>
-          <w:color w:val="00B050"/>
-          <w:lang w:val="en-US"/>
-        </w:rPr>
-        <w:t>bo’lishi</w:t>
-      </w:r>
-      <w:proofErr w:type="spellEnd"/>
-      <w:r>
-        <w:rPr>
-          <w:color w:val="00B050"/>
-          <w:lang w:val="en-US"/>
-        </w:rPr>
-        <w:t xml:space="preserve"> </w:t>
-      </w:r>
-      <w:proofErr w:type="spellStart"/>
-      <w:r>
-        <w:rPr>
-          <w:color w:val="00B050"/>
-          <w:lang w:val="en-US"/>
-        </w:rPr>
-        <w:t>kerak</w:t>
-      </w:r>
-      <w:proofErr w:type="spellEnd"/>
-      <w:r>
-        <w:rPr>
-          <w:color w:val="00B050"/>
-          <w:lang w:val="en-US"/>
-        </w:rPr>
-        <w:t>.</w:t>
+        <w:t>last_name</w:t>
+      </w:r>
+      <w:proofErr w:type="spellEnd"/>
+      <w:r>
+        <w:rPr>
+          <w:color w:val="00B050"/>
+          <w:lang w:val="en-US"/>
+        </w:rPr>
+        <w:t xml:space="preserve">, job, </w:t>
+      </w:r>
+      <w:proofErr w:type="spellStart"/>
+      <w:r>
+        <w:rPr>
+          <w:color w:val="00B050"/>
+          <w:lang w:val="en-US"/>
+        </w:rPr>
+        <w:t>who_for_me</w:t>
+      </w:r>
+      <w:proofErr w:type="spellEnd"/>
+      <w:r>
+        <w:rPr>
+          <w:color w:val="00B050"/>
+          <w:lang w:val="en-US"/>
+        </w:rPr>
+        <w:t xml:space="preserve"> </w:t>
+      </w:r>
+      <w:proofErr w:type="spellStart"/>
+      <w:r>
+        <w:rPr>
+          <w:color w:val="00B050"/>
+          <w:lang w:val="en-US"/>
+        </w:rPr>
+        <w:t>ko’rsatiladi</w:t>
+      </w:r>
+      <w:proofErr w:type="spellEnd"/>
+      <w:r>
+        <w:rPr>
+          <w:color w:val="00B050"/>
+          <w:lang w:val="en-US"/>
+        </w:rPr>
+        <w:t>]</w:t>
       </w:r>
     </w:p>
     <w:p>
@@ -4129,23 +4157,31 @@
         <w:jc w:val="both"/>
         <w:rPr>
           <w:color w:val="00B050"/>
-          <w:lang w:val="en-US"/>
         </w:rPr>
       </w:pPr>
-      <w:r>
-        <w:rPr>
-          <w:color w:val="00B050"/>
-          <w:lang w:val="en-US"/>
-        </w:rPr>
-        <w:t xml:space="preserve">Read more </w:t>
-      </w:r>
-      <w:proofErr w:type="spellStart"/>
-      <w:r>
-        <w:rPr>
-          <w:color w:val="00B050"/>
-          <w:lang w:val="en-US"/>
-        </w:rPr>
-        <w:t>ni</w:t>
+      <w:proofErr w:type="spellStart"/>
+      <w:r>
+        <w:rPr>
+          <w:color w:val="00B050"/>
+          <w:lang w:val="en-US"/>
+        </w:rPr>
+        <w:t>Bitta</w:t>
+      </w:r>
+      <w:proofErr w:type="spellEnd"/>
+      <w:r>
+        <w:rPr>
+          <w:color w:val="00B050"/>
+          <w:lang w:val="en-US"/>
+        </w:rPr>
+        <w:t xml:space="preserve"> </w:t>
+      </w:r>
+      <w:proofErr w:type="spellStart"/>
+      <w:r>
+        <w:rPr>
+          <w:color w:val="00B050"/>
+          <w:lang w:val="en-US"/>
+        </w:rPr>
+        <w:t>connectionni</w:t>
       </w:r>
       <w:proofErr w:type="spellEnd"/>
       <w:r>
@@ -4169,55 +4205,35 @@
           <w:color w:val="00B050"/>
           <w:lang w:val="en-US"/>
         </w:rPr>
-        <w:t xml:space="preserve"> [title, picture, body(text), </w:t>
-      </w:r>
-      <w:proofErr w:type="spellStart"/>
-      <w:r>
-        <w:rPr>
-          <w:color w:val="00B050"/>
-          <w:lang w:val="en-US"/>
-        </w:rPr>
-        <w:t>created_at</w:t>
-      </w:r>
-      <w:proofErr w:type="spellEnd"/>
-      <w:r>
-        <w:rPr>
-          <w:color w:val="00B050"/>
-          <w:lang w:val="en-US"/>
-        </w:rPr>
-        <w:t xml:space="preserve"> </w:t>
-      </w:r>
-      <w:proofErr w:type="spellStart"/>
-      <w:r>
-        <w:rPr>
-          <w:color w:val="00B050"/>
-          <w:lang w:val="en-US"/>
-        </w:rPr>
-        <w:t>ko’rishi</w:t>
-      </w:r>
-      <w:proofErr w:type="spellEnd"/>
-      <w:r>
-        <w:rPr>
-          <w:color w:val="00B050"/>
-          <w:lang w:val="en-US"/>
-        </w:rPr>
-        <w:t xml:space="preserve"> </w:t>
-      </w:r>
-      <w:proofErr w:type="spellStart"/>
-      <w:r>
-        <w:rPr>
-          <w:color w:val="00B050"/>
-          <w:lang w:val="en-US"/>
-        </w:rPr>
-        <w:t>kerak</w:t>
-      </w:r>
-      <w:proofErr w:type="spellEnd"/>
-      <w:r>
-        <w:rPr>
-          <w:color w:val="00B050"/>
-          <w:lang w:val="en-US"/>
-        </w:rPr>
-        <w:t>.</w:t>
+        <w:t xml:space="preserve"> [</w:t>
+      </w:r>
+      <w:r>
+        <w:rPr>
+          <w:color w:val="00B050"/>
+        </w:rPr>
+        <w:t>first_name, last_name, picture, birth_date, job_title, met_address, home_address, met_at, who_for_me] lar ko’rnishi kerak.</w:t>
+      </w:r>
+    </w:p>
+    <w:p>
+      <w:pPr>
+        <w:pStyle w:val="ListParagraph"/>
+        <w:numPr>
+          <w:ilvl w:val="0"/>
+          <w:numId w:val="1"/>
+        </w:numPr>
+        <w:spacing w:line="276" w:lineRule="auto"/>
+        <w:jc w:val="both"/>
+        <w:rPr>
+          <w:color w:val="00B050"/>
+          <w:lang w:val="en-US"/>
+        </w:rPr>
+      </w:pPr>
+      <w:r>
+        <w:rPr>
+          <w:color w:val="00B050"/>
+          <w:lang w:val="en-US"/>
+        </w:rPr>
+        <w:t>CV</w:t>
       </w:r>
     </w:p>
     <w:p>
@@ -4239,120 +4255,70 @@
           <w:color w:val="00B050"/>
           <w:lang w:val="en-US"/>
         </w:rPr>
-        <w:t xml:space="preserve">Article </w:t>
-      </w:r>
-      <w:proofErr w:type="spellStart"/>
-      <w:r>
-        <w:rPr>
-          <w:color w:val="00B050"/>
-          <w:lang w:val="en-US"/>
-        </w:rPr>
-        <w:t>qo’shish</w:t>
-      </w:r>
-      <w:proofErr w:type="spellEnd"/>
-      <w:r>
-        <w:rPr>
-          <w:color w:val="00B050"/>
-          <w:lang w:val="en-US"/>
-        </w:rPr>
-        <w:t xml:space="preserve"> </w:t>
-      </w:r>
-      <w:proofErr w:type="spellStart"/>
-      <w:r>
-        <w:rPr>
-          <w:color w:val="00B050"/>
-          <w:lang w:val="en-US"/>
-        </w:rPr>
-        <w:t>uchun</w:t>
-      </w:r>
-      <w:proofErr w:type="spellEnd"/>
-      <w:r>
-        <w:rPr>
-          <w:color w:val="00B050"/>
-          <w:lang w:val="en-US"/>
-        </w:rPr>
-        <w:t xml:space="preserve"> article </w:t>
-      </w:r>
-      <w:proofErr w:type="spellStart"/>
-      <w:proofErr w:type="gramStart"/>
-      <w:r>
-        <w:rPr>
-          <w:color w:val="00B050"/>
-          <w:lang w:val="en-US"/>
-        </w:rPr>
-        <w:t>folderidagi</w:t>
-      </w:r>
-      <w:proofErr w:type="spellEnd"/>
-      <w:r>
-        <w:rPr>
-          <w:color w:val="00B050"/>
-          <w:lang w:val="en-US"/>
-        </w:rPr>
-        <w:t xml:space="preserve">  001</w:t>
-      </w:r>
-      <w:proofErr w:type="gramEnd"/>
-      <w:r>
-        <w:rPr>
-          <w:color w:val="00B050"/>
-          <w:lang w:val="en-US"/>
-        </w:rPr>
-        <w:t xml:space="preserve"> </w:t>
-      </w:r>
-      <w:proofErr w:type="spellStart"/>
-      <w:r>
-        <w:rPr>
-          <w:color w:val="00B050"/>
-          <w:lang w:val="en-US"/>
-        </w:rPr>
-        <w:t>rasmda</w:t>
-      </w:r>
-      <w:proofErr w:type="spellEnd"/>
-      <w:r>
-        <w:rPr>
-          <w:color w:val="00B050"/>
-          <w:lang w:val="en-US"/>
-        </w:rPr>
-        <w:t xml:space="preserve"> </w:t>
-      </w:r>
-      <w:proofErr w:type="spellStart"/>
-      <w:r>
-        <w:rPr>
-          <w:color w:val="00B050"/>
-          <w:lang w:val="en-US"/>
-        </w:rPr>
-        <w:t>keltirilgan</w:t>
-      </w:r>
-      <w:proofErr w:type="spellEnd"/>
-      <w:r>
-        <w:rPr>
-          <w:color w:val="00B050"/>
-          <w:lang w:val="en-US"/>
-        </w:rPr>
-        <w:t xml:space="preserve"> </w:t>
-      </w:r>
-      <w:proofErr w:type="spellStart"/>
-      <w:r>
-        <w:rPr>
-          <w:color w:val="00B050"/>
-          <w:lang w:val="en-US"/>
-        </w:rPr>
-        <w:t>narsalar</w:t>
-      </w:r>
-      <w:proofErr w:type="spellEnd"/>
-      <w:r>
-        <w:rPr>
-          <w:color w:val="00B050"/>
-          <w:lang w:val="en-US"/>
-        </w:rPr>
-        <w:t xml:space="preserve"> </w:t>
-      </w:r>
-      <w:proofErr w:type="spellStart"/>
-      <w:r>
-        <w:rPr>
-          <w:color w:val="00B050"/>
-          <w:lang w:val="en-US"/>
-        </w:rPr>
-        <w:t>so’raladi</w:t>
+        <w:t xml:space="preserve"> </w:t>
+      </w:r>
+      <w:r>
+        <w:rPr>
+          <w:color w:val="00B050"/>
+          <w:lang w:val="en-US"/>
+        </w:rPr>
+        <w:t xml:space="preserve">CV da </w:t>
+      </w:r>
+      <w:proofErr w:type="spellStart"/>
+      <w:r>
+        <w:rPr>
+          <w:color w:val="00B050"/>
+          <w:lang w:val="en-US"/>
+        </w:rPr>
+        <w:t>seact</w:t>
+      </w:r>
+      <w:proofErr w:type="spellEnd"/>
+      <w:r>
+        <w:rPr>
+          <w:color w:val="00B050"/>
+          <w:lang w:val="en-US"/>
+        </w:rPr>
+        <w:t xml:space="preserve"> </w:t>
+      </w:r>
+      <w:proofErr w:type="spellStart"/>
+      <w:r>
+        <w:rPr>
+          <w:color w:val="00B050"/>
+          <w:lang w:val="en-US"/>
+        </w:rPr>
+        <w:t>va</w:t>
+      </w:r>
+      <w:proofErr w:type="spellEnd"/>
+      <w:r>
+        <w:rPr>
+          <w:color w:val="00B050"/>
+          <w:lang w:val="en-US"/>
+        </w:rPr>
+        <w:t xml:space="preserve"> filter </w:t>
+      </w:r>
+      <w:proofErr w:type="spellStart"/>
+      <w:r>
+        <w:rPr>
+          <w:color w:val="00B050"/>
+          <w:lang w:val="en-US"/>
+        </w:rPr>
+        <w:t>bo’lishi</w:t>
+      </w:r>
+      <w:proofErr w:type="spellEnd"/>
+      <w:r>
+        <w:rPr>
+          <w:color w:val="00B050"/>
+          <w:lang w:val="en-US"/>
+        </w:rPr>
+        <w:t xml:space="preserve"> </w:t>
+      </w:r>
+      <w:proofErr w:type="spellStart"/>
+      <w:r>
+        <w:rPr>
+          <w:color w:val="00B050"/>
+          <w:lang w:val="en-US"/>
+        </w:rPr>
+        <w:t>kerak</w:t>
       </w:r>
       <w:proofErr w:type="spellEnd"/>
       <w:r>
@@ -4377,45 +4343,137 @@
           <w:lang w:val="en-US"/>
         </w:rPr>
       </w:pPr>
-      <w:proofErr w:type="spellStart"/>
-      <w:r>
-        <w:rPr>
-          <w:color w:val="00B050"/>
-          <w:lang w:val="en-US"/>
-        </w:rPr>
-        <w:t>Articlening</w:t>
-      </w:r>
-      <w:proofErr w:type="spellEnd"/>
-      <w:r>
-        <w:rPr>
-          <w:color w:val="00B050"/>
-          <w:lang w:val="en-US"/>
-        </w:rPr>
-        <w:t xml:space="preserve"> </w:t>
-      </w:r>
-      <w:proofErr w:type="spellStart"/>
-      <w:r>
-        <w:rPr>
-          <w:color w:val="00B050"/>
-          <w:lang w:val="en-US"/>
-        </w:rPr>
-        <w:t>eng</w:t>
-      </w:r>
-      <w:proofErr w:type="spellEnd"/>
-      <w:r>
-        <w:rPr>
-          <w:color w:val="00B050"/>
-          <w:lang w:val="en-US"/>
-        </w:rPr>
-        <w:t xml:space="preserve"> </w:t>
-      </w:r>
-      <w:proofErr w:type="spellStart"/>
-      <w:r>
-        <w:rPr>
-          <w:color w:val="00B050"/>
-          <w:lang w:val="en-US"/>
-        </w:rPr>
-        <w:t>pasida</w:t>
+      <w:r>
+        <w:rPr>
+          <w:color w:val="00B050"/>
+          <w:lang w:val="en-US"/>
+        </w:rPr>
+        <w:t xml:space="preserve"> CV </w:t>
+      </w:r>
+      <w:proofErr w:type="spellStart"/>
+      <w:r>
+        <w:rPr>
+          <w:color w:val="00B050"/>
+          <w:lang w:val="en-US"/>
+        </w:rPr>
+        <w:t>ni</w:t>
+      </w:r>
+      <w:proofErr w:type="spellEnd"/>
+      <w:r>
+        <w:rPr>
+          <w:color w:val="00B050"/>
+          <w:lang w:val="en-US"/>
+        </w:rPr>
+        <w:t xml:space="preserve"> </w:t>
+      </w:r>
+      <w:proofErr w:type="spellStart"/>
+      <w:r>
+        <w:rPr>
+          <w:color w:val="00B050"/>
+          <w:lang w:val="en-US"/>
+        </w:rPr>
+        <w:t>o’zida</w:t>
+      </w:r>
+      <w:proofErr w:type="spellEnd"/>
+      <w:r>
+        <w:rPr>
+          <w:color w:val="00B050"/>
+          <w:lang w:val="en-US"/>
+        </w:rPr>
+        <w:t xml:space="preserve"> [title, project name] </w:t>
+      </w:r>
+      <w:proofErr w:type="spellStart"/>
+      <w:r>
+        <w:rPr>
+          <w:color w:val="00B050"/>
+          <w:lang w:val="en-US"/>
+        </w:rPr>
+        <w:t>ko’rinishi</w:t>
+      </w:r>
+      <w:proofErr w:type="spellEnd"/>
+      <w:r>
+        <w:rPr>
+          <w:color w:val="00B050"/>
+          <w:lang w:val="en-US"/>
+        </w:rPr>
+        <w:t xml:space="preserve"> </w:t>
+      </w:r>
+      <w:proofErr w:type="spellStart"/>
+      <w:r>
+        <w:rPr>
+          <w:color w:val="00B050"/>
+          <w:lang w:val="en-US"/>
+        </w:rPr>
+        <w:t>kerak</w:t>
+      </w:r>
+      <w:proofErr w:type="spellEnd"/>
+      <w:r>
+        <w:rPr>
+          <w:color w:val="00B050"/>
+          <w:lang w:val="en-US"/>
+        </w:rPr>
+        <w:t>.</w:t>
+      </w:r>
+    </w:p>
+    <w:p>
+      <w:pPr>
+        <w:pStyle w:val="ListParagraph"/>
+        <w:numPr>
+          <w:ilvl w:val="1"/>
+          <w:numId w:val="1"/>
+        </w:numPr>
+        <w:spacing w:line="276" w:lineRule="auto"/>
+        <w:jc w:val="both"/>
+        <w:rPr>
+          <w:color w:val="00B050"/>
+        </w:rPr>
+      </w:pPr>
+      <w:r>
+        <w:rPr>
+          <w:color w:val="00B050"/>
+          <w:lang w:val="en-US"/>
+        </w:rPr>
+        <w:t xml:space="preserve"> CV </w:t>
+      </w:r>
+      <w:proofErr w:type="spellStart"/>
+      <w:r>
+        <w:rPr>
+          <w:color w:val="00B050"/>
+          <w:lang w:val="en-US"/>
+        </w:rPr>
+        <w:t>ni</w:t>
+      </w:r>
+      <w:proofErr w:type="spellEnd"/>
+      <w:r>
+        <w:rPr>
+          <w:color w:val="00B050"/>
+          <w:lang w:val="en-US"/>
+        </w:rPr>
+        <w:t xml:space="preserve"> </w:t>
+      </w:r>
+      <w:proofErr w:type="spellStart"/>
+      <w:r>
+        <w:rPr>
+          <w:color w:val="00B050"/>
+          <w:lang w:val="en-US"/>
+        </w:rPr>
+        <w:t>bittasini</w:t>
+      </w:r>
+      <w:proofErr w:type="spellEnd"/>
+      <w:r>
+        <w:rPr>
+          <w:color w:val="00B050"/>
+          <w:lang w:val="en-US"/>
+        </w:rPr>
+        <w:t xml:space="preserve"> </w:t>
+      </w:r>
+      <w:proofErr w:type="spellStart"/>
+      <w:r>
+        <w:rPr>
+          <w:color w:val="00B050"/>
+          <w:lang w:val="en-US"/>
+        </w:rPr>
+        <w:t>bosganda</w:t>
       </w:r>
       <w:proofErr w:type="spellEnd"/>
       <w:r>
@@ -4425,85 +4483,37 @@
         </w:rPr>
         <w:t xml:space="preserve"> [</w:t>
       </w:r>
-      <w:proofErr w:type="spellStart"/>
-      <w:r>
-        <w:rPr>
-          <w:color w:val="00B050"/>
-          <w:lang w:val="en-US"/>
-        </w:rPr>
-        <w:t>prev</w:t>
-      </w:r>
-      <w:proofErr w:type="spellEnd"/>
-      <w:r>
-        <w:rPr>
-          <w:color w:val="00B050"/>
-          <w:lang w:val="en-US"/>
-        </w:rPr>
-        <w:t xml:space="preserve">, next] </w:t>
-      </w:r>
-      <w:proofErr w:type="spellStart"/>
-      <w:r>
-        <w:rPr>
-          <w:color w:val="00B050"/>
-          <w:lang w:val="en-US"/>
-        </w:rPr>
-        <w:t>degan</w:t>
-      </w:r>
-      <w:proofErr w:type="spellEnd"/>
-      <w:r>
-        <w:rPr>
-          <w:color w:val="00B050"/>
-          <w:lang w:val="en-US"/>
-        </w:rPr>
-        <w:t xml:space="preserve"> </w:t>
-      </w:r>
-      <w:proofErr w:type="spellStart"/>
-      <w:r>
-        <w:rPr>
-          <w:color w:val="00B050"/>
-          <w:lang w:val="en-US"/>
-        </w:rPr>
-        <w:t>buttonlar</w:t>
-      </w:r>
-      <w:proofErr w:type="spellEnd"/>
-      <w:r>
-        <w:rPr>
-          <w:color w:val="00B050"/>
-          <w:lang w:val="en-US"/>
-        </w:rPr>
-        <w:t xml:space="preserve"> ham </w:t>
-      </w:r>
-      <w:proofErr w:type="spellStart"/>
-      <w:r>
-        <w:rPr>
-          <w:color w:val="00B050"/>
-          <w:lang w:val="en-US"/>
-        </w:rPr>
-        <w:t>bo’lishi</w:t>
-      </w:r>
-      <w:proofErr w:type="spellEnd"/>
-      <w:r>
-        <w:rPr>
-          <w:color w:val="00B050"/>
-          <w:lang w:val="en-US"/>
-        </w:rPr>
-        <w:t xml:space="preserve"> </w:t>
-      </w:r>
-      <w:proofErr w:type="spellStart"/>
-      <w:r>
-        <w:rPr>
-          <w:color w:val="00B050"/>
-          <w:lang w:val="en-US"/>
-        </w:rPr>
-        <w:t>kerak</w:t>
-      </w:r>
-      <w:proofErr w:type="spellEnd"/>
-      <w:r>
-        <w:rPr>
-          <w:color w:val="00B050"/>
-          <w:lang w:val="en-US"/>
-        </w:rPr>
-        <w:t>.</w:t>
+      <w:r>
+        <w:rPr>
+          <w:color w:val="00B050"/>
+        </w:rPr>
+        <w:t xml:space="preserve">title, </w:t>
+      </w:r>
+      <w:proofErr w:type="gramStart"/>
+      <w:r>
+        <w:rPr>
+          <w:color w:val="00B050"/>
+        </w:rPr>
+        <w:t>description ,picture</w:t>
+      </w:r>
+      <w:proofErr w:type="gramEnd"/>
+      <w:r>
+        <w:rPr>
+          <w:color w:val="00B050"/>
+        </w:rPr>
+        <w:t>(bir nechta bo’lishi mumkin) ,file, technologies (bir nechta bo’lishi mumkin), path</w:t>
+      </w:r>
+      <w:r>
+        <w:rPr>
+          <w:color w:val="00B050"/>
+        </w:rPr>
+        <w:t>(url)</w:t>
+      </w:r>
+      <w:r>
+        <w:rPr>
+          <w:color w:val="00B050"/>
+        </w:rPr>
+        <w:t>, project_name ,is_working] lar ko’rinishi kerak.</w:t>
       </w:r>
     </w:p>
     <w:p>
@@ -4525,7 +4535,7 @@
           <w:color w:val="00B050"/>
           <w:lang w:val="en-US"/>
         </w:rPr>
-        <w:t>Connections</w:t>
+        <w:t>Problems</w:t>
       </w:r>
     </w:p>
     <w:p>
@@ -4547,49 +4557,120 @@
           <w:color w:val="00B050"/>
           <w:lang w:val="en-US"/>
         </w:rPr>
-        <w:t xml:space="preserve"> Books “a” </w:t>
-      </w:r>
-      <w:proofErr w:type="spellStart"/>
-      <w:r>
-        <w:rPr>
-          <w:color w:val="00B050"/>
-          <w:lang w:val="en-US"/>
-        </w:rPr>
-        <w:t>bilan</w:t>
-      </w:r>
-      <w:proofErr w:type="spellEnd"/>
-      <w:r>
-        <w:rPr>
-          <w:color w:val="00B050"/>
-          <w:lang w:val="en-US"/>
-        </w:rPr>
-        <w:t xml:space="preserve"> </w:t>
-      </w:r>
-      <w:proofErr w:type="spellStart"/>
-      <w:r>
-        <w:rPr>
-          <w:color w:val="00B050"/>
-          <w:lang w:val="en-US"/>
-        </w:rPr>
-        <w:t>bir</w:t>
-      </w:r>
-      <w:proofErr w:type="spellEnd"/>
-      <w:r>
-        <w:rPr>
-          <w:color w:val="00B050"/>
-          <w:lang w:val="en-US"/>
-        </w:rPr>
-        <w:t xml:space="preserve"> </w:t>
-      </w:r>
-      <w:proofErr w:type="spellStart"/>
-      <w:r>
-        <w:rPr>
-          <w:color w:val="00B050"/>
-          <w:lang w:val="en-US"/>
-        </w:rPr>
-        <w:t>xil</w:t>
-      </w:r>
-      <w:proofErr w:type="spellEnd"/>
+        <w:t xml:space="preserve">Title </w:t>
+      </w:r>
+      <w:proofErr w:type="spellStart"/>
+      <w:r>
+        <w:rPr>
+          <w:color w:val="00B050"/>
+          <w:lang w:val="en-US"/>
+        </w:rPr>
+        <w:t>bo’yucha</w:t>
+      </w:r>
+      <w:proofErr w:type="spellEnd"/>
+      <w:r>
+        <w:rPr>
+          <w:color w:val="00B050"/>
+          <w:lang w:val="en-US"/>
+        </w:rPr>
+        <w:t xml:space="preserve"> </w:t>
+      </w:r>
+      <w:proofErr w:type="spellStart"/>
+      <w:proofErr w:type="gramStart"/>
+      <w:r>
+        <w:rPr>
+          <w:color w:val="00B050"/>
+          <w:lang w:val="en-US"/>
+        </w:rPr>
+        <w:t>qidirish</w:t>
+      </w:r>
+      <w:proofErr w:type="spellEnd"/>
+      <w:r>
+        <w:rPr>
+          <w:color w:val="00B050"/>
+          <w:lang w:val="en-US"/>
+        </w:rPr>
+        <w:t xml:space="preserve"> ,</w:t>
+      </w:r>
+      <w:proofErr w:type="gramEnd"/>
+      <w:r>
+        <w:rPr>
+          <w:color w:val="00B050"/>
+          <w:lang w:val="en-US"/>
+        </w:rPr>
+        <w:t xml:space="preserve"> theme, difficulty </w:t>
+      </w:r>
+      <w:r>
+        <w:rPr>
+          <w:color w:val="00B050"/>
+          <w:lang w:val="en-US"/>
+        </w:rPr>
+        <w:t xml:space="preserve"> </w:t>
+      </w:r>
+      <w:proofErr w:type="spellStart"/>
+      <w:r>
+        <w:rPr>
+          <w:color w:val="00B050"/>
+          <w:lang w:val="en-US"/>
+        </w:rPr>
+        <w:t>va</w:t>
+      </w:r>
+      <w:proofErr w:type="spellEnd"/>
+      <w:r>
+        <w:rPr>
+          <w:color w:val="00B050"/>
+          <w:lang w:val="en-US"/>
+        </w:rPr>
+        <w:t xml:space="preserve"> topic </w:t>
+      </w:r>
+      <w:proofErr w:type="spellStart"/>
+      <w:r>
+        <w:rPr>
+          <w:color w:val="00B050"/>
+          <w:lang w:val="en-US"/>
+        </w:rPr>
+        <w:t>orqali</w:t>
+      </w:r>
+      <w:proofErr w:type="spellEnd"/>
+      <w:r>
+        <w:rPr>
+          <w:color w:val="00B050"/>
+          <w:lang w:val="en-US"/>
+        </w:rPr>
+        <w:t xml:space="preserve"> filter </w:t>
+      </w:r>
+      <w:proofErr w:type="spellStart"/>
+      <w:r>
+        <w:rPr>
+          <w:color w:val="00B050"/>
+          <w:lang w:val="en-US"/>
+        </w:rPr>
+        <w:t>qilish</w:t>
+      </w:r>
+      <w:proofErr w:type="spellEnd"/>
+      <w:r>
+        <w:rPr>
+          <w:color w:val="00B050"/>
+          <w:lang w:val="en-US"/>
+        </w:rPr>
+        <w:t xml:space="preserve"> </w:t>
+      </w:r>
+      <w:proofErr w:type="spellStart"/>
+      <w:r>
+        <w:rPr>
+          <w:color w:val="00B050"/>
+          <w:lang w:val="en-US"/>
+        </w:rPr>
+        <w:t>kerak</w:t>
+      </w:r>
+      <w:proofErr w:type="spellEnd"/>
+      <w:r>
+        <w:rPr>
+          <w:color w:val="00B050"/>
+          <w:lang w:val="en-US"/>
+        </w:rPr>
+        <w:t>.</w:t>
+      </w:r>
     </w:p>
     <w:p>
       <w:pPr>
@@ -4610,23 +4691,7 @@
           <w:color w:val="00B050"/>
           <w:lang w:val="en-US"/>
         </w:rPr>
-        <w:t xml:space="preserve"> Books “b” </w:t>
-      </w:r>
-      <w:proofErr w:type="spellStart"/>
-      <w:r>
-        <w:rPr>
-          <w:color w:val="00B050"/>
-          <w:lang w:val="en-US"/>
-        </w:rPr>
-        <w:t>bilan</w:t>
-      </w:r>
-      <w:proofErr w:type="spellEnd"/>
-      <w:r>
-        <w:rPr>
-          <w:color w:val="00B050"/>
-          <w:lang w:val="en-US"/>
-        </w:rPr>
-        <w:t xml:space="preserve"> </w:t>
+        <w:t xml:space="preserve">Har </w:t>
       </w:r>
       <w:proofErr w:type="spellStart"/>
       <w:r>
@@ -4650,9 +4715,266 @@
           <w:color w:val="00B050"/>
           <w:lang w:val="en-US"/>
         </w:rPr>
-        <w:t>xil</w:t>
-      </w:r>
-      <w:proofErr w:type="spellEnd"/>
+        <w:t>requestda</w:t>
+      </w:r>
+      <w:proofErr w:type="spellEnd"/>
+      <w:r>
+        <w:rPr>
+          <w:color w:val="00B050"/>
+          <w:lang w:val="en-US"/>
+        </w:rPr>
+        <w:t xml:space="preserve"> </w:t>
+      </w:r>
+      <w:r>
+        <w:rPr>
+          <w:color w:val="00B050"/>
+          <w:lang w:val="en-US"/>
+        </w:rPr>
+        <w:t>20</w:t>
+      </w:r>
+      <w:r>
+        <w:rPr>
+          <w:color w:val="00B050"/>
+          <w:lang w:val="en-US"/>
+        </w:rPr>
+        <w:t xml:space="preserve"> </w:t>
+      </w:r>
+      <w:proofErr w:type="spellStart"/>
+      <w:r>
+        <w:rPr>
+          <w:color w:val="00B050"/>
+          <w:lang w:val="en-US"/>
+        </w:rPr>
+        <w:t>tadan</w:t>
+      </w:r>
+      <w:proofErr w:type="spellEnd"/>
+      <w:r>
+        <w:rPr>
+          <w:color w:val="00B050"/>
+          <w:lang w:val="en-US"/>
+        </w:rPr>
+        <w:t xml:space="preserve"> book </w:t>
+      </w:r>
+      <w:proofErr w:type="spellStart"/>
+      <w:r>
+        <w:rPr>
+          <w:color w:val="00B050"/>
+          <w:lang w:val="en-US"/>
+        </w:rPr>
+        <w:t>olib</w:t>
+      </w:r>
+      <w:proofErr w:type="spellEnd"/>
+      <w:r>
+        <w:rPr>
+          <w:color w:val="00B050"/>
+          <w:lang w:val="en-US"/>
+        </w:rPr>
+        <w:t xml:space="preserve"> </w:t>
+      </w:r>
+      <w:proofErr w:type="spellStart"/>
+      <w:r>
+        <w:rPr>
+          <w:color w:val="00B050"/>
+          <w:lang w:val="en-US"/>
+        </w:rPr>
+        <w:t>keladi</w:t>
+      </w:r>
+      <w:proofErr w:type="spellEnd"/>
+      <w:r>
+        <w:rPr>
+          <w:color w:val="00B050"/>
+          <w:lang w:val="en-US"/>
+        </w:rPr>
+        <w:t xml:space="preserve">, </w:t>
+      </w:r>
+      <w:proofErr w:type="spellStart"/>
+      <w:r>
+        <w:rPr>
+          <w:color w:val="00B050"/>
+          <w:lang w:val="en-US"/>
+        </w:rPr>
+        <w:t>hamda</w:t>
+      </w:r>
+      <w:proofErr w:type="spellEnd"/>
+      <w:r>
+        <w:rPr>
+          <w:color w:val="00B050"/>
+          <w:lang w:val="en-US"/>
+        </w:rPr>
+        <w:t xml:space="preserve"> pagination ham </w:t>
+      </w:r>
+      <w:proofErr w:type="spellStart"/>
+      <w:r>
+        <w:rPr>
+          <w:color w:val="00B050"/>
+          <w:lang w:val="en-US"/>
+        </w:rPr>
+        <w:t>bo’lishi</w:t>
+      </w:r>
+      <w:proofErr w:type="spellEnd"/>
+      <w:r>
+        <w:rPr>
+          <w:color w:val="00B050"/>
+          <w:lang w:val="en-US"/>
+        </w:rPr>
+        <w:t xml:space="preserve"> </w:t>
+      </w:r>
+      <w:proofErr w:type="spellStart"/>
+      <w:r>
+        <w:rPr>
+          <w:color w:val="00B050"/>
+          <w:lang w:val="en-US"/>
+        </w:rPr>
+        <w:t>kerak</w:t>
+      </w:r>
+      <w:proofErr w:type="spellEnd"/>
+      <w:r>
+        <w:rPr>
+          <w:color w:val="00B050"/>
+          <w:lang w:val="en-US"/>
+        </w:rPr>
+        <w:t xml:space="preserve">, </w:t>
+      </w:r>
+      <w:proofErr w:type="spellStart"/>
+      <w:r>
+        <w:rPr>
+          <w:color w:val="00B050"/>
+          <w:lang w:val="en-US"/>
+        </w:rPr>
+        <w:t>yani</w:t>
+      </w:r>
+      <w:proofErr w:type="spellEnd"/>
+      <w:r>
+        <w:rPr>
+          <w:color w:val="00B050"/>
+          <w:lang w:val="en-US"/>
+        </w:rPr>
+        <w:t xml:space="preserve"> </w:t>
+      </w:r>
+      <w:r>
+        <w:rPr>
+          <w:color w:val="00B050"/>
+          <w:lang w:val="en-US"/>
+        </w:rPr>
+        <w:t>20</w:t>
+      </w:r>
+      <w:r>
+        <w:rPr>
+          <w:color w:val="00B050"/>
+          <w:lang w:val="en-US"/>
+        </w:rPr>
+        <w:t xml:space="preserve"> </w:t>
+      </w:r>
+      <w:proofErr w:type="spellStart"/>
+      <w:r>
+        <w:rPr>
+          <w:color w:val="00B050"/>
+          <w:lang w:val="en-US"/>
+        </w:rPr>
+        <w:t>talik</w:t>
+      </w:r>
+      <w:proofErr w:type="spellEnd"/>
+      <w:r>
+        <w:rPr>
+          <w:color w:val="00B050"/>
+          <w:lang w:val="en-US"/>
+        </w:rPr>
+        <w:t xml:space="preserve"> </w:t>
+      </w:r>
+      <w:proofErr w:type="spellStart"/>
+      <w:r>
+        <w:rPr>
+          <w:color w:val="00B050"/>
+          <w:lang w:val="en-US"/>
+        </w:rPr>
+        <w:t>guruhlar</w:t>
+      </w:r>
+      <w:proofErr w:type="spellEnd"/>
+      <w:r>
+        <w:rPr>
+          <w:color w:val="00B050"/>
+          <w:lang w:val="en-US"/>
+        </w:rPr>
+        <w:t xml:space="preserve">, 1,2,3...10. Har </w:t>
+      </w:r>
+      <w:proofErr w:type="spellStart"/>
+      <w:r>
+        <w:rPr>
+          <w:color w:val="00B050"/>
+          <w:lang w:val="en-US"/>
+        </w:rPr>
+        <w:t>bittasini</w:t>
+      </w:r>
+      <w:proofErr w:type="spellEnd"/>
+      <w:r>
+        <w:rPr>
+          <w:color w:val="00B050"/>
+          <w:lang w:val="en-US"/>
+        </w:rPr>
+        <w:t xml:space="preserve"> </w:t>
+      </w:r>
+      <w:proofErr w:type="spellStart"/>
+      <w:r>
+        <w:rPr>
+          <w:color w:val="00B050"/>
+          <w:lang w:val="en-US"/>
+        </w:rPr>
+        <w:t>bosganda</w:t>
+      </w:r>
+      <w:proofErr w:type="spellEnd"/>
+      <w:r>
+        <w:rPr>
+          <w:color w:val="00B050"/>
+          <w:lang w:val="en-US"/>
+        </w:rPr>
+        <w:t xml:space="preserve"> keying </w:t>
+      </w:r>
+      <w:r>
+        <w:rPr>
+          <w:color w:val="00B050"/>
+          <w:lang w:val="en-US"/>
+        </w:rPr>
+        <w:t>20</w:t>
+      </w:r>
+      <w:r>
+        <w:rPr>
+          <w:color w:val="00B050"/>
+          <w:lang w:val="en-US"/>
+        </w:rPr>
+        <w:t xml:space="preserve"> </w:t>
+      </w:r>
+      <w:proofErr w:type="spellStart"/>
+      <w:r>
+        <w:rPr>
+          <w:color w:val="00B050"/>
+          <w:lang w:val="en-US"/>
+        </w:rPr>
+        <w:t>likka</w:t>
+      </w:r>
+      <w:proofErr w:type="spellEnd"/>
+      <w:r>
+        <w:rPr>
+          <w:color w:val="00B050"/>
+          <w:lang w:val="en-US"/>
+        </w:rPr>
+        <w:t xml:space="preserve"> </w:t>
+      </w:r>
+      <w:proofErr w:type="spellStart"/>
+      <w:r>
+        <w:rPr>
+          <w:color w:val="00B050"/>
+          <w:lang w:val="en-US"/>
+        </w:rPr>
+        <w:t>o’tadi</w:t>
+      </w:r>
+      <w:proofErr w:type="spellEnd"/>
+      <w:r>
+        <w:rPr>
+          <w:color w:val="00B050"/>
+          <w:lang w:val="en-US"/>
+        </w:rPr>
+        <w:t>.</w:t>
+      </w:r>
     </w:p>
     <w:p>
       <w:pPr>
@@ -4681,41 +5003,32 @@
           <w:color w:val="00B050"/>
           <w:lang w:val="en-US"/>
         </w:rPr>
-        <w:t>Connectionni</w:t>
-      </w:r>
-      <w:proofErr w:type="spellEnd"/>
-      <w:r>
-        <w:rPr>
-          <w:color w:val="00B050"/>
-          <w:lang w:val="en-US"/>
-        </w:rPr>
-        <w:t xml:space="preserve"> </w:t>
-      </w:r>
-      <w:proofErr w:type="spellStart"/>
-      <w:r>
-        <w:rPr>
-          <w:color w:val="00B050"/>
-          <w:lang w:val="en-US"/>
-        </w:rPr>
-        <w:t>o’zida</w:t>
-      </w:r>
-      <w:proofErr w:type="spellEnd"/>
-      <w:r>
-        <w:rPr>
-          <w:color w:val="00B050"/>
-          <w:lang w:val="en-US"/>
-        </w:rPr>
-        <w:t xml:space="preserve"> [</w:t>
-      </w:r>
-      <w:proofErr w:type="spellStart"/>
-      <w:r>
-        <w:rPr>
-          <w:color w:val="00B050"/>
-          <w:lang w:val="en-US"/>
-        </w:rPr>
-        <w:t>first_name</w:t>
-      </w:r>
-      <w:proofErr w:type="spellEnd"/>
+        <w:t>Bitta</w:t>
+      </w:r>
+      <w:proofErr w:type="spellEnd"/>
+      <w:r>
+        <w:rPr>
+          <w:color w:val="00B050"/>
+          <w:lang w:val="en-US"/>
+        </w:rPr>
+        <w:t xml:space="preserve"> </w:t>
+      </w:r>
+      <w:proofErr w:type="spellStart"/>
+      <w:r>
+        <w:rPr>
+          <w:color w:val="00B050"/>
+          <w:lang w:val="en-US"/>
+        </w:rPr>
+        <w:t>qatorda</w:t>
+      </w:r>
+      <w:proofErr w:type="spellEnd"/>
+      <w:r>
+        <w:rPr>
+          <w:color w:val="00B050"/>
+          <w:lang w:val="en-US"/>
+        </w:rPr>
+        <w:t xml:space="preserve"> [title</w:t>
+      </w:r>
       <w:r>
         <w:rPr>
           <w:color w:val="00B050"/>
@@ -4729,47 +5042,45 @@
           <w:color w:val="00B050"/>
           <w:lang w:val="en-US"/>
         </w:rPr>
-        <w:t>last_name</w:t>
-      </w:r>
-      <w:proofErr w:type="spellEnd"/>
-      <w:r>
-        <w:rPr>
-          <w:color w:val="00B050"/>
-          <w:lang w:val="en-US"/>
-        </w:rPr>
-        <w:t xml:space="preserve">, job, </w:t>
-      </w:r>
-      <w:proofErr w:type="spellStart"/>
-      <w:r>
-        <w:rPr>
-          <w:color w:val="00B050"/>
-          <w:lang w:val="en-US"/>
-        </w:rPr>
-        <w:t>who_for_me</w:t>
-      </w:r>
-      <w:proofErr w:type="spellEnd"/>
-      <w:r>
-        <w:rPr>
-          <w:color w:val="00B050"/>
-          <w:lang w:val="en-US"/>
-        </w:rPr>
-        <w:t xml:space="preserve"> </w:t>
-      </w:r>
-      <w:proofErr w:type="spellStart"/>
-      <w:r>
-        <w:rPr>
-          <w:color w:val="00B050"/>
-          <w:lang w:val="en-US"/>
-        </w:rPr>
-        <w:t>ko’rsatiladi</w:t>
-      </w:r>
-      <w:proofErr w:type="spellEnd"/>
-      <w:r>
-        <w:rPr>
-          <w:color w:val="00B050"/>
-          <w:lang w:val="en-US"/>
-        </w:rPr>
-        <w:t>]</w:t>
+        <w:t>diiculty_</w:t>
+      </w:r>
+      <w:proofErr w:type="gramStart"/>
+      <w:r>
+        <w:rPr>
+          <w:color w:val="00B050"/>
+          <w:lang w:val="en-US"/>
+        </w:rPr>
+        <w:t>level</w:t>
+      </w:r>
+      <w:proofErr w:type="spellEnd"/>
+      <w:r>
+        <w:rPr>
+          <w:color w:val="00B050"/>
+          <w:lang w:val="en-US"/>
+        </w:rPr>
+        <w:t>(</w:t>
+      </w:r>
+      <w:proofErr w:type="gramEnd"/>
+      <w:r>
+        <w:rPr>
+          <w:color w:val="00B050"/>
+          <w:lang w:val="en-US"/>
+        </w:rPr>
+        <w:t>easy, hard, medium</w:t>
+      </w:r>
+      <w:r>
+        <w:rPr>
+          <w:color w:val="00B050"/>
+          <w:lang w:val="en-US"/>
+        </w:rPr>
+        <w:t>)</w:t>
+      </w:r>
+      <w:r>
+        <w:rPr>
+          <w:color w:val="00B050"/>
+          <w:lang w:val="en-US"/>
+        </w:rPr>
+        <w:t xml:space="preserve">] </w:t>
       </w:r>
     </w:p>
     <w:p>
@@ -4785,365 +5096,52 @@
           <w:color w:val="00B050"/>
         </w:rPr>
       </w:pPr>
-      <w:proofErr w:type="spellStart"/>
-      <w:r>
-        <w:rPr>
-          <w:color w:val="00B050"/>
-          <w:lang w:val="en-US"/>
-        </w:rPr>
-        <w:t>Bitta</w:t>
-      </w:r>
-      <w:proofErr w:type="spellEnd"/>
-      <w:r>
-        <w:rPr>
-          <w:color w:val="00B050"/>
-          <w:lang w:val="en-US"/>
-        </w:rPr>
-        <w:t xml:space="preserve"> </w:t>
-      </w:r>
-      <w:proofErr w:type="spellStart"/>
-      <w:r>
-        <w:rPr>
-          <w:color w:val="00B050"/>
-          <w:lang w:val="en-US"/>
-        </w:rPr>
-        <w:t>connectionni</w:t>
-      </w:r>
-      <w:proofErr w:type="spellEnd"/>
-      <w:r>
-        <w:rPr>
-          <w:color w:val="00B050"/>
-          <w:lang w:val="en-US"/>
-        </w:rPr>
-        <w:t xml:space="preserve"> </w:t>
-      </w:r>
-      <w:proofErr w:type="spellStart"/>
-      <w:r>
-        <w:rPr>
-          <w:color w:val="00B050"/>
-          <w:lang w:val="en-US"/>
-        </w:rPr>
-        <w:t>bosganda</w:t>
-      </w:r>
-      <w:proofErr w:type="spellEnd"/>
-      <w:r>
-        <w:rPr>
-          <w:color w:val="00B050"/>
-          <w:lang w:val="en-US"/>
-        </w:rPr>
-        <w:t xml:space="preserve"> [</w:t>
-      </w:r>
-      <w:r>
-        <w:rPr>
-          <w:color w:val="00B050"/>
-        </w:rPr>
-        <w:t>first_name, last_name, picture, birth_date, job_title, met_address, home_address, met_at, who_for_me] lar ko’rnishi kerak.</w:t>
-      </w:r>
-    </w:p>
-    <w:p>
-      <w:pPr>
-        <w:pStyle w:val="ListParagraph"/>
-        <w:numPr>
-          <w:ilvl w:val="0"/>
-          <w:numId w:val="1"/>
-        </w:numPr>
-        <w:spacing w:line="276" w:lineRule="auto"/>
-        <w:jc w:val="both"/>
-        <w:rPr>
-          <w:color w:val="00B050"/>
-          <w:lang w:val="en-US"/>
-        </w:rPr>
-      </w:pPr>
-      <w:r>
-        <w:rPr>
-          <w:color w:val="00B050"/>
-          <w:lang w:val="en-US"/>
-        </w:rPr>
-        <w:t>CV</w:t>
-      </w:r>
-    </w:p>
-    <w:p>
-      <w:pPr>
-        <w:pStyle w:val="ListParagraph"/>
-        <w:numPr>
-          <w:ilvl w:val="1"/>
-          <w:numId w:val="1"/>
-        </w:numPr>
-        <w:spacing w:line="276" w:lineRule="auto"/>
-        <w:jc w:val="both"/>
-        <w:rPr>
-          <w:color w:val="00B050"/>
-          <w:lang w:val="en-US"/>
-        </w:rPr>
-      </w:pPr>
-      <w:r>
-        <w:rPr>
-          <w:color w:val="00B050"/>
-          <w:lang w:val="en-US"/>
-        </w:rPr>
-        <w:t xml:space="preserve"> Books ‘a’ </w:t>
-      </w:r>
-      <w:proofErr w:type="spellStart"/>
-      <w:r>
-        <w:rPr>
-          <w:color w:val="00B050"/>
-          <w:lang w:val="en-US"/>
-        </w:rPr>
-        <w:t>bilan</w:t>
-      </w:r>
-      <w:proofErr w:type="spellEnd"/>
-      <w:r>
-        <w:rPr>
-          <w:color w:val="00B050"/>
-          <w:lang w:val="en-US"/>
-        </w:rPr>
-        <w:t xml:space="preserve"> </w:t>
-      </w:r>
-      <w:proofErr w:type="spellStart"/>
-      <w:r>
-        <w:rPr>
-          <w:color w:val="00B050"/>
-          <w:lang w:val="en-US"/>
-        </w:rPr>
-        <w:t>bir</w:t>
-      </w:r>
-      <w:proofErr w:type="spellEnd"/>
-      <w:r>
-        <w:rPr>
-          <w:color w:val="00B050"/>
-          <w:lang w:val="en-US"/>
-        </w:rPr>
-        <w:t xml:space="preserve"> </w:t>
-      </w:r>
-      <w:proofErr w:type="spellStart"/>
-      <w:r>
-        <w:rPr>
-          <w:color w:val="00B050"/>
-          <w:lang w:val="en-US"/>
-        </w:rPr>
-        <w:t>xil</w:t>
-      </w:r>
-      <w:proofErr w:type="spellEnd"/>
-    </w:p>
-    <w:p>
-      <w:pPr>
-        <w:pStyle w:val="ListParagraph"/>
-        <w:numPr>
-          <w:ilvl w:val="1"/>
-          <w:numId w:val="1"/>
-        </w:numPr>
-        <w:spacing w:line="276" w:lineRule="auto"/>
-        <w:jc w:val="both"/>
-        <w:rPr>
-          <w:color w:val="00B050"/>
-          <w:lang w:val="en-US"/>
-        </w:rPr>
-      </w:pPr>
-      <w:r>
-        <w:rPr>
-          <w:color w:val="00B050"/>
-          <w:lang w:val="en-US"/>
-        </w:rPr>
-        <w:t xml:space="preserve"> Books ‘b’ </w:t>
-      </w:r>
-      <w:proofErr w:type="spellStart"/>
-      <w:r>
-        <w:rPr>
-          <w:color w:val="00B050"/>
-          <w:lang w:val="en-US"/>
-        </w:rPr>
-        <w:t>bilan</w:t>
-      </w:r>
-      <w:proofErr w:type="spellEnd"/>
-      <w:r>
-        <w:rPr>
-          <w:color w:val="00B050"/>
-          <w:lang w:val="en-US"/>
-        </w:rPr>
-        <w:t xml:space="preserve"> </w:t>
-      </w:r>
-      <w:proofErr w:type="spellStart"/>
-      <w:r>
-        <w:rPr>
-          <w:color w:val="00B050"/>
-          <w:lang w:val="en-US"/>
-        </w:rPr>
-        <w:t>bir</w:t>
-      </w:r>
-      <w:proofErr w:type="spellEnd"/>
-      <w:r>
-        <w:rPr>
-          <w:color w:val="00B050"/>
-          <w:lang w:val="en-US"/>
-        </w:rPr>
-        <w:t xml:space="preserve"> </w:t>
-      </w:r>
-      <w:proofErr w:type="spellStart"/>
-      <w:r>
-        <w:rPr>
-          <w:color w:val="00B050"/>
-          <w:lang w:val="en-US"/>
-        </w:rPr>
-        <w:t>xil</w:t>
-      </w:r>
-      <w:proofErr w:type="spellEnd"/>
-    </w:p>
-    <w:p>
-      <w:pPr>
-        <w:pStyle w:val="ListParagraph"/>
-        <w:numPr>
-          <w:ilvl w:val="1"/>
-          <w:numId w:val="1"/>
-        </w:numPr>
-        <w:spacing w:line="276" w:lineRule="auto"/>
-        <w:jc w:val="both"/>
-        <w:rPr>
-          <w:color w:val="00B050"/>
-          <w:lang w:val="en-US"/>
-        </w:rPr>
-      </w:pPr>
-      <w:r>
-        <w:rPr>
-          <w:color w:val="00B050"/>
-          <w:lang w:val="en-US"/>
-        </w:rPr>
-        <w:t xml:space="preserve"> CV </w:t>
-      </w:r>
-      <w:proofErr w:type="spellStart"/>
-      <w:r>
-        <w:rPr>
-          <w:color w:val="00B050"/>
-          <w:lang w:val="en-US"/>
-        </w:rPr>
-        <w:t>nii</w:t>
-      </w:r>
-      <w:proofErr w:type="spellEnd"/>
-      <w:r>
-        <w:rPr>
-          <w:color w:val="00B050"/>
-          <w:lang w:val="en-US"/>
-        </w:rPr>
-        <w:t xml:space="preserve"> </w:t>
-      </w:r>
-      <w:proofErr w:type="spellStart"/>
-      <w:r>
-        <w:rPr>
-          <w:color w:val="00B050"/>
-          <w:lang w:val="en-US"/>
-        </w:rPr>
-        <w:t>o’zida</w:t>
-      </w:r>
-      <w:proofErr w:type="spellEnd"/>
-      <w:r>
-        <w:rPr>
-          <w:color w:val="00B050"/>
-          <w:lang w:val="en-US"/>
-        </w:rPr>
-        <w:t xml:space="preserve"> [title, project name, </w:t>
-      </w:r>
-      <w:proofErr w:type="spellStart"/>
-      <w:r>
-        <w:rPr>
-          <w:color w:val="00B050"/>
-          <w:lang w:val="en-US"/>
-        </w:rPr>
-        <w:t>is_</w:t>
-      </w:r>
-      <w:proofErr w:type="gramStart"/>
-      <w:r>
-        <w:rPr>
-          <w:color w:val="00B050"/>
-          <w:lang w:val="en-US"/>
-        </w:rPr>
-        <w:t>working</w:t>
-      </w:r>
-      <w:proofErr w:type="spellEnd"/>
-      <w:r>
-        <w:rPr>
-          <w:color w:val="00B050"/>
-          <w:lang w:val="en-US"/>
-        </w:rPr>
-        <w:t>(</w:t>
-      </w:r>
-      <w:proofErr w:type="gramEnd"/>
-      <w:r>
-        <w:rPr>
-          <w:color w:val="00B050"/>
-          <w:lang w:val="en-US"/>
-        </w:rPr>
-        <w:t xml:space="preserve">true or false </w:t>
-      </w:r>
-      <w:proofErr w:type="spellStart"/>
-      <w:r>
-        <w:rPr>
-          <w:color w:val="00B050"/>
-          <w:lang w:val="en-US"/>
-        </w:rPr>
-        <w:t>ligii</w:t>
-      </w:r>
-      <w:proofErr w:type="spellEnd"/>
-      <w:r>
-        <w:rPr>
-          <w:color w:val="00B050"/>
-          <w:lang w:val="en-US"/>
-        </w:rPr>
-        <w:t xml:space="preserve"> </w:t>
-      </w:r>
-      <w:proofErr w:type="spellStart"/>
-      <w:r>
-        <w:rPr>
-          <w:color w:val="00B050"/>
-          <w:lang w:val="en-US"/>
-        </w:rPr>
-        <w:t>bildiruvchi</w:t>
-      </w:r>
-      <w:proofErr w:type="spellEnd"/>
-      <w:r>
-        <w:rPr>
-          <w:color w:val="00B050"/>
-          <w:lang w:val="en-US"/>
-        </w:rPr>
-        <w:t xml:space="preserve"> </w:t>
-      </w:r>
-      <w:proofErr w:type="spellStart"/>
-      <w:r>
-        <w:rPr>
-          <w:color w:val="00B050"/>
-          <w:lang w:val="en-US"/>
-        </w:rPr>
-        <w:t>belgi</w:t>
-      </w:r>
-      <w:proofErr w:type="spellEnd"/>
-      <w:r>
-        <w:rPr>
-          <w:color w:val="00B050"/>
-          <w:lang w:val="en-US"/>
-        </w:rPr>
-        <w:t xml:space="preserve">)] </w:t>
-      </w:r>
-      <w:proofErr w:type="spellStart"/>
-      <w:r>
-        <w:rPr>
-          <w:color w:val="00B050"/>
-          <w:lang w:val="en-US"/>
-        </w:rPr>
-        <w:t>ko’rinishi</w:t>
-      </w:r>
-      <w:proofErr w:type="spellEnd"/>
-      <w:r>
-        <w:rPr>
-          <w:color w:val="00B050"/>
-          <w:lang w:val="en-US"/>
-        </w:rPr>
-        <w:t xml:space="preserve"> </w:t>
-      </w:r>
-      <w:proofErr w:type="spellStart"/>
-      <w:r>
-        <w:rPr>
-          <w:color w:val="00B050"/>
-          <w:lang w:val="en-US"/>
-        </w:rPr>
-        <w:t>kerak</w:t>
+      <w:r>
+        <w:rPr>
+          <w:color w:val="00B050"/>
+          <w:lang w:val="en-US"/>
+        </w:rPr>
+        <w:t xml:space="preserve"> </w:t>
+      </w:r>
+      <w:proofErr w:type="spellStart"/>
+      <w:r>
+        <w:rPr>
+          <w:color w:val="00B050"/>
+          <w:lang w:val="en-US"/>
+        </w:rPr>
+        <w:t>Problemni</w:t>
+      </w:r>
+      <w:proofErr w:type="spellEnd"/>
+      <w:r>
+        <w:rPr>
+          <w:color w:val="00B050"/>
+          <w:lang w:val="en-US"/>
+        </w:rPr>
+        <w:t xml:space="preserve"> </w:t>
+      </w:r>
+      <w:proofErr w:type="spellStart"/>
+      <w:r>
+        <w:rPr>
+          <w:color w:val="00B050"/>
+          <w:lang w:val="en-US"/>
+        </w:rPr>
+        <w:t>to’liq</w:t>
+      </w:r>
+      <w:proofErr w:type="spellEnd"/>
+      <w:r>
+        <w:rPr>
+          <w:color w:val="00B050"/>
+          <w:lang w:val="en-US"/>
+        </w:rPr>
+        <w:t xml:space="preserve"> </w:t>
+      </w:r>
+      <w:proofErr w:type="spellStart"/>
+      <w:r>
+        <w:rPr>
+          <w:color w:val="00B050"/>
+          <w:lang w:val="en-US"/>
+        </w:rPr>
+        <w:t>ochganda</w:t>
       </w:r>
       <w:proofErr w:type="spellEnd"/>
       <w:r>
@@ -5153,1074 +5151,6 @@
         </w:rPr>
         <w:t>.</w:t>
       </w:r>
-    </w:p>
-    <w:p>
-      <w:pPr>
-        <w:pStyle w:val="ListParagraph"/>
-        <w:numPr>
-          <w:ilvl w:val="1"/>
-          <w:numId w:val="1"/>
-        </w:numPr>
-        <w:spacing w:line="276" w:lineRule="auto"/>
-        <w:jc w:val="both"/>
-        <w:rPr>
-          <w:color w:val="00B050"/>
-        </w:rPr>
-      </w:pPr>
-      <w:r>
-        <w:rPr>
-          <w:color w:val="00B050"/>
-          <w:lang w:val="en-US"/>
-        </w:rPr>
-        <w:t xml:space="preserve"> CV </w:t>
-      </w:r>
-      <w:proofErr w:type="spellStart"/>
-      <w:r>
-        <w:rPr>
-          <w:color w:val="00B050"/>
-          <w:lang w:val="en-US"/>
-        </w:rPr>
-        <w:t>ni</w:t>
-      </w:r>
-      <w:proofErr w:type="spellEnd"/>
-      <w:r>
-        <w:rPr>
-          <w:color w:val="00B050"/>
-          <w:lang w:val="en-US"/>
-        </w:rPr>
-        <w:t xml:space="preserve"> </w:t>
-      </w:r>
-      <w:proofErr w:type="spellStart"/>
-      <w:r>
-        <w:rPr>
-          <w:color w:val="00B050"/>
-          <w:lang w:val="en-US"/>
-        </w:rPr>
-        <w:t>bittasini</w:t>
-      </w:r>
-      <w:proofErr w:type="spellEnd"/>
-      <w:r>
-        <w:rPr>
-          <w:color w:val="00B050"/>
-          <w:lang w:val="en-US"/>
-        </w:rPr>
-        <w:t xml:space="preserve"> </w:t>
-      </w:r>
-      <w:proofErr w:type="spellStart"/>
-      <w:r>
-        <w:rPr>
-          <w:color w:val="00B050"/>
-          <w:lang w:val="en-US"/>
-        </w:rPr>
-        <w:t>bosganda</w:t>
-      </w:r>
-      <w:proofErr w:type="spellEnd"/>
-      <w:r>
-        <w:rPr>
-          <w:color w:val="00B050"/>
-          <w:lang w:val="en-US"/>
-        </w:rPr>
-        <w:t xml:space="preserve"> [</w:t>
-      </w:r>
-      <w:r>
-        <w:rPr>
-          <w:color w:val="00B050"/>
-        </w:rPr>
-        <w:t xml:space="preserve">title, </w:t>
-      </w:r>
-      <w:proofErr w:type="gramStart"/>
-      <w:r>
-        <w:rPr>
-          <w:color w:val="00B050"/>
-        </w:rPr>
-        <w:t>description ,picture</w:t>
-      </w:r>
-      <w:proofErr w:type="gramEnd"/>
-      <w:r>
-        <w:rPr>
-          <w:color w:val="00B050"/>
-        </w:rPr>
-        <w:t>(bir nechta bo’lishi mumkin) ,file, technologies (bir nechta bo’lishi mumkin), path, project_name ,is_working] lar ko’rinishi kerak.</w:t>
-      </w:r>
-    </w:p>
-    <w:p>
-      <w:pPr>
-        <w:pStyle w:val="ListParagraph"/>
-        <w:numPr>
-          <w:ilvl w:val="0"/>
-          <w:numId w:val="1"/>
-        </w:numPr>
-        <w:spacing w:line="276" w:lineRule="auto"/>
-        <w:jc w:val="both"/>
-        <w:rPr>
-          <w:color w:val="00B050"/>
-          <w:lang w:val="en-US"/>
-        </w:rPr>
-      </w:pPr>
-      <w:r>
-        <w:rPr>
-          <w:color w:val="00B050"/>
-          <w:lang w:val="en-US"/>
-        </w:rPr>
-        <w:t>Problems</w:t>
-      </w:r>
-    </w:p>
-    <w:p>
-      <w:pPr>
-        <w:pStyle w:val="ListParagraph"/>
-        <w:numPr>
-          <w:ilvl w:val="1"/>
-          <w:numId w:val="1"/>
-        </w:numPr>
-        <w:spacing w:line="276" w:lineRule="auto"/>
-        <w:jc w:val="both"/>
-        <w:rPr>
-          <w:color w:val="00B050"/>
-          <w:lang w:val="en-US"/>
-        </w:rPr>
-      </w:pPr>
-      <w:r>
-        <w:rPr>
-          <w:color w:val="00B050"/>
-          <w:lang w:val="en-US"/>
-        </w:rPr>
-        <w:t xml:space="preserve"> Books “a” </w:t>
-      </w:r>
-      <w:proofErr w:type="spellStart"/>
-      <w:r>
-        <w:rPr>
-          <w:color w:val="00B050"/>
-          <w:lang w:val="en-US"/>
-        </w:rPr>
-        <w:t>bilan</w:t>
-      </w:r>
-      <w:proofErr w:type="spellEnd"/>
-      <w:r>
-        <w:rPr>
-          <w:color w:val="00B050"/>
-          <w:lang w:val="en-US"/>
-        </w:rPr>
-        <w:t xml:space="preserve"> </w:t>
-      </w:r>
-      <w:proofErr w:type="spellStart"/>
-      <w:r>
-        <w:rPr>
-          <w:color w:val="00B050"/>
-          <w:lang w:val="en-US"/>
-        </w:rPr>
-        <w:t>bir</w:t>
-      </w:r>
-      <w:proofErr w:type="spellEnd"/>
-      <w:r>
-        <w:rPr>
-          <w:color w:val="00B050"/>
-          <w:lang w:val="en-US"/>
-        </w:rPr>
-        <w:t xml:space="preserve"> </w:t>
-      </w:r>
-      <w:proofErr w:type="spellStart"/>
-      <w:r>
-        <w:rPr>
-          <w:color w:val="00B050"/>
-          <w:lang w:val="en-US"/>
-        </w:rPr>
-        <w:t>xil</w:t>
-      </w:r>
-      <w:proofErr w:type="spellEnd"/>
-    </w:p>
-    <w:p>
-      <w:pPr>
-        <w:pStyle w:val="ListParagraph"/>
-        <w:numPr>
-          <w:ilvl w:val="1"/>
-          <w:numId w:val="1"/>
-        </w:numPr>
-        <w:spacing w:line="276" w:lineRule="auto"/>
-        <w:jc w:val="both"/>
-        <w:rPr>
-          <w:color w:val="00B050"/>
-          <w:lang w:val="en-US"/>
-        </w:rPr>
-      </w:pPr>
-      <w:r>
-        <w:rPr>
-          <w:color w:val="00B050"/>
-          <w:lang w:val="en-US"/>
-        </w:rPr>
-        <w:t xml:space="preserve">Books “b” </w:t>
-      </w:r>
-      <w:proofErr w:type="spellStart"/>
-      <w:r>
-        <w:rPr>
-          <w:color w:val="00B050"/>
-          <w:lang w:val="en-US"/>
-        </w:rPr>
-        <w:t>si</w:t>
-      </w:r>
-      <w:proofErr w:type="spellEnd"/>
-      <w:r>
-        <w:rPr>
-          <w:color w:val="00B050"/>
-          <w:lang w:val="en-US"/>
-        </w:rPr>
-        <w:t xml:space="preserve"> </w:t>
-      </w:r>
-      <w:proofErr w:type="spellStart"/>
-      <w:r>
-        <w:rPr>
-          <w:color w:val="00B050"/>
-          <w:lang w:val="en-US"/>
-        </w:rPr>
-        <w:t>bilan</w:t>
-      </w:r>
-      <w:proofErr w:type="spellEnd"/>
-      <w:r>
-        <w:rPr>
-          <w:color w:val="00B050"/>
-          <w:lang w:val="en-US"/>
-        </w:rPr>
-        <w:t xml:space="preserve"> </w:t>
-      </w:r>
-      <w:proofErr w:type="spellStart"/>
-      <w:r>
-        <w:rPr>
-          <w:color w:val="00B050"/>
-          <w:lang w:val="en-US"/>
-        </w:rPr>
-        <w:t>bir</w:t>
-      </w:r>
-      <w:proofErr w:type="spellEnd"/>
-      <w:r>
-        <w:rPr>
-          <w:color w:val="00B050"/>
-          <w:lang w:val="en-US"/>
-        </w:rPr>
-        <w:t xml:space="preserve"> </w:t>
-      </w:r>
-      <w:proofErr w:type="spellStart"/>
-      <w:r>
-        <w:rPr>
-          <w:color w:val="00B050"/>
-          <w:lang w:val="en-US"/>
-        </w:rPr>
-        <w:t>xil</w:t>
-      </w:r>
-      <w:proofErr w:type="spellEnd"/>
-    </w:p>
-    <w:p>
-      <w:pPr>
-        <w:pStyle w:val="ListParagraph"/>
-        <w:numPr>
-          <w:ilvl w:val="1"/>
-          <w:numId w:val="1"/>
-        </w:numPr>
-        <w:spacing w:line="276" w:lineRule="auto"/>
-        <w:jc w:val="both"/>
-        <w:rPr>
-          <w:color w:val="00B050"/>
-          <w:lang w:val="en-US"/>
-        </w:rPr>
-      </w:pPr>
-      <w:r>
-        <w:rPr>
-          <w:color w:val="00B050"/>
-          <w:lang w:val="en-US"/>
-        </w:rPr>
-        <w:t xml:space="preserve"> </w:t>
-      </w:r>
-      <w:proofErr w:type="spellStart"/>
-      <w:r>
-        <w:rPr>
-          <w:color w:val="00B050"/>
-          <w:lang w:val="en-US"/>
-        </w:rPr>
-        <w:t>Bitta</w:t>
-      </w:r>
-      <w:proofErr w:type="spellEnd"/>
-      <w:r>
-        <w:rPr>
-          <w:color w:val="00B050"/>
-          <w:lang w:val="en-US"/>
-        </w:rPr>
-        <w:t xml:space="preserve"> </w:t>
-      </w:r>
-      <w:proofErr w:type="spellStart"/>
-      <w:r>
-        <w:rPr>
-          <w:color w:val="00B050"/>
-          <w:lang w:val="en-US"/>
-        </w:rPr>
-        <w:t>cardda</w:t>
-      </w:r>
-      <w:proofErr w:type="spellEnd"/>
-      <w:r>
-        <w:rPr>
-          <w:color w:val="00B050"/>
-          <w:lang w:val="en-US"/>
-        </w:rPr>
-        <w:t xml:space="preserve"> [title, 100 ta </w:t>
-      </w:r>
-      <w:proofErr w:type="spellStart"/>
-      <w:r>
-        <w:rPr>
-          <w:color w:val="00B050"/>
-          <w:lang w:val="en-US"/>
-        </w:rPr>
-        <w:t>so’zdan</w:t>
-      </w:r>
-      <w:proofErr w:type="spellEnd"/>
-      <w:r>
-        <w:rPr>
-          <w:color w:val="00B050"/>
-          <w:lang w:val="en-US"/>
-        </w:rPr>
-        <w:t xml:space="preserve"> </w:t>
-      </w:r>
-      <w:proofErr w:type="spellStart"/>
-      <w:r>
-        <w:rPr>
-          <w:color w:val="00B050"/>
-          <w:lang w:val="en-US"/>
-        </w:rPr>
-        <w:t>ko’p</w:t>
-      </w:r>
-      <w:proofErr w:type="spellEnd"/>
-      <w:r>
-        <w:rPr>
-          <w:color w:val="00B050"/>
-          <w:lang w:val="en-US"/>
-        </w:rPr>
-        <w:t xml:space="preserve"> </w:t>
-      </w:r>
-      <w:proofErr w:type="spellStart"/>
-      <w:r>
-        <w:rPr>
-          <w:color w:val="00B050"/>
-          <w:lang w:val="en-US"/>
-        </w:rPr>
-        <w:t>bo’lmagan</w:t>
-      </w:r>
-      <w:proofErr w:type="spellEnd"/>
-      <w:r>
-        <w:rPr>
-          <w:color w:val="00B050"/>
-          <w:lang w:val="en-US"/>
-        </w:rPr>
-        <w:t xml:space="preserve"> description, </w:t>
-      </w:r>
-      <w:proofErr w:type="spellStart"/>
-      <w:r>
-        <w:rPr>
-          <w:color w:val="00B050"/>
-          <w:lang w:val="en-US"/>
-        </w:rPr>
-        <w:t>diiculty_</w:t>
-      </w:r>
-      <w:proofErr w:type="gramStart"/>
-      <w:r>
-        <w:rPr>
-          <w:color w:val="00B050"/>
-          <w:lang w:val="en-US"/>
-        </w:rPr>
-        <w:t>level</w:t>
-      </w:r>
-      <w:proofErr w:type="spellEnd"/>
-      <w:r>
-        <w:rPr>
-          <w:color w:val="00B050"/>
-          <w:lang w:val="en-US"/>
-        </w:rPr>
-        <w:t>(</w:t>
-      </w:r>
-      <w:proofErr w:type="gramEnd"/>
-      <w:r>
-        <w:rPr>
-          <w:color w:val="00B050"/>
-          <w:lang w:val="en-US"/>
-        </w:rPr>
-        <w:t>easy, hard, medium), theme</w:t>
-      </w:r>
-      <w:r>
-        <w:rPr>
-          <w:color w:val="00B050"/>
-          <w:lang w:val="en-US"/>
-        </w:rPr>
-        <w:t>(</w:t>
-      </w:r>
-      <w:proofErr w:type="spellStart"/>
-      <w:r>
-        <w:rPr>
-          <w:color w:val="00B050"/>
-          <w:lang w:val="en-US"/>
-        </w:rPr>
-        <w:t>istalgancha</w:t>
-      </w:r>
-      <w:proofErr w:type="spellEnd"/>
-      <w:r>
-        <w:rPr>
-          <w:color w:val="00B050"/>
-          <w:lang w:val="en-US"/>
-        </w:rPr>
-        <w:t xml:space="preserve"> </w:t>
-      </w:r>
-      <w:proofErr w:type="spellStart"/>
-      <w:r>
-        <w:rPr>
-          <w:color w:val="00B050"/>
-          <w:lang w:val="en-US"/>
-        </w:rPr>
-        <w:t>bo’lishi</w:t>
-      </w:r>
-      <w:proofErr w:type="spellEnd"/>
-      <w:r>
-        <w:rPr>
-          <w:color w:val="00B050"/>
-          <w:lang w:val="en-US"/>
-        </w:rPr>
-        <w:t xml:space="preserve"> </w:t>
-      </w:r>
-      <w:proofErr w:type="spellStart"/>
-      <w:r>
-        <w:rPr>
-          <w:color w:val="00B050"/>
-          <w:lang w:val="en-US"/>
-        </w:rPr>
-        <w:t>mumkin</w:t>
-      </w:r>
-      <w:proofErr w:type="spellEnd"/>
-      <w:r>
-        <w:rPr>
-          <w:color w:val="00B050"/>
-          <w:lang w:val="en-US"/>
-        </w:rPr>
-        <w:t xml:space="preserve">), </w:t>
-      </w:r>
-      <w:r>
-        <w:rPr>
-          <w:color w:val="00B050"/>
-          <w:lang w:val="en-US"/>
-        </w:rPr>
-        <w:t xml:space="preserve">] </w:t>
-      </w:r>
-    </w:p>
-    <w:p>
-      <w:pPr>
-        <w:pStyle w:val="ListParagraph"/>
-        <w:numPr>
-          <w:ilvl w:val="1"/>
-          <w:numId w:val="1"/>
-        </w:numPr>
-        <w:spacing w:line="276" w:lineRule="auto"/>
-        <w:jc w:val="both"/>
-        <w:rPr>
-          <w:color w:val="00B050"/>
-        </w:rPr>
-      </w:pPr>
-      <w:r>
-        <w:rPr>
-          <w:color w:val="00B050"/>
-          <w:lang w:val="en-US"/>
-        </w:rPr>
-        <w:lastRenderedPageBreak/>
-        <w:t xml:space="preserve"> </w:t>
-      </w:r>
-      <w:proofErr w:type="spellStart"/>
-      <w:r>
-        <w:rPr>
-          <w:color w:val="00B050"/>
-          <w:lang w:val="en-US"/>
-        </w:rPr>
-        <w:t>Cardni</w:t>
-      </w:r>
-      <w:proofErr w:type="spellEnd"/>
-      <w:r>
-        <w:rPr>
-          <w:color w:val="00B050"/>
-          <w:lang w:val="en-US"/>
-        </w:rPr>
-        <w:t xml:space="preserve"> </w:t>
-      </w:r>
-      <w:proofErr w:type="spellStart"/>
-      <w:r>
-        <w:rPr>
-          <w:color w:val="00B050"/>
-          <w:lang w:val="en-US"/>
-        </w:rPr>
-        <w:t>to’liq</w:t>
-      </w:r>
-      <w:proofErr w:type="spellEnd"/>
-      <w:r>
-        <w:rPr>
-          <w:color w:val="00B050"/>
-          <w:lang w:val="en-US"/>
-        </w:rPr>
-        <w:t xml:space="preserve"> </w:t>
-      </w:r>
-      <w:proofErr w:type="spellStart"/>
-      <w:r>
-        <w:rPr>
-          <w:color w:val="00B050"/>
-          <w:lang w:val="en-US"/>
-        </w:rPr>
-        <w:t>ochganda</w:t>
-      </w:r>
-      <w:proofErr w:type="spellEnd"/>
-      <w:r>
-        <w:rPr>
-          <w:color w:val="00B050"/>
-          <w:lang w:val="en-US"/>
-        </w:rPr>
-        <w:t xml:space="preserve"> [</w:t>
-      </w:r>
-      <w:r>
-        <w:rPr>
-          <w:color w:val="00B050"/>
-        </w:rPr>
-        <w:t xml:space="preserve">title, description, notes, constraints, solution, difficulty, </w:t>
-      </w:r>
-      <w:proofErr w:type="gramStart"/>
-      <w:r>
-        <w:rPr>
-          <w:color w:val="00B050"/>
-        </w:rPr>
-        <w:t>images(</w:t>
-      </w:r>
-      <w:proofErr w:type="gramEnd"/>
-      <w:r>
-        <w:rPr>
-          <w:color w:val="00B050"/>
-        </w:rPr>
-        <w:t>bir nechta bo’lishi mumkin), examples(bunda input, output va descriptionni o’z ichiga oladi va bir nechta bo’lishi mumkin ), topics(bir nechta bo’lishi mumkin), hints(bir nechta bo’lishi mumkin), files(fileni yuklab olish uchun button bo’lishi kerak, har doimo ham fayl bo’lmaydi), theme</w:t>
-      </w:r>
-      <w:r>
-        <w:rPr>
-          <w:color w:val="00B050"/>
-        </w:rPr>
-        <w:t>(bir nechta bo’lishi mumkin)</w:t>
-      </w:r>
-      <w:r>
-        <w:rPr>
-          <w:color w:val="00B050"/>
-          <w:lang w:val="en-US"/>
-        </w:rPr>
-        <w:t xml:space="preserve">] lar </w:t>
-      </w:r>
-      <w:proofErr w:type="spellStart"/>
-      <w:r>
-        <w:rPr>
-          <w:color w:val="00B050"/>
-          <w:lang w:val="en-US"/>
-        </w:rPr>
-        <w:t>ko’rinishi</w:t>
-      </w:r>
-      <w:proofErr w:type="spellEnd"/>
-      <w:r>
-        <w:rPr>
-          <w:color w:val="00B050"/>
-          <w:lang w:val="en-US"/>
-        </w:rPr>
-        <w:t xml:space="preserve"> </w:t>
-      </w:r>
-      <w:proofErr w:type="spellStart"/>
-      <w:r>
-        <w:rPr>
-          <w:color w:val="00B050"/>
-          <w:lang w:val="en-US"/>
-        </w:rPr>
-        <w:t>kerak</w:t>
-      </w:r>
-      <w:proofErr w:type="spellEnd"/>
-      <w:r>
-        <w:rPr>
-          <w:color w:val="00B050"/>
-          <w:lang w:val="en-US"/>
-        </w:rPr>
-        <w:t>.</w:t>
-      </w:r>
-    </w:p>
-    <w:p>
-      <w:pPr>
-        <w:pStyle w:val="ListParagraph"/>
-        <w:numPr>
-          <w:ilvl w:val="0"/>
-          <w:numId w:val="1"/>
-        </w:numPr>
-        <w:spacing w:line="276" w:lineRule="auto"/>
-        <w:jc w:val="both"/>
-        <w:rPr>
-          <w:color w:val="00B050"/>
-        </w:rPr>
-      </w:pPr>
-      <w:proofErr w:type="spellStart"/>
-      <w:r>
-        <w:rPr>
-          <w:color w:val="00B050"/>
-          <w:lang w:val="en-US"/>
-        </w:rPr>
-        <w:t>Contactw</w:t>
-      </w:r>
-      <w:proofErr w:type="spellEnd"/>
-    </w:p>
-    <w:p>
-      <w:pPr>
-        <w:pStyle w:val="ListParagraph"/>
-        <w:numPr>
-          <w:ilvl w:val="1"/>
-          <w:numId w:val="1"/>
-        </w:numPr>
-        <w:spacing w:line="276" w:lineRule="auto"/>
-        <w:jc w:val="both"/>
-        <w:rPr>
-          <w:color w:val="00B050"/>
-        </w:rPr>
-      </w:pPr>
-      <w:proofErr w:type="spellStart"/>
-      <w:r>
-        <w:rPr>
-          <w:color w:val="00B050"/>
-          <w:lang w:val="en-US"/>
-        </w:rPr>
-        <w:t>Bog’lanish</w:t>
-      </w:r>
-      <w:proofErr w:type="spellEnd"/>
-      <w:r>
-        <w:rPr>
-          <w:color w:val="00B050"/>
-          <w:lang w:val="en-US"/>
-        </w:rPr>
-        <w:t xml:space="preserve"> </w:t>
-      </w:r>
-      <w:proofErr w:type="spellStart"/>
-      <w:r>
-        <w:rPr>
-          <w:color w:val="00B050"/>
-          <w:lang w:val="en-US"/>
-        </w:rPr>
-        <w:t>uchun</w:t>
-      </w:r>
-      <w:proofErr w:type="spellEnd"/>
-      <w:r>
-        <w:rPr>
-          <w:color w:val="00B050"/>
-          <w:lang w:val="en-US"/>
-        </w:rPr>
-        <w:t xml:space="preserve"> email, </w:t>
-      </w:r>
-      <w:proofErr w:type="spellStart"/>
-      <w:r>
-        <w:rPr>
-          <w:color w:val="00B050"/>
-          <w:lang w:val="en-US"/>
-        </w:rPr>
-        <w:t>telefon</w:t>
-      </w:r>
-      <w:proofErr w:type="spellEnd"/>
-      <w:r>
-        <w:rPr>
-          <w:color w:val="00B050"/>
-          <w:lang w:val="en-US"/>
-        </w:rPr>
-        <w:t xml:space="preserve"> </w:t>
-      </w:r>
-      <w:proofErr w:type="spellStart"/>
-      <w:r>
-        <w:rPr>
-          <w:color w:val="00B050"/>
-          <w:lang w:val="en-US"/>
-        </w:rPr>
-        <w:t>raqam</w:t>
-      </w:r>
-      <w:proofErr w:type="spellEnd"/>
-      <w:r>
-        <w:rPr>
-          <w:color w:val="00B050"/>
-          <w:lang w:val="en-US"/>
-        </w:rPr>
-        <w:t xml:space="preserve">, 8 ta social </w:t>
-      </w:r>
-      <w:proofErr w:type="spellStart"/>
-      <w:r>
-        <w:rPr>
-          <w:color w:val="00B050"/>
-          <w:lang w:val="en-US"/>
-        </w:rPr>
-        <w:t>medi</w:t>
-      </w:r>
-      <w:proofErr w:type="spellEnd"/>
-      <w:r>
-        <w:rPr>
-          <w:color w:val="00B050"/>
-          <w:lang w:val="en-US"/>
-        </w:rPr>
-        <w:t xml:space="preserve"> icon, </w:t>
-      </w:r>
-      <w:proofErr w:type="spellStart"/>
-      <w:r>
-        <w:rPr>
-          <w:color w:val="00B050"/>
-          <w:lang w:val="en-US"/>
-        </w:rPr>
-        <w:t>yokida</w:t>
-      </w:r>
-      <w:proofErr w:type="spellEnd"/>
-      <w:r>
-        <w:rPr>
-          <w:color w:val="00B050"/>
-          <w:lang w:val="en-US"/>
-        </w:rPr>
-        <w:t xml:space="preserve"> custom </w:t>
-      </w:r>
-      <w:proofErr w:type="spellStart"/>
-      <w:r>
-        <w:rPr>
-          <w:color w:val="00B050"/>
-          <w:lang w:val="en-US"/>
-        </w:rPr>
-        <w:t>yozishi</w:t>
-      </w:r>
-      <w:proofErr w:type="spellEnd"/>
-      <w:r>
-        <w:rPr>
-          <w:color w:val="00B050"/>
-          <w:lang w:val="en-US"/>
-        </w:rPr>
-        <w:t xml:space="preserve"> </w:t>
-      </w:r>
-      <w:proofErr w:type="spellStart"/>
-      <w:r>
-        <w:rPr>
-          <w:color w:val="00B050"/>
-          <w:lang w:val="en-US"/>
-        </w:rPr>
-        <w:t>mumkin</w:t>
-      </w:r>
-      <w:proofErr w:type="spellEnd"/>
-      <w:r>
-        <w:rPr>
-          <w:color w:val="00B050"/>
-          <w:lang w:val="en-US"/>
-        </w:rPr>
-        <w:t xml:space="preserve">, </w:t>
-      </w:r>
-      <w:proofErr w:type="spellStart"/>
-      <w:r>
-        <w:rPr>
-          <w:color w:val="00B050"/>
-          <w:lang w:val="en-US"/>
-        </w:rPr>
-        <w:t>o’sha</w:t>
-      </w:r>
-      <w:proofErr w:type="spellEnd"/>
-      <w:r>
-        <w:rPr>
-          <w:color w:val="00B050"/>
-          <w:lang w:val="en-US"/>
-        </w:rPr>
-        <w:t xml:space="preserve"> </w:t>
-      </w:r>
-      <w:proofErr w:type="spellStart"/>
-      <w:r>
-        <w:rPr>
-          <w:color w:val="00B050"/>
-          <w:lang w:val="en-US"/>
-        </w:rPr>
-        <w:t>yerda</w:t>
-      </w:r>
-      <w:proofErr w:type="spellEnd"/>
-      <w:r>
-        <w:rPr>
-          <w:color w:val="00B050"/>
-          <w:lang w:val="en-US"/>
-        </w:rPr>
-        <w:t xml:space="preserve"> </w:t>
-      </w:r>
-      <w:proofErr w:type="spellStart"/>
-      <w:r>
-        <w:rPr>
-          <w:color w:val="00B050"/>
-          <w:lang w:val="en-US"/>
-        </w:rPr>
-        <w:t>textfieldga</w:t>
-      </w:r>
-      <w:proofErr w:type="spellEnd"/>
-      <w:r>
-        <w:rPr>
-          <w:color w:val="00B050"/>
-          <w:lang w:val="en-US"/>
-        </w:rPr>
-        <w:t xml:space="preserve"> </w:t>
-      </w:r>
-      <w:proofErr w:type="spellStart"/>
-      <w:r>
-        <w:rPr>
-          <w:color w:val="00B050"/>
-          <w:lang w:val="en-US"/>
-        </w:rPr>
-        <w:t>yozadi</w:t>
-      </w:r>
-      <w:proofErr w:type="spellEnd"/>
-      <w:r>
-        <w:rPr>
-          <w:color w:val="00B050"/>
-          <w:lang w:val="en-US"/>
-        </w:rPr>
-        <w:t>.</w:t>
-      </w:r>
-    </w:p>
-    <w:p>
-      <w:pPr>
-        <w:pStyle w:val="ListParagraph"/>
-        <w:numPr>
-          <w:ilvl w:val="0"/>
-          <w:numId w:val="1"/>
-        </w:numPr>
-        <w:spacing w:line="276" w:lineRule="auto"/>
-        <w:jc w:val="both"/>
-        <w:rPr>
-          <w:color w:val="00B050"/>
-          <w:lang w:val="en-US"/>
-        </w:rPr>
-      </w:pPr>
-      <w:r>
-        <w:rPr>
-          <w:color w:val="00B050"/>
-          <w:lang w:val="en-US"/>
-        </w:rPr>
-        <w:t>404 Page</w:t>
-      </w:r>
-    </w:p>
-    <w:p>
-      <w:pPr>
-        <w:pStyle w:val="ListParagraph"/>
-        <w:numPr>
-          <w:ilvl w:val="1"/>
-          <w:numId w:val="1"/>
-        </w:numPr>
-        <w:spacing w:line="276" w:lineRule="auto"/>
-        <w:jc w:val="both"/>
-        <w:rPr>
-          <w:color w:val="00B050"/>
-          <w:lang w:val="en-US"/>
-        </w:rPr>
-      </w:pPr>
-      <w:proofErr w:type="spellStart"/>
-      <w:r>
-        <w:rPr>
-          <w:color w:val="00B050"/>
-          <w:lang w:val="en-US"/>
-        </w:rPr>
-        <w:t>Ushbu</w:t>
-      </w:r>
-      <w:proofErr w:type="spellEnd"/>
-      <w:r>
-        <w:rPr>
-          <w:color w:val="00B050"/>
-          <w:lang w:val="en-US"/>
-        </w:rPr>
-        <w:t xml:space="preserve"> </w:t>
-      </w:r>
-      <w:proofErr w:type="spellStart"/>
-      <w:r>
-        <w:rPr>
-          <w:color w:val="00B050"/>
-          <w:lang w:val="en-US"/>
-        </w:rPr>
-        <w:t>proyektga</w:t>
-      </w:r>
-      <w:proofErr w:type="spellEnd"/>
-      <w:r>
-        <w:rPr>
-          <w:color w:val="00B050"/>
-          <w:lang w:val="en-US"/>
-        </w:rPr>
-        <w:t xml:space="preserve"> </w:t>
-      </w:r>
-      <w:proofErr w:type="spellStart"/>
-      <w:r>
-        <w:rPr>
-          <w:color w:val="00B050"/>
-          <w:lang w:val="en-US"/>
-        </w:rPr>
-        <w:t>mos</w:t>
-      </w:r>
-      <w:proofErr w:type="spellEnd"/>
-      <w:r>
-        <w:rPr>
-          <w:color w:val="00B050"/>
-          <w:lang w:val="en-US"/>
-        </w:rPr>
-        <w:t xml:space="preserve"> </w:t>
-      </w:r>
-      <w:proofErr w:type="spellStart"/>
-      <w:r>
-        <w:rPr>
-          <w:color w:val="00B050"/>
-          <w:lang w:val="en-US"/>
-        </w:rPr>
-        <w:t>holda</w:t>
-      </w:r>
-      <w:proofErr w:type="spellEnd"/>
-      <w:r>
-        <w:rPr>
-          <w:color w:val="00B050"/>
-          <w:lang w:val="en-US"/>
-        </w:rPr>
-        <w:t xml:space="preserve"> </w:t>
-      </w:r>
-      <w:proofErr w:type="gramStart"/>
-      <w:r>
-        <w:rPr>
-          <w:color w:val="00B050"/>
-          <w:lang w:val="en-US"/>
-        </w:rPr>
-        <w:t>404 page</w:t>
-      </w:r>
-      <w:proofErr w:type="gramEnd"/>
-      <w:r>
-        <w:rPr>
-          <w:color w:val="00B050"/>
-          <w:lang w:val="en-US"/>
-        </w:rPr>
-        <w:t xml:space="preserve"> </w:t>
-      </w:r>
-      <w:proofErr w:type="spellStart"/>
-      <w:r>
-        <w:rPr>
-          <w:color w:val="00B050"/>
-          <w:lang w:val="en-US"/>
-        </w:rPr>
-        <w:t>ko’rsatilishi</w:t>
-      </w:r>
-      <w:proofErr w:type="spellEnd"/>
-      <w:r>
-        <w:rPr>
-          <w:color w:val="00B050"/>
-          <w:lang w:val="en-US"/>
-        </w:rPr>
-        <w:t xml:space="preserve"> </w:t>
-      </w:r>
-      <w:proofErr w:type="spellStart"/>
-      <w:r>
-        <w:rPr>
-          <w:color w:val="00B050"/>
-          <w:lang w:val="en-US"/>
-        </w:rPr>
-        <w:t>kerak</w:t>
-      </w:r>
-      <w:proofErr w:type="spellEnd"/>
-      <w:r>
-        <w:rPr>
-          <w:color w:val="00B050"/>
-          <w:lang w:val="en-US"/>
-        </w:rPr>
-        <w:t>.</w:t>
-      </w:r>
-    </w:p>
-    <w:p>
-      <w:pPr>
-        <w:pStyle w:val="ListParagraph"/>
-        <w:numPr>
-          <w:ilvl w:val="0"/>
-          <w:numId w:val="1"/>
-        </w:numPr>
-        <w:spacing w:line="276" w:lineRule="auto"/>
-        <w:jc w:val="both"/>
-        <w:rPr>
-          <w:color w:val="00B050"/>
-          <w:lang w:val="en-US"/>
-        </w:rPr>
-      </w:pPr>
-      <w:proofErr w:type="spellStart"/>
-      <w:r>
-        <w:rPr>
-          <w:color w:val="00B050"/>
-          <w:lang w:val="en-US"/>
-        </w:rPr>
-        <w:t>Waitpage</w:t>
-      </w:r>
-      <w:proofErr w:type="spellEnd"/>
-    </w:p>
-    <w:p>
-      <w:pPr>
-        <w:pStyle w:val="ListParagraph"/>
-        <w:numPr>
-          <w:ilvl w:val="1"/>
-          <w:numId w:val="1"/>
-        </w:numPr>
-        <w:spacing w:line="276" w:lineRule="auto"/>
-        <w:jc w:val="both"/>
-        <w:rPr>
-          <w:color w:val="00B050"/>
-          <w:lang w:val="en-US"/>
-        </w:rPr>
-      </w:pPr>
-      <w:r>
-        <w:rPr>
-          <w:color w:val="00B050"/>
-          <w:lang w:val="en-US"/>
-        </w:rPr>
-        <w:t xml:space="preserve">Bu loading </w:t>
-      </w:r>
-      <w:proofErr w:type="spellStart"/>
-      <w:r>
-        <w:rPr>
-          <w:color w:val="00B050"/>
-          <w:lang w:val="en-US"/>
-        </w:rPr>
-        <w:t>bo’layotganda</w:t>
-      </w:r>
-      <w:proofErr w:type="spellEnd"/>
-      <w:r>
-        <w:rPr>
-          <w:color w:val="00B050"/>
-          <w:lang w:val="en-US"/>
-        </w:rPr>
-        <w:t xml:space="preserve"> </w:t>
-      </w:r>
-      <w:proofErr w:type="spellStart"/>
-      <w:r>
-        <w:rPr>
-          <w:color w:val="00B050"/>
-          <w:lang w:val="en-US"/>
-        </w:rPr>
-        <w:t>ko’rsatib</w:t>
-      </w:r>
-      <w:proofErr w:type="spellEnd"/>
-      <w:r>
-        <w:rPr>
-          <w:color w:val="00B050"/>
-          <w:lang w:val="en-US"/>
-        </w:rPr>
-        <w:t xml:space="preserve"> </w:t>
-      </w:r>
-      <w:proofErr w:type="spellStart"/>
-      <w:r>
-        <w:rPr>
-          <w:color w:val="00B050"/>
-          <w:lang w:val="en-US"/>
-        </w:rPr>
-        <w:t>turiladigan</w:t>
-      </w:r>
-      <w:proofErr w:type="spellEnd"/>
-      <w:r>
-        <w:rPr>
-          <w:color w:val="00B050"/>
-          <w:lang w:val="en-US"/>
-        </w:rPr>
-        <w:t xml:space="preserve"> page.</w:t>
-      </w:r>
-    </w:p>
-    <w:p>
-      <w:pPr>
-        <w:pStyle w:val="ListParagraph"/>
-        <w:spacing w:line="276" w:lineRule="auto"/>
-        <w:ind w:left="1440"/>
-        <w:jc w:val="both"/>
-        <w:rPr>
-          <w:color w:val="00B050"/>
-          <w:lang w:val="en-US"/>
-        </w:rPr>
-      </w:pPr>
     </w:p>
     <w:sectPr>
       <w:pgSz w:w="12240" w:h="15840"/>
